--- a/08-传感器电路/01-温度传感器电路/PTC热敏电阻测温电路/PTC热敏电阻测温电路.docx
+++ b/08-传感器电路/01-温度传感器电路/PTC热敏电阻测温电路/PTC热敏电阻测温电路.docx
@@ -2482,6 +2482,20 @@
     </w:p>
     <w:bookmarkEnd w:id="26"/>
     <w:bookmarkEnd w:id="27"/>
+    <w:p>
+      <w:pPr>
+        <w:spacing w:before="360"/>
+        <w:jc w:val="center"/>
+      </w:pPr>
+      <w:r>
+        <w:rPr>
+          <w:rFonts w:ascii="Times New Roman" w:hAnsi="Times New Roman"/>
+          <w:color w:val="555555"/>
+          <w:sz w:val="21"/>
+        </w:rPr>
+        <w:t>材料收集者：杜文杰</w:t>
+      </w:r>
+    </w:p>
     <w:sectPr>
       <w:headerReference r:id="rId9" w:type="default"/>
       <w:footerReference r:id="rId10" w:type="default"/>

--- a/08-传感器电路/01-温度传感器电路/PTC热敏电阻测温电路/PTC热敏电阻测温电路.docx
+++ b/08-传感器电路/01-温度传感器电路/PTC热敏电阻测温电路/PTC热敏电阻测温电路.docx
@@ -1,6 +1,6 @@
 
 <file path=word/document.xml><?xml version="1.0" encoding="utf-8"?>
-<w:document xmlns:w="http://schemas.openxmlformats.org/wordprocessingml/2006/main" xmlns:m="http://schemas.openxmlformats.org/officeDocument/2006/math" xmlns:r="http://schemas.openxmlformats.org/officeDocument/2006/relationships" xmlns:o="urn:schemas-microsoft-com:office:office" xmlns:v="urn:schemas-microsoft-com:vml" xmlns:w10="urn:schemas-microsoft-com:office:word" xmlns:a="http://schemas.openxmlformats.org/drawingml/2006/main" xmlns:pic="http://schemas.openxmlformats.org/drawingml/2006/picture" xmlns:wp="http://schemas.openxmlformats.org/drawingml/2006/wordprocessingDrawing">
+<w:document xmlns:m="http://schemas.openxmlformats.org/officeDocument/2006/math" xmlns:r="http://schemas.openxmlformats.org/officeDocument/2006/relationships" xmlns:w="http://schemas.openxmlformats.org/wordprocessingml/2006/main" xmlns:o="urn:schemas-microsoft-com:office:office" xmlns:v="urn:schemas-microsoft-com:vml" xmlns:w10="urn:schemas-microsoft-com:office:word" xmlns:a="http://schemas.openxmlformats.org/drawingml/2006/main" xmlns:pic="http://schemas.openxmlformats.org/drawingml/2006/picture" xmlns:wp="http://schemas.openxmlformats.org/drawingml/2006/wordprocessingDrawing">
   <w:body>
     <w:bookmarkStart w:id="27" w:name="ptc-热敏电阻测温电路"/>
     <w:p>
@@ -8,11 +8,14 @@
         <w:pStyle w:val="Heading1"/>
       </w:pPr>
       <w:r>
+        <w:rPr>
+          <w:rFonts w:eastAsia="黑体"/>
+        </w:rPr>
         <w:t xml:space="preserve">PTC </w:t>
       </w:r>
       <w:r>
         <w:rPr>
-          <w:rFonts w:hint="eastAsia"/>
+          <w:rFonts w:hint="eastAsia" w:eastAsia="黑体"/>
         </w:rPr>
         <w:t xml:space="preserve">热敏电阻测温电路</w:t>
       </w:r>
@@ -24,7 +27,7 @@
       </w:pPr>
       <w:r>
         <w:rPr>
-          <w:rFonts w:hint="eastAsia"/>
+          <w:rFonts w:hint="eastAsia" w:eastAsia="黑体"/>
         </w:rPr>
         <w:t xml:space="preserve">拓扑描述</w:t>
       </w:r>
@@ -35,15 +38,19 @@
       </w:pPr>
       <w:r>
         <w:rPr>
-          <w:rFonts w:hint="eastAsia"/>
+          <w:rFonts w:hint="eastAsia" w:eastAsia="黑体"/>
         </w:rPr>
         <w:t xml:space="preserve">由</w:t>
       </w:r>
       <w:r>
+        <w:rPr>
+          <w:rFonts w:eastAsia="黑体"/>
+        </w:rPr>
         <w:t xml:space="preserve"> </w:t>
       </w:r>
       <w:r>
         <w:rPr>
+          <w:rFonts w:eastAsia="黑体"/>
           <w:b/>
           <w:bCs/>
         </w:rPr>
@@ -51,7 +58,7 @@
       </w:r>
       <w:r>
         <w:rPr>
-          <w:rFonts w:hint="eastAsia"/>
+          <w:rFonts w:hint="eastAsia" w:eastAsia="黑体"/>
           <w:b/>
           <w:bCs/>
         </w:rPr>
@@ -59,6 +66,7 @@
       </w:r>
       <w:r>
         <w:rPr>
+          <w:rFonts w:eastAsia="黑体"/>
           <w:b/>
           <w:bCs/>
         </w:rPr>
@@ -85,11 +93,14 @@
         </m:sSub>
       </m:oMath>
       <w:r>
+        <w:rPr>
+          <w:rFonts w:eastAsia="黑体"/>
+        </w:rPr>
         <w:t xml:space="preserve">、</w:t>
       </w:r>
       <w:r>
         <w:rPr>
-          <w:rFonts w:hint="eastAsia"/>
+          <w:rFonts w:hint="eastAsia" w:eastAsia="黑体"/>
           <w:b/>
           <w:bCs/>
         </w:rPr>
@@ -97,6 +108,7 @@
       </w:r>
       <w:r>
         <w:rPr>
+          <w:rFonts w:eastAsia="黑体"/>
           <w:b/>
           <w:bCs/>
         </w:rPr>
@@ -108,20 +120,26 @@
         </m:r>
       </m:oMath>
       <w:r>
+        <w:rPr>
+          <w:rFonts w:eastAsia="黑体"/>
+        </w:rPr>
         <w:t xml:space="preserve"> </w:t>
       </w:r>
       <w:r>
         <w:rPr>
-          <w:rFonts w:hint="eastAsia"/>
+          <w:rFonts w:hint="eastAsia" w:eastAsia="黑体"/>
         </w:rPr>
         <w:t xml:space="preserve">与</w:t>
       </w:r>
       <w:r>
+        <w:rPr>
+          <w:rFonts w:eastAsia="黑体"/>
+        </w:rPr>
         <w:t xml:space="preserve"> </w:t>
       </w:r>
       <w:r>
         <w:rPr>
-          <w:rFonts w:hint="eastAsia"/>
+          <w:rFonts w:hint="eastAsia" w:eastAsia="黑体"/>
           <w:b/>
           <w:bCs/>
         </w:rPr>
@@ -129,6 +147,7 @@
       </w:r>
       <w:r>
         <w:rPr>
+          <w:rFonts w:eastAsia="黑体"/>
           <w:b/>
           <w:bCs/>
         </w:rPr>
@@ -136,101 +155,28 @@
       </w:r>
       <w:r>
         <w:rPr>
-          <w:rFonts w:hint="eastAsia"/>
+          <w:rFonts w:hint="eastAsia" w:eastAsia="黑体"/>
           <w:b/>
           <w:bCs/>
         </w:rPr>
         <w:t xml:space="preserve">ADC）</w:t>
       </w:r>
       <w:r>
-        <w:t xml:space="preserve"> </w:t>
-      </w:r>
-      <w:r>
         <w:rPr>
-          <w:rFonts w:hint="eastAsia"/>
-        </w:rPr>
-        <w:t xml:space="preserve">组成分压网络，另接参考电压</w:t>
-      </w:r>
-      <w:r>
-        <w:t xml:space="preserve"> </w:t>
-      </w:r>
-      <m:oMath>
-        <m:sSub>
-          <m:e>
-            <m:r>
-              <m:t>V</m:t>
-            </m:r>
-          </m:e>
-          <m:sub>
-            <m:r>
-              <m:t>r</m:t>
-            </m:r>
-            <m:r>
-              <m:t>e</m:t>
-            </m:r>
-            <m:r>
-              <m:t>f</m:t>
-            </m:r>
-          </m:sub>
-        </m:sSub>
-      </m:oMath>
-      <w:r>
-        <w:t xml:space="preserve"> </w:t>
-      </w:r>
-      <w:r>
-        <w:rPr>
-          <w:rFonts w:hint="eastAsia"/>
-        </w:rPr>
-        <w:t xml:space="preserve">与地</w:t>
-      </w:r>
-      <w:r>
-        <w:t xml:space="preserve"> </w:t>
-      </w:r>
-      <w:r>
-        <w:rPr>
-          <w:rFonts w:hint="eastAsia"/>
-        </w:rPr>
-        <w:t xml:space="preserve">GND。电路共有</w:t>
-      </w:r>
-      <w:r>
-        <w:t xml:space="preserve"> 3 </w:t>
-      </w:r>
-      <w:r>
-        <w:rPr>
-          <w:rFonts w:hint="eastAsia"/>
-        </w:rPr>
-        <w:t xml:space="preserve">个关键节点：</w:t>
-      </w:r>
-      <w:r>
-        <w:rPr>
-          <w:rFonts w:hint="eastAsia"/>
-          <w:b/>
-          <w:bCs/>
-        </w:rPr>
-        <w:t xml:space="preserve">节点①</w:t>
-      </w:r>
-      <w:r>
-        <w:rPr>
-          <w:b/>
-          <w:bCs/>
+          <w:rFonts w:eastAsia="黑体"/>
         </w:rPr>
         <w:t xml:space="preserve"> </w:t>
       </w:r>
       <w:r>
         <w:rPr>
-          <w:rFonts w:hint="eastAsia"/>
-          <w:b/>
-          <w:bCs/>
+          <w:rFonts w:hint="eastAsia" w:eastAsia="黑体"/>
         </w:rPr>
-        <w:t xml:space="preserve">参考电压节点</w:t>
+        <w:t xml:space="preserve">组成分压网络，另接参考电压</w:t>
       </w:r>
       <w:r>
         <w:rPr>
-          <w:rFonts w:hint="eastAsia"/>
+          <w:rFonts w:eastAsia="黑体"/>
         </w:rPr>
-        <w:t xml:space="preserve">（接参考电压</w:t>
-      </w:r>
-      <w:r>
         <w:t xml:space="preserve"> </w:t>
       </w:r>
       <m:oMath>
@@ -255,11 +201,106 @@
       </m:oMath>
       <w:r>
         <w:rPr>
-          <w:rFonts w:hint="eastAsia"/>
+          <w:rFonts w:eastAsia="黑体"/>
+        </w:rPr>
+        <w:t xml:space="preserve"> </w:t>
+      </w:r>
+      <w:r>
+        <w:rPr>
+          <w:rFonts w:hint="eastAsia" w:eastAsia="黑体"/>
+        </w:rPr>
+        <w:t xml:space="preserve">与地</w:t>
+      </w:r>
+      <w:r>
+        <w:rPr>
+          <w:rFonts w:eastAsia="黑体"/>
+        </w:rPr>
+        <w:t xml:space="preserve"> </w:t>
+      </w:r>
+      <w:r>
+        <w:rPr>
+          <w:rFonts w:hint="eastAsia" w:eastAsia="黑体"/>
+        </w:rPr>
+        <w:t xml:space="preserve">GND。电路共有</w:t>
+      </w:r>
+      <w:r>
+        <w:rPr>
+          <w:rFonts w:eastAsia="黑体"/>
+        </w:rPr>
+        <w:t xml:space="preserve"> 3 </w:t>
+      </w:r>
+      <w:r>
+        <w:rPr>
+          <w:rFonts w:hint="eastAsia" w:eastAsia="黑体"/>
+        </w:rPr>
+        <w:t xml:space="preserve">个关键节点：</w:t>
+      </w:r>
+      <w:r>
+        <w:rPr>
+          <w:rFonts w:hint="eastAsia" w:eastAsia="黑体"/>
+          <w:b/>
+          <w:bCs/>
+        </w:rPr>
+        <w:t xml:space="preserve">节点①</w:t>
+      </w:r>
+      <w:r>
+        <w:rPr>
+          <w:rFonts w:eastAsia="黑体"/>
+          <w:b/>
+          <w:bCs/>
+        </w:rPr>
+        <w:t xml:space="preserve"> </w:t>
+      </w:r>
+      <w:r>
+        <w:rPr>
+          <w:rFonts w:hint="eastAsia" w:eastAsia="黑体"/>
+          <w:b/>
+          <w:bCs/>
+        </w:rPr>
+        <w:t xml:space="preserve">参考电压节点</w:t>
+      </w:r>
+      <w:r>
+        <w:rPr>
+          <w:rFonts w:hint="eastAsia" w:eastAsia="黑体"/>
+        </w:rPr>
+        <w:t xml:space="preserve">（接参考电压</w:t>
+      </w:r>
+      <w:r>
+        <w:rPr>
+          <w:rFonts w:eastAsia="黑体"/>
+        </w:rPr>
+        <w:t xml:space="preserve"> </w:t>
+      </w:r>
+      <m:oMath>
+        <m:sSub>
+          <m:e>
+            <m:r>
+              <m:t>V</m:t>
+            </m:r>
+          </m:e>
+          <m:sub>
+            <m:r>
+              <m:t>r</m:t>
+            </m:r>
+            <m:r>
+              <m:t>e</m:t>
+            </m:r>
+            <m:r>
+              <m:t>f</m:t>
+            </m:r>
+          </m:sub>
+        </m:sSub>
+      </m:oMath>
+      <w:r>
+        <w:rPr>
+          <w:rFonts w:hint="eastAsia" w:eastAsia="黑体"/>
         </w:rPr>
         <w:t xml:space="preserve">，与</w:t>
       </w:r>
       <w:r>
+        <w:rPr>
+          <w:rFonts w:eastAsia="黑体"/>
+        </w:rPr>
         <w:t xml:space="preserve"> </w:t>
       </w:r>
       <m:oMath>
@@ -268,17 +309,20 @@
         </m:r>
       </m:oMath>
       <w:r>
+        <w:rPr>
+          <w:rFonts w:eastAsia="黑体"/>
+        </w:rPr>
         <w:t xml:space="preserve"> </w:t>
       </w:r>
       <w:r>
         <w:rPr>
-          <w:rFonts w:hint="eastAsia"/>
+          <w:rFonts w:hint="eastAsia" w:eastAsia="黑体"/>
         </w:rPr>
         <w:t xml:space="preserve">的上端相连）；</w:t>
       </w:r>
       <w:r>
         <w:rPr>
-          <w:rFonts w:hint="eastAsia"/>
+          <w:rFonts w:hint="eastAsia" w:eastAsia="黑体"/>
           <w:b/>
           <w:bCs/>
         </w:rPr>
@@ -286,6 +330,7 @@
       </w:r>
       <w:r>
         <w:rPr>
+          <w:rFonts w:eastAsia="黑体"/>
           <w:b/>
           <w:bCs/>
         </w:rPr>
@@ -293,7 +338,7 @@
       </w:r>
       <w:r>
         <w:rPr>
-          <w:rFonts w:hint="eastAsia"/>
+          <w:rFonts w:hint="eastAsia" w:eastAsia="黑体"/>
           <w:b/>
           <w:bCs/>
         </w:rPr>
@@ -301,7 +346,7 @@
       </w:r>
       <w:r>
         <w:rPr>
-          <w:rFonts w:hint="eastAsia"/>
+          <w:rFonts w:hint="eastAsia" w:eastAsia="黑体"/>
         </w:rPr>
         <w:t xml:space="preserve">（</w:t>
       </w:r>
@@ -311,11 +356,14 @@
         </m:r>
       </m:oMath>
       <w:r>
+        <w:rPr>
+          <w:rFonts w:eastAsia="黑体"/>
+        </w:rPr>
         <w:t xml:space="preserve"> </w:t>
       </w:r>
       <w:r>
         <w:rPr>
-          <w:rFonts w:hint="eastAsia"/>
+          <w:rFonts w:hint="eastAsia" w:eastAsia="黑体"/>
         </w:rPr>
         <w:t xml:space="preserve">的下端、</w:t>
       </w:r>
@@ -340,15 +388,21 @@
         </m:sSub>
       </m:oMath>
       <w:r>
+        <w:rPr>
+          <w:rFonts w:eastAsia="黑体"/>
+        </w:rPr>
         <w:t xml:space="preserve"> </w:t>
       </w:r>
       <w:r>
         <w:rPr>
-          <w:rFonts w:hint="eastAsia"/>
+          <w:rFonts w:hint="eastAsia" w:eastAsia="黑体"/>
         </w:rPr>
         <w:t xml:space="preserve">的上端与采样输入三者相连，作为输出</w:t>
       </w:r>
       <w:r>
+        <w:rPr>
+          <w:rFonts w:eastAsia="黑体"/>
+        </w:rPr>
         <w:t xml:space="preserve"> </w:t>
       </w:r>
       <m:oMath>
@@ -373,13 +427,13 @@
       </m:oMath>
       <w:r>
         <w:rPr>
-          <w:rFonts w:hint="eastAsia"/>
+          <w:rFonts w:hint="eastAsia" w:eastAsia="黑体"/>
         </w:rPr>
         <w:t xml:space="preserve">）；</w:t>
       </w:r>
       <w:r>
         <w:rPr>
-          <w:rFonts w:hint="eastAsia"/>
+          <w:rFonts w:hint="eastAsia" w:eastAsia="黑体"/>
           <w:b/>
           <w:bCs/>
         </w:rPr>
@@ -387,6 +441,7 @@
       </w:r>
       <w:r>
         <w:rPr>
+          <w:rFonts w:eastAsia="黑体"/>
           <w:b/>
           <w:bCs/>
         </w:rPr>
@@ -394,7 +449,7 @@
       </w:r>
       <w:r>
         <w:rPr>
-          <w:rFonts w:hint="eastAsia"/>
+          <w:rFonts w:hint="eastAsia" w:eastAsia="黑体"/>
           <w:b/>
           <w:bCs/>
         </w:rPr>
@@ -402,7 +457,7 @@
       </w:r>
       <w:r>
         <w:rPr>
-          <w:rFonts w:hint="eastAsia"/>
+          <w:rFonts w:hint="eastAsia" w:eastAsia="黑体"/>
         </w:rPr>
         <w:t xml:space="preserve">（</w:t>
       </w:r>
@@ -427,20 +482,26 @@
         </m:sSub>
       </m:oMath>
       <w:r>
+        <w:rPr>
+          <w:rFonts w:eastAsia="黑体"/>
+        </w:rPr>
         <w:t xml:space="preserve"> </w:t>
       </w:r>
       <w:r>
         <w:rPr>
-          <w:rFonts w:hint="eastAsia"/>
+          <w:rFonts w:hint="eastAsia" w:eastAsia="黑体"/>
         </w:rPr>
         <w:t xml:space="preserve">的下端接地</w:t>
       </w:r>
       <w:r>
+        <w:rPr>
+          <w:rFonts w:eastAsia="黑体"/>
+        </w:rPr>
         <w:t xml:space="preserve"> </w:t>
       </w:r>
       <w:r>
         <w:rPr>
-          <w:rFonts w:hint="eastAsia"/>
+          <w:rFonts w:hint="eastAsia" w:eastAsia="黑体"/>
         </w:rPr>
         <w:t xml:space="preserve">GND）。</w:t>
       </w:r>
@@ -449,7 +510,7 @@
       <w:pPr/>
       <w:r>
         <w:rPr>
-          <w:rFonts w:hint="eastAsia"/>
+          <w:rFonts w:hint="eastAsia" w:eastAsia="黑体"/>
         </w:rPr>
         <w:t xml:space="preserve">各元件管脚连接：</w:t>
       </w:r>
@@ -459,11 +520,14 @@
         </m:r>
       </m:oMath>
       <w:r>
+        <w:rPr>
+          <w:rFonts w:eastAsia="黑体"/>
+        </w:rPr>
         <w:t xml:space="preserve"> </w:t>
       </w:r>
       <w:r>
         <w:rPr>
-          <w:rFonts w:hint="eastAsia"/>
+          <w:rFonts w:hint="eastAsia" w:eastAsia="黑体"/>
         </w:rPr>
         <w:t xml:space="preserve">一端接节点①、另一端接节点②；</w:t>
       </w:r>
@@ -488,17 +552,20 @@
         </m:sSub>
       </m:oMath>
       <w:r>
+        <w:rPr>
+          <w:rFonts w:eastAsia="黑体"/>
+        </w:rPr>
         <w:t xml:space="preserve"> </w:t>
       </w:r>
       <w:r>
         <w:rPr>
-          <w:rFonts w:hint="eastAsia"/>
+          <w:rFonts w:hint="eastAsia" w:eastAsia="黑体"/>
         </w:rPr>
         <w:t xml:space="preserve">一端接节点②、另一端接节点③；</w:t>
       </w:r>
       <w:r>
         <w:rPr>
-          <w:rFonts w:hint="eastAsia"/>
+          <w:rFonts w:hint="eastAsia" w:eastAsia="黑体"/>
           <w:b/>
           <w:bCs/>
         </w:rPr>
@@ -506,11 +573,14 @@
       </w:r>
       <w:r>
         <w:rPr>
-          <w:rFonts w:hint="eastAsia"/>
+          <w:rFonts w:hint="eastAsia" w:eastAsia="黑体"/>
         </w:rPr>
         <w:t xml:space="preserve">输入接节点②，读取分压电压</w:t>
       </w:r>
       <w:r>
+        <w:rPr>
+          <w:rFonts w:eastAsia="黑体"/>
+        </w:rPr>
         <w:t xml:space="preserve"> </w:t>
       </w:r>
       <m:oMath>
@@ -534,11 +604,14 @@
         </m:sSub>
       </m:oMath>
       <w:r>
+        <w:rPr>
+          <w:rFonts w:eastAsia="黑体"/>
+        </w:rPr>
         <w:t xml:space="preserve"> </w:t>
       </w:r>
       <w:r>
         <w:rPr>
-          <w:rFonts w:hint="eastAsia"/>
+          <w:rFonts w:hint="eastAsia" w:eastAsia="黑体"/>
         </w:rPr>
         <w:t xml:space="preserve">或据此做阈值比较。</w:t>
       </w:r>
@@ -547,16 +620,19 @@
       <w:pPr/>
       <w:r>
         <w:rPr>
-          <w:rFonts w:hint="eastAsia"/>
+          <w:rFonts w:hint="eastAsia" w:eastAsia="黑体"/>
         </w:rPr>
         <w:t xml:space="preserve">由此构成”PTC</w:t>
       </w:r>
       <w:r>
+        <w:rPr>
+          <w:rFonts w:eastAsia="黑体"/>
+        </w:rPr>
         <w:t xml:space="preserve"> </w:t>
       </w:r>
       <w:r>
         <w:rPr>
-          <w:rFonts w:hint="eastAsia"/>
+          <w:rFonts w:hint="eastAsia" w:eastAsia="黑体"/>
         </w:rPr>
         <w:t xml:space="preserve">接下臂、</w:t>
       </w:r>
@@ -566,15 +642,21 @@
         </m:r>
       </m:oMath>
       <w:r>
+        <w:rPr>
+          <w:rFonts w:eastAsia="黑体"/>
+        </w:rPr>
         <w:t xml:space="preserve"> </w:t>
       </w:r>
       <w:r>
         <w:rPr>
-          <w:rFonts w:hint="eastAsia"/>
+          <w:rFonts w:hint="eastAsia" w:eastAsia="黑体"/>
         </w:rPr>
         <w:t xml:space="preserve">接上臂”的分压测温/保护组态，输出</w:t>
       </w:r>
       <w:r>
+        <w:rPr>
+          <w:rFonts w:eastAsia="黑体"/>
+        </w:rPr>
         <w:t xml:space="preserve"> </w:t>
       </w:r>
       <m:oMath>
@@ -683,16 +765,19 @@
       </m:oMath>
       <w:r>
         <w:rPr>
-          <w:rFonts w:hint="eastAsia"/>
+          <w:rFonts w:hint="eastAsia" w:eastAsia="黑体"/>
         </w:rPr>
         <w:t xml:space="preserve">，随</w:t>
       </w:r>
       <w:r>
+        <w:rPr>
+          <w:rFonts w:eastAsia="黑体"/>
+        </w:rPr>
         <w:t xml:space="preserve"> PTC </w:t>
       </w:r>
       <w:r>
         <w:rPr>
-          <w:rFonts w:hint="eastAsia"/>
+          <w:rFonts w:hint="eastAsia" w:eastAsia="黑体"/>
         </w:rPr>
         <w:t xml:space="preserve">阻值（温度）升高而升高，既可用于测温也常用于过热保护。</w:t>
       </w:r>
@@ -705,7 +790,7 @@
       </w:pPr>
       <w:r>
         <w:rPr>
-          <w:rFonts w:hint="eastAsia"/>
+          <w:rFonts w:hint="eastAsia" w:eastAsia="黑体"/>
         </w:rPr>
         <w:t xml:space="preserve">工作原理</w:t>
       </w:r>
@@ -715,15 +800,21 @@
         <w:pStyle w:val="FirstParagraph"/>
       </w:pPr>
       <w:r>
+        <w:rPr>
+          <w:rFonts w:eastAsia="黑体"/>
+        </w:rPr>
         <w:t xml:space="preserve">PTC </w:t>
       </w:r>
       <w:r>
         <w:rPr>
-          <w:rFonts w:hint="eastAsia"/>
+          <w:rFonts w:hint="eastAsia" w:eastAsia="黑体"/>
         </w:rPr>
         <w:t xml:space="preserve">呈正温度系数，温度升高时阻值增大，分压点电压上升。通过测量</w:t>
       </w:r>
       <w:r>
+        <w:rPr>
+          <w:rFonts w:eastAsia="黑体"/>
+        </w:rPr>
         <w:t xml:space="preserve"> </w:t>
       </w:r>
       <m:oMath>
@@ -747,11 +838,14 @@
         </m:sSub>
       </m:oMath>
       <w:r>
+        <w:rPr>
+          <w:rFonts w:eastAsia="黑体"/>
+        </w:rPr>
         <w:t xml:space="preserve"> </w:t>
       </w:r>
       <w:r>
         <w:rPr>
-          <w:rFonts w:hint="eastAsia"/>
+          <w:rFonts w:hint="eastAsia" w:eastAsia="黑体"/>
         </w:rPr>
         <w:t xml:space="preserve">或比较动作，实现温度测量或阈值保护。</w:t>
       </w:r>
@@ -764,7 +858,7 @@
       </w:pPr>
       <w:r>
         <w:rPr>
-          <w:rFonts w:hint="eastAsia"/>
+          <w:rFonts w:hint="eastAsia" w:eastAsia="黑体"/>
         </w:rPr>
         <w:t xml:space="preserve">关键计算公式</w:t>
       </w:r>
@@ -778,7 +872,7 @@
       </w:pPr>
       <w:r>
         <w:rPr>
-          <w:rFonts w:hint="eastAsia"/>
+          <w:rFonts w:hint="eastAsia" w:eastAsia="黑体"/>
         </w:rPr>
         <w:t xml:space="preserve">分压输出：</w:t>
       </w:r>
@@ -907,7 +1001,7 @@
       </w:pPr>
       <w:r>
         <w:rPr>
-          <w:rFonts w:hint="eastAsia"/>
+          <w:rFonts w:hint="eastAsia" w:eastAsia="黑体"/>
         </w:rPr>
         <w:t xml:space="preserve">阻温近似关系：</w:t>
       </w:r>
@@ -1074,7 +1168,7 @@
       </w:pPr>
       <w:r>
         <w:rPr>
-          <w:rFonts w:hint="eastAsia"/>
+          <w:rFonts w:hint="eastAsia" w:eastAsia="黑体"/>
         </w:rPr>
         <w:t xml:space="preserve">由阻值反算温度：</w:t>
       </w:r>
@@ -1221,7 +1315,7 @@
       </w:pPr>
       <w:r>
         <w:rPr>
-          <w:rFonts w:hint="eastAsia"/>
+          <w:rFonts w:hint="eastAsia" w:eastAsia="黑体"/>
         </w:rPr>
         <w:t xml:space="preserve">自热功率：</w:t>
       </w:r>
@@ -1324,7 +1418,7 @@
             </w:pPr>
             <w:r>
               <w:rPr>
-                <w:rFonts w:hint="eastAsia"/>
+                <w:rFonts w:hint="eastAsia" w:eastAsia="黑体"/>
               </w:rPr>
               <w:t xml:space="preserve">符号</w:t>
             </w:r>
@@ -1338,7 +1432,7 @@
             </w:pPr>
             <w:r>
               <w:rPr>
-                <w:rFonts w:hint="eastAsia"/>
+                <w:rFonts w:hint="eastAsia" w:eastAsia="黑体"/>
               </w:rPr>
               <w:t xml:space="preserve">含义</w:t>
             </w:r>
@@ -1352,7 +1446,7 @@
             </w:pPr>
             <w:r>
               <w:rPr>
-                <w:rFonts w:hint="eastAsia"/>
+                <w:rFonts w:hint="eastAsia" w:eastAsia="黑体"/>
               </w:rPr>
               <w:t xml:space="preserve">单位</w:t>
             </w:r>
@@ -1387,6 +1481,9 @@
               </m:sSub>
             </m:oMath>
             <w:r>
+              <w:rPr>
+                <w:rFonts w:eastAsia="黑体"/>
+              </w:rPr>
               <w:t xml:space="preserve">​</w:t>
             </w:r>
           </w:p>
@@ -1398,11 +1495,14 @@
               <w:pStyle w:val="Compact"/>
             </w:pPr>
             <w:r>
+              <w:rPr>
+                <w:rFonts w:eastAsia="黑体"/>
+              </w:rPr>
               <w:t xml:space="preserve">PTC </w:t>
             </w:r>
             <w:r>
               <w:rPr>
-                <w:rFonts w:hint="eastAsia"/>
+                <w:rFonts w:hint="eastAsia" w:eastAsia="黑体"/>
               </w:rPr>
               <w:t xml:space="preserve">阻值</w:t>
             </w:r>
@@ -1415,6 +1515,9 @@
               <w:pStyle w:val="Compact"/>
             </w:pPr>
             <w:r>
+              <w:rPr>
+                <w:rFonts w:eastAsia="黑体"/>
+              </w:rPr>
               <w:t xml:space="preserve">Ω</w:t>
             </w:r>
           </w:p>
@@ -1442,6 +1545,9 @@
               </m:sSub>
             </m:oMath>
             <w:r>
+              <w:rPr>
+                <w:rFonts w:eastAsia="黑体"/>
+              </w:rPr>
               <w:t xml:space="preserve">​</w:t>
             </w:r>
           </w:p>
@@ -1453,11 +1559,14 @@
               <w:pStyle w:val="Compact"/>
             </w:pPr>
             <w:r>
+              <w:rPr>
+                <w:rFonts w:eastAsia="黑体"/>
+              </w:rPr>
               <w:t xml:space="preserve">25 °C </w:t>
             </w:r>
             <w:r>
               <w:rPr>
-                <w:rFonts w:hint="eastAsia"/>
+                <w:rFonts w:hint="eastAsia" w:eastAsia="黑体"/>
               </w:rPr>
               <w:t xml:space="preserve">标称阻值</w:t>
             </w:r>
@@ -1470,6 +1579,9 @@
               <w:pStyle w:val="Compact"/>
             </w:pPr>
             <w:r>
+              <w:rPr>
+                <w:rFonts w:eastAsia="黑体"/>
+              </w:rPr>
               <w:t xml:space="preserve">Ω</w:t>
             </w:r>
           </w:p>
@@ -1497,6 +1609,9 @@
               </m:sSub>
             </m:oMath>
             <w:r>
+              <w:rPr>
+                <w:rFonts w:eastAsia="黑体"/>
+              </w:rPr>
               <w:t xml:space="preserve">​</w:t>
             </w:r>
           </w:p>
@@ -1508,11 +1623,14 @@
               <w:pStyle w:val="Compact"/>
             </w:pPr>
             <w:r>
+              <w:rPr>
+                <w:rFonts w:eastAsia="黑体"/>
+              </w:rPr>
               <w:t xml:space="preserve">PTC </w:t>
             </w:r>
             <w:r>
               <w:rPr>
-                <w:rFonts w:hint="eastAsia"/>
+                <w:rFonts w:hint="eastAsia" w:eastAsia="黑体"/>
               </w:rPr>
               <w:t xml:space="preserve">材料常数</w:t>
             </w:r>
@@ -1525,6 +1643,9 @@
               <w:pStyle w:val="Compact"/>
             </w:pPr>
             <w:r>
+              <w:rPr>
+                <w:rFonts w:eastAsia="黑体"/>
+              </w:rPr>
               <w:t xml:space="preserve">K</w:t>
             </w:r>
           </w:p>
@@ -1543,6 +1664,9 @@
               </m:r>
             </m:oMath>
             <w:r>
+              <w:rPr>
+                <w:rFonts w:eastAsia="黑体"/>
+              </w:rPr>
               <w:t xml:space="preserve">​</w:t>
             </w:r>
           </w:p>
@@ -1555,7 +1679,7 @@
             </w:pPr>
             <w:r>
               <w:rPr>
-                <w:rFonts w:hint="eastAsia"/>
+                <w:rFonts w:hint="eastAsia" w:eastAsia="黑体"/>
               </w:rPr>
               <w:t xml:space="preserve">绝对温度</w:t>
             </w:r>
@@ -1568,6 +1692,9 @@
               <w:pStyle w:val="Compact"/>
             </w:pPr>
             <w:r>
+              <w:rPr>
+                <w:rFonts w:eastAsia="黑体"/>
+              </w:rPr>
               <w:t xml:space="preserve">K</w:t>
             </w:r>
           </w:p>
@@ -1601,6 +1728,9 @@
               </m:sSub>
             </m:oMath>
             <w:r>
+              <w:rPr>
+                <w:rFonts w:eastAsia="黑体"/>
+              </w:rPr>
               <w:t xml:space="preserve">​</w:t>
             </w:r>
           </w:p>
@@ -1613,7 +1743,7 @@
             </w:pPr>
             <w:r>
               <w:rPr>
-                <w:rFonts w:hint="eastAsia"/>
+                <w:rFonts w:hint="eastAsia" w:eastAsia="黑体"/>
               </w:rPr>
               <w:t xml:space="preserve">参考电压</w:t>
             </w:r>
@@ -1626,6 +1756,9 @@
               <w:pStyle w:val="Compact"/>
             </w:pPr>
             <w:r>
+              <w:rPr>
+                <w:rFonts w:eastAsia="黑体"/>
+              </w:rPr>
               <w:t xml:space="preserve">V</w:t>
             </w:r>
           </w:p>
@@ -1644,6 +1777,9 @@
               </m:r>
             </m:oMath>
             <w:r>
+              <w:rPr>
+                <w:rFonts w:eastAsia="黑体"/>
+              </w:rPr>
               <w:t xml:space="preserve">​</w:t>
             </w:r>
           </w:p>
@@ -1656,16 +1792,19 @@
             </w:pPr>
             <w:r>
               <w:rPr>
-                <w:rFonts w:hint="eastAsia"/>
+                <w:rFonts w:hint="eastAsia" w:eastAsia="黑体"/>
               </w:rPr>
               <w:t xml:space="preserve">流经</w:t>
             </w:r>
             <w:r>
+              <w:rPr>
+                <w:rFonts w:eastAsia="黑体"/>
+              </w:rPr>
               <w:t xml:space="preserve"> PTC </w:t>
             </w:r>
             <w:r>
               <w:rPr>
-                <w:rFonts w:hint="eastAsia"/>
+                <w:rFonts w:hint="eastAsia" w:eastAsia="黑体"/>
               </w:rPr>
               <w:t xml:space="preserve">电流</w:t>
             </w:r>
@@ -1678,6 +1817,9 @@
               <w:pStyle w:val="Compact"/>
             </w:pPr>
             <w:r>
+              <w:rPr>
+                <w:rFonts w:eastAsia="黑体"/>
+              </w:rPr>
               <w:t xml:space="preserve">A</w:t>
             </w:r>
           </w:p>
@@ -1692,7 +1834,7 @@
       </w:pPr>
       <w:r>
         <w:rPr>
-          <w:rFonts w:hint="eastAsia"/>
+          <w:rFonts w:hint="eastAsia" w:eastAsia="黑体"/>
         </w:rPr>
         <w:t xml:space="preserve">元件调整影响</w:t>
       </w:r>
@@ -1707,6 +1849,7 @@
       </w:pPr>
       <w:r>
         <w:rPr>
+          <w:rFonts w:eastAsia="黑体"/>
           <w:b/>
           <w:bCs/>
         </w:rPr>
@@ -1714,30 +1857,39 @@
       </w:r>
       <w:r>
         <w:rPr>
-          <w:rFonts w:hint="eastAsia"/>
+          <w:rFonts w:hint="eastAsia" w:eastAsia="黑体"/>
           <w:b/>
           <w:bCs/>
         </w:rPr>
         <w:t xml:space="preserve">增大</w:t>
       </w:r>
       <w:r>
+        <w:rPr>
+          <w:rFonts w:eastAsia="黑体"/>
+        </w:rPr>
         <w:t xml:space="preserve"> </w:t>
       </w:r>
       <w:r>
+        <w:rPr>
+          <w:rFonts w:eastAsia="黑体"/>
+        </w:rPr>
         <w:t xml:space="preserve">→ </w:t>
       </w:r>
       <w:r>
         <w:rPr>
-          <w:rFonts w:hint="eastAsia"/>
+          <w:rFonts w:hint="eastAsia" w:eastAsia="黑体"/>
         </w:rPr>
         <w:t xml:space="preserve">低温段分辨率提高（PTC</w:t>
       </w:r>
       <w:r>
+        <w:rPr>
+          <w:rFonts w:eastAsia="黑体"/>
+        </w:rPr>
         <w:t xml:space="preserve"> </w:t>
       </w:r>
       <w:r>
         <w:rPr>
-          <w:rFonts w:hint="eastAsia"/>
+          <w:rFonts w:hint="eastAsia" w:eastAsia="黑体"/>
         </w:rPr>
         <w:t xml:space="preserve">较小时）。</w:t>
       </w:r>
@@ -1752,6 +1904,7 @@
       </w:pPr>
       <w:r>
         <w:rPr>
+          <w:rFonts w:eastAsia="黑体"/>
           <w:b/>
           <w:bCs/>
         </w:rPr>
@@ -1759,30 +1912,39 @@
       </w:r>
       <w:r>
         <w:rPr>
-          <w:rFonts w:hint="eastAsia"/>
+          <w:rFonts w:hint="eastAsia" w:eastAsia="黑体"/>
           <w:b/>
           <w:bCs/>
         </w:rPr>
         <w:t xml:space="preserve">减小</w:t>
       </w:r>
       <w:r>
+        <w:rPr>
+          <w:rFonts w:eastAsia="黑体"/>
+        </w:rPr>
         <w:t xml:space="preserve"> </w:t>
       </w:r>
       <w:r>
+        <w:rPr>
+          <w:rFonts w:eastAsia="黑体"/>
+        </w:rPr>
         <w:t xml:space="preserve">→ </w:t>
       </w:r>
       <w:r>
         <w:rPr>
-          <w:rFonts w:hint="eastAsia"/>
+          <w:rFonts w:hint="eastAsia" w:eastAsia="黑体"/>
         </w:rPr>
         <w:t xml:space="preserve">高温段（PTC</w:t>
       </w:r>
       <w:r>
+        <w:rPr>
+          <w:rFonts w:eastAsia="黑体"/>
+        </w:rPr>
         <w:t xml:space="preserve"> </w:t>
       </w:r>
       <w:r>
         <w:rPr>
-          <w:rFonts w:hint="eastAsia"/>
+          <w:rFonts w:hint="eastAsia" w:eastAsia="黑体"/>
         </w:rPr>
         <w:t xml:space="preserve">变大）电压变化更明显。</w:t>
       </w:r>
@@ -1797,6 +1959,7 @@
       </w:pPr>
       <w:r>
         <w:rPr>
+          <w:rFonts w:eastAsia="黑体"/>
           <w:b/>
           <w:bCs/>
         </w:rPr>
@@ -1804,21 +1967,27 @@
       </w:r>
       <w:r>
         <w:rPr>
-          <w:rFonts w:hint="eastAsia"/>
+          <w:rFonts w:hint="eastAsia" w:eastAsia="黑体"/>
           <w:b/>
           <w:bCs/>
         </w:rPr>
         <w:t xml:space="preserve">增大</w:t>
       </w:r>
       <w:r>
+        <w:rPr>
+          <w:rFonts w:eastAsia="黑体"/>
+        </w:rPr>
         <w:t xml:space="preserve"> </w:t>
       </w:r>
       <w:r>
+        <w:rPr>
+          <w:rFonts w:eastAsia="黑体"/>
+        </w:rPr>
         <w:t xml:space="preserve">→ </w:t>
       </w:r>
       <w:r>
         <w:rPr>
-          <w:rFonts w:hint="eastAsia"/>
+          <w:rFonts w:hint="eastAsia" w:eastAsia="黑体"/>
         </w:rPr>
         <w:t xml:space="preserve">阻值对温度更敏感，检测更灵敏。</w:t>
       </w:r>
@@ -1833,21 +2002,27 @@
       </w:pPr>
       <w:r>
         <w:rPr>
-          <w:rFonts w:hint="eastAsia"/>
+          <w:rFonts w:hint="eastAsia" w:eastAsia="黑体"/>
           <w:b/>
           <w:bCs/>
         </w:rPr>
         <w:t xml:space="preserve">工作点跨过居里温度</w:t>
       </w:r>
       <w:r>
+        <w:rPr>
+          <w:rFonts w:eastAsia="黑体"/>
+        </w:rPr>
         <w:t xml:space="preserve"> </w:t>
       </w:r>
       <w:r>
+        <w:rPr>
+          <w:rFonts w:eastAsia="黑体"/>
+        </w:rPr>
         <w:t xml:space="preserve">→ </w:t>
       </w:r>
       <w:r>
         <w:rPr>
-          <w:rFonts w:hint="eastAsia"/>
+          <w:rFonts w:hint="eastAsia" w:eastAsia="黑体"/>
         </w:rPr>
         <w:t xml:space="preserve">阻值陡增，适合做开关型过温保护。</w:t>
       </w:r>
@@ -1860,7 +2035,7 @@
       </w:pPr>
       <w:r>
         <w:rPr>
-          <w:rFonts w:hint="eastAsia"/>
+          <w:rFonts w:hint="eastAsia" w:eastAsia="黑体"/>
         </w:rPr>
         <w:t xml:space="preserve">典型参数示例</w:t>
       </w:r>
@@ -1875,11 +2050,14 @@
       </w:pPr>
       <w:r>
         <w:rPr>
-          <w:rFonts w:hint="eastAsia"/>
+          <w:rFonts w:hint="eastAsia" w:eastAsia="黑体"/>
         </w:rPr>
         <w:t xml:space="preserve">取</w:t>
       </w:r>
       <w:r>
+        <w:rPr>
+          <w:rFonts w:eastAsia="黑体"/>
+        </w:rPr>
         <w:t xml:space="preserve"> </w:t>
       </w:r>
       <m:oMath>
@@ -1917,16 +2095,19 @@
       </m:oMath>
       <w:r>
         <w:rPr>
-          <w:rFonts w:hint="eastAsia"/>
+          <w:rFonts w:hint="eastAsia" w:eastAsia="黑体"/>
         </w:rPr>
         <w:t xml:space="preserve">（硅基</w:t>
       </w:r>
       <w:r>
+        <w:rPr>
+          <w:rFonts w:eastAsia="黑体"/>
+        </w:rPr>
         <w:t xml:space="preserve"> </w:t>
       </w:r>
       <w:r>
         <w:rPr>
-          <w:rFonts w:hint="eastAsia"/>
+          <w:rFonts w:hint="eastAsia" w:eastAsia="黑体"/>
         </w:rPr>
         <w:t xml:space="preserve">PTC）、</w:t>
       </w:r>
@@ -1955,6 +2136,9 @@
         </m:r>
       </m:oMath>
       <w:r>
+        <w:rPr>
+          <w:rFonts w:eastAsia="黑体"/>
+        </w:rPr>
         <w:t xml:space="preserve">、</w:t>
       </w:r>
       <m:oMath>
@@ -1998,16 +2182,19 @@
       </m:oMath>
       <w:r>
         <w:rPr>
-          <w:rFonts w:hint="eastAsia"/>
+          <w:rFonts w:hint="eastAsia" w:eastAsia="黑体"/>
         </w:rPr>
         <w:t xml:space="preserve">，25</w:t>
       </w:r>
       <w:r>
+        <w:rPr>
+          <w:rFonts w:eastAsia="黑体"/>
+        </w:rPr>
         <w:t xml:space="preserve"> °C </w:t>
       </w:r>
       <w:r>
         <w:rPr>
-          <w:rFonts w:hint="eastAsia"/>
+          <w:rFonts w:hint="eastAsia" w:eastAsia="黑体"/>
         </w:rPr>
         <w:t xml:space="preserve">时：</w:t>
       </w:r>
@@ -2090,6 +2277,9 @@
         </m:r>
       </m:oMath>
       <w:r>
+        <w:rPr>
+          <w:rFonts w:eastAsia="黑体"/>
+        </w:rPr>
         <w:t xml:space="preserve">。</w:t>
       </w:r>
     </w:p>
@@ -2103,11 +2293,14 @@
       </w:pPr>
       <w:r>
         <w:rPr>
-          <w:rFonts w:hint="eastAsia"/>
+          <w:rFonts w:hint="eastAsia" w:eastAsia="黑体"/>
         </w:rPr>
         <w:t xml:space="preserve">升温使</w:t>
       </w:r>
       <w:r>
+        <w:rPr>
+          <w:rFonts w:eastAsia="黑体"/>
+        </w:rPr>
         <w:t xml:space="preserve"> </w:t>
       </w:r>
       <m:oMath>
@@ -2150,11 +2343,14 @@
         </m:r>
       </m:oMath>
       <w:r>
+        <w:rPr>
+          <w:rFonts w:eastAsia="黑体"/>
+        </w:rPr>
         <w:t xml:space="preserve"> </w:t>
       </w:r>
       <w:r>
         <w:rPr>
-          <w:rFonts w:hint="eastAsia"/>
+          <w:rFonts w:hint="eastAsia" w:eastAsia="黑体"/>
         </w:rPr>
         <w:t xml:space="preserve">时：</w:t>
       </w:r>
@@ -2237,6 +2433,9 @@
         </m:r>
       </m:oMath>
       <w:r>
+        <w:rPr>
+          <w:rFonts w:eastAsia="黑体"/>
+        </w:rPr>
         <w:t xml:space="preserve">。</w:t>
       </w:r>
     </w:p>
@@ -2248,7 +2447,7 @@
       </w:pPr>
       <w:r>
         <w:rPr>
-          <w:rFonts w:hint="eastAsia"/>
+          <w:rFonts w:hint="eastAsia" w:eastAsia="黑体"/>
         </w:rPr>
         <w:t xml:space="preserve">常见器件型号</w:t>
       </w:r>
@@ -2263,16 +2462,19 @@
       </w:pPr>
       <w:r>
         <w:rPr>
-          <w:rFonts w:hint="eastAsia"/>
+          <w:rFonts w:hint="eastAsia" w:eastAsia="黑体"/>
         </w:rPr>
         <w:t xml:space="preserve">硅基线性</w:t>
       </w:r>
       <w:r>
+        <w:rPr>
+          <w:rFonts w:eastAsia="黑体"/>
+        </w:rPr>
         <w:t xml:space="preserve"> </w:t>
       </w:r>
       <w:r>
         <w:rPr>
-          <w:rFonts w:hint="eastAsia"/>
+          <w:rFonts w:hint="eastAsia" w:eastAsia="黑体"/>
         </w:rPr>
         <w:t xml:space="preserve">PTC：KTY81、KTY84。</w:t>
       </w:r>
@@ -2287,25 +2489,31 @@
       </w:pPr>
       <w:r>
         <w:rPr>
-          <w:rFonts w:hint="eastAsia"/>
+          <w:rFonts w:hint="eastAsia" w:eastAsia="黑体"/>
         </w:rPr>
         <w:t xml:space="preserve">陶瓷开关型</w:t>
       </w:r>
       <w:r>
+        <w:rPr>
+          <w:rFonts w:eastAsia="黑体"/>
+        </w:rPr>
         <w:t xml:space="preserve"> </w:t>
       </w:r>
       <w:r>
         <w:rPr>
-          <w:rFonts w:hint="eastAsia"/>
+          <w:rFonts w:hint="eastAsia" w:eastAsia="黑体"/>
         </w:rPr>
         <w:t xml:space="preserve">PTC：Murata</w:t>
       </w:r>
       <w:r>
+        <w:rPr>
+          <w:rFonts w:eastAsia="黑体"/>
+        </w:rPr>
         <w:t xml:space="preserve"> PTF、Epcos B599 </w:t>
       </w:r>
       <w:r>
         <w:rPr>
-          <w:rFonts w:hint="eastAsia"/>
+          <w:rFonts w:hint="eastAsia" w:eastAsia="黑体"/>
         </w:rPr>
         <w:t xml:space="preserve">系列。</w:t>
       </w:r>
@@ -2318,7 +2526,7 @@
       </w:pPr>
       <w:r>
         <w:rPr>
-          <w:rFonts w:hint="eastAsia"/>
+          <w:rFonts w:hint="eastAsia" w:eastAsia="黑体"/>
         </w:rPr>
         <w:t xml:space="preserve">注意事项</w:t>
       </w:r>
@@ -2333,16 +2541,19 @@
       </w:pPr>
       <w:r>
         <w:rPr>
-          <w:rFonts w:hint="eastAsia"/>
+          <w:rFonts w:hint="eastAsia" w:eastAsia="黑体"/>
         </w:rPr>
         <w:t xml:space="preserve">线性型（如</w:t>
       </w:r>
       <w:r>
+        <w:rPr>
+          <w:rFonts w:eastAsia="黑体"/>
+        </w:rPr>
         <w:t xml:space="preserve"> KTY </w:t>
       </w:r>
       <w:r>
         <w:rPr>
-          <w:rFonts w:hint="eastAsia"/>
+          <w:rFonts w:hint="eastAsia" w:eastAsia="黑体"/>
         </w:rPr>
         <w:t xml:space="preserve">系列）适合测温，开关型适合过温保护而非精细测温。</w:t>
       </w:r>
@@ -2356,11 +2567,14 @@
         </w:numPr>
       </w:pPr>
       <w:r>
+        <w:rPr>
+          <w:rFonts w:eastAsia="黑体"/>
+        </w:rPr>
         <w:t xml:space="preserve">PTC </w:t>
       </w:r>
       <w:r>
         <w:rPr>
-          <w:rFonts w:hint="eastAsia"/>
+          <w:rFonts w:hint="eastAsia" w:eastAsia="黑体"/>
         </w:rPr>
         <w:t xml:space="preserve">自热明显，测量电流需保持很小。</w:t>
       </w:r>
@@ -2375,16 +2589,19 @@
       </w:pPr>
       <w:r>
         <w:rPr>
-          <w:rFonts w:hint="eastAsia"/>
+          <w:rFonts w:hint="eastAsia" w:eastAsia="黑体"/>
         </w:rPr>
         <w:t xml:space="preserve">陶瓷</w:t>
       </w:r>
       <w:r>
+        <w:rPr>
+          <w:rFonts w:eastAsia="黑体"/>
+        </w:rPr>
         <w:t xml:space="preserve"> PTC </w:t>
       </w:r>
       <w:r>
         <w:rPr>
-          <w:rFonts w:hint="eastAsia"/>
+          <w:rFonts w:hint="eastAsia" w:eastAsia="黑体"/>
         </w:rPr>
         <w:t xml:space="preserve">在居里点附近阻值跳变，用于保护时校准动作阈值。</w:t>
       </w:r>
@@ -2399,25 +2616,31 @@
       </w:pPr>
       <w:r>
         <w:rPr>
-          <w:rFonts w:hint="eastAsia"/>
+          <w:rFonts w:hint="eastAsia" w:eastAsia="黑体"/>
         </w:rPr>
         <w:t xml:space="preserve">保护应用应与</w:t>
       </w:r>
       <w:r>
+        <w:rPr>
+          <w:rFonts w:eastAsia="黑体"/>
+        </w:rPr>
         <w:t xml:space="preserve"> NTC </w:t>
       </w:r>
       <w:r>
         <w:rPr>
-          <w:rFonts w:hint="eastAsia"/>
+          <w:rFonts w:hint="eastAsia" w:eastAsia="黑体"/>
         </w:rPr>
         <w:t xml:space="preserve">区分：PTC</w:t>
       </w:r>
       <w:r>
+        <w:rPr>
+          <w:rFonts w:eastAsia="黑体"/>
+        </w:rPr>
         <w:t xml:space="preserve"> </w:t>
       </w:r>
       <w:r>
         <w:rPr>
-          <w:rFonts w:hint="eastAsia"/>
+          <w:rFonts w:hint="eastAsia" w:eastAsia="黑体"/>
         </w:rPr>
         <w:t xml:space="preserve">适合过流/过温自恢复保护。</w:t>
       </w:r>
@@ -2430,7 +2653,7 @@
       </w:pPr>
       <w:r>
         <w:rPr>
-          <w:rFonts w:hint="eastAsia"/>
+          <w:rFonts w:hint="eastAsia" w:eastAsia="黑体"/>
         </w:rPr>
         <w:t xml:space="preserve">参考资料</w:t>
       </w:r>
@@ -2444,6 +2667,9 @@
         </w:numPr>
       </w:pPr>
       <w:r>
+        <w:rPr>
+          <w:rFonts w:eastAsia="黑体"/>
+        </w:rPr>
         <w:t xml:space="preserve">Wikipedia: Thermistor。</w:t>
       </w:r>
     </w:p>
@@ -2456,11 +2682,14 @@
         </w:numPr>
       </w:pPr>
       <w:r>
+        <w:rPr>
+          <w:rFonts w:eastAsia="黑体"/>
+        </w:rPr>
         <w:t xml:space="preserve">NXP KTY81/82 </w:t>
       </w:r>
       <w:r>
         <w:rPr>
-          <w:rFonts w:hint="eastAsia"/>
+          <w:rFonts w:hint="eastAsia" w:eastAsia="黑体"/>
         </w:rPr>
         <w:t xml:space="preserve">数据手册。</w:t>
       </w:r>
@@ -2475,7 +2704,7 @@
       </w:pPr>
       <w:r>
         <w:rPr>
-          <w:rFonts w:hint="eastAsia"/>
+          <w:rFonts w:hint="eastAsia" w:eastAsia="黑体"/>
         </w:rPr>
         <w:t xml:space="preserve">《传感器与检测技术》教材。</w:t>
       </w:r>
@@ -2489,11 +2718,11 @@
       </w:pPr>
       <w:r>
         <w:rPr>
-          <w:rFonts w:ascii="Times New Roman" w:hAnsi="Times New Roman"/>
+          <w:rFonts w:ascii="Times New Roman" w:hAnsi="Times New Roman" w:eastAsia="黑体"/>
           <w:color w:val="555555"/>
           <w:sz w:val="21"/>
         </w:rPr>
-        <w:t>材料收集者：杜文杰</w:t>
+        <w:t>材料收集者：杜文杰，WX手机：19519196569，QQ:3478827729</w:t>
       </w:r>
     </w:p>
     <w:sectPr>
@@ -2513,7 +2742,7 @@
 </file>
 
 <file path=word/footer1.xml><?xml version="1.0" encoding="utf-8"?>
-<w:ftr xmlns:m="http://schemas.openxmlformats.org/officeDocument/2006/math" xmlns:mc="http://schemas.openxmlformats.org/markup-compatibility/2006" xmlns:mo="http://schemas.microsoft.com/office/mac/office/2008/main" xmlns:mv="urn:schemas-microsoft-com:mac:vml" xmlns:o="urn:schemas-microsoft-com:office:office" xmlns:r="http://schemas.openxmlformats.org/officeDocument/2006/relationships" xmlns:v="urn:schemas-microsoft-com:vml" xmlns:w10="urn:schemas-microsoft-com:office:word" xmlns:w14="http://schemas.microsoft.com/office/word/2010/wordml" xmlns:w="http://schemas.openxmlformats.org/wordprocessingml/2006/main" xmlns:wne="http://schemas.microsoft.com/office/word/2006/wordml" xmlns:wp14="http://schemas.microsoft.com/office/word/2010/wordprocessingDrawing" xmlns:wp="http://schemas.openxmlformats.org/drawingml/2006/wordprocessingDrawing" xmlns:wpc="http://schemas.microsoft.com/office/word/2010/wordprocessingCanvas" xmlns:wpg="http://schemas.microsoft.com/office/word/2010/wordprocessingGroup" xmlns:wpi="http://schemas.microsoft.com/office/word/2010/wordprocessingInk" xmlns:wps="http://schemas.microsoft.com/office/word/2010/wordprocessingShape" mc:Ignorable="w14 wp14">
+<w:ftr xmlns:mc="http://schemas.openxmlformats.org/markup-compatibility/2006" xmlns:w="http://schemas.openxmlformats.org/wordprocessingml/2006/main" xmlns:m="http://schemas.openxmlformats.org/officeDocument/2006/math" xmlns:mo="http://schemas.microsoft.com/office/mac/office/2008/main" xmlns:mv="urn:schemas-microsoft-com:mac:vml" xmlns:o="urn:schemas-microsoft-com:office:office" xmlns:r="http://schemas.openxmlformats.org/officeDocument/2006/relationships" xmlns:v="urn:schemas-microsoft-com:vml" xmlns:w10="urn:schemas-microsoft-com:office:word" xmlns:w14="http://schemas.microsoft.com/office/word/2010/wordml" xmlns:wne="http://schemas.microsoft.com/office/word/2006/wordml" xmlns:wp14="http://schemas.microsoft.com/office/word/2010/wordprocessingDrawing" xmlns:wp="http://schemas.openxmlformats.org/drawingml/2006/wordprocessingDrawing" xmlns:wpc="http://schemas.microsoft.com/office/word/2010/wordprocessingCanvas" xmlns:wpg="http://schemas.microsoft.com/office/word/2010/wordprocessingGroup" xmlns:wpi="http://schemas.microsoft.com/office/word/2010/wordprocessingInk" xmlns:wps="http://schemas.microsoft.com/office/word/2010/wordprocessingShape" mc:Ignorable="w14 wp14">
   <w:p>
     <w:pPr>
       <w:pStyle w:val="Footer"/>
@@ -2521,12 +2750,14 @@
     </w:pPr>
     <w:r>
       <w:rPr>
+        <w:rFonts w:eastAsia="黑体"/>
         <w:sz w:val="18"/>
       </w:rPr>
       <w:t xml:space="preserve">第 </w:t>
     </w:r>
     <w:r>
       <w:rPr>
+        <w:rFonts w:eastAsia="黑体"/>
         <w:sz w:val="18"/>
       </w:rPr>
       <w:fldChar w:fldCharType="begin"/>
@@ -2535,6 +2766,7 @@
     </w:r>
     <w:r>
       <w:rPr>
+        <w:rFonts w:eastAsia="黑体"/>
         <w:sz w:val="18"/>
       </w:rPr>
       <w:t xml:space="preserve"> 页</w:t>
@@ -2548,6 +2780,9 @@
   <w:footnote w:type="continuationSeparator" w:id="0">
     <w:p>
       <w:r>
+        <w:rPr>
+          <w:rFonts w:eastAsia="黑体"/>
+        </w:rPr>
         <w:continuationSeparator/>
       </w:r>
     </w:p>
@@ -2555,6 +2790,9 @@
   <w:footnote w:type="separator" w:id="-1">
     <w:p>
       <w:r>
+        <w:rPr>
+          <w:rFonts w:eastAsia="黑体"/>
+        </w:rPr>
         <w:separator/>
       </w:r>
     </w:p>
@@ -2563,7 +2801,7 @@
 </file>
 
 <file path=word/header1.xml><?xml version="1.0" encoding="utf-8"?>
-<w:hdr xmlns:m="http://schemas.openxmlformats.org/officeDocument/2006/math" xmlns:mc="http://schemas.openxmlformats.org/markup-compatibility/2006" xmlns:mo="http://schemas.microsoft.com/office/mac/office/2008/main" xmlns:mv="urn:schemas-microsoft-com:mac:vml" xmlns:o="urn:schemas-microsoft-com:office:office" xmlns:r="http://schemas.openxmlformats.org/officeDocument/2006/relationships" xmlns:v="urn:schemas-microsoft-com:vml" xmlns:w10="urn:schemas-microsoft-com:office:word" xmlns:w14="http://schemas.microsoft.com/office/word/2010/wordml" xmlns:w="http://schemas.openxmlformats.org/wordprocessingml/2006/main" xmlns:wne="http://schemas.microsoft.com/office/word/2006/wordml" xmlns:wp14="http://schemas.microsoft.com/office/word/2010/wordprocessingDrawing" xmlns:wp="http://schemas.openxmlformats.org/drawingml/2006/wordprocessingDrawing" xmlns:wpc="http://schemas.microsoft.com/office/word/2010/wordprocessingCanvas" xmlns:wpg="http://schemas.microsoft.com/office/word/2010/wordprocessingGroup" xmlns:wpi="http://schemas.microsoft.com/office/word/2010/wordprocessingInk" xmlns:wps="http://schemas.microsoft.com/office/word/2010/wordprocessingShape" mc:Ignorable="w14 wp14">
+<w:hdr xmlns:mc="http://schemas.openxmlformats.org/markup-compatibility/2006" xmlns:w="http://schemas.openxmlformats.org/wordprocessingml/2006/main" xmlns:m="http://schemas.openxmlformats.org/officeDocument/2006/math" xmlns:mo="http://schemas.microsoft.com/office/mac/office/2008/main" xmlns:mv="urn:schemas-microsoft-com:mac:vml" xmlns:o="urn:schemas-microsoft-com:office:office" xmlns:r="http://schemas.openxmlformats.org/officeDocument/2006/relationships" xmlns:v="urn:schemas-microsoft-com:vml" xmlns:w10="urn:schemas-microsoft-com:office:word" xmlns:w14="http://schemas.microsoft.com/office/word/2010/wordml" xmlns:wne="http://schemas.microsoft.com/office/word/2006/wordml" xmlns:wp14="http://schemas.microsoft.com/office/word/2010/wordprocessingDrawing" xmlns:wp="http://schemas.openxmlformats.org/drawingml/2006/wordprocessingDrawing" xmlns:wpc="http://schemas.microsoft.com/office/word/2010/wordprocessingCanvas" xmlns:wpg="http://schemas.microsoft.com/office/word/2010/wordprocessingGroup" xmlns:wpi="http://schemas.microsoft.com/office/word/2010/wordprocessingInk" xmlns:wps="http://schemas.microsoft.com/office/word/2010/wordprocessingShape" mc:Ignorable="w14 wp14">
   <w:p>
     <w:pPr>
       <w:pStyle w:val="Header"/>
@@ -2571,7 +2809,7 @@
     </w:pPr>
     <w:r>
       <w:rPr>
-        <w:rFonts w:ascii="Times New Roman" w:hAnsi="Times New Roman"/>
+        <w:rFonts w:ascii="Times New Roman" w:hAnsi="Times New Roman" w:eastAsia="黑体"/>
         <w:sz w:val="18"/>
         <w:rFonts w:eastAsia="黑体"/>
         <w:rFonts w:eastAsia="黑体"/>
@@ -2583,7 +2821,7 @@
 </file>
 
 <file path=word/numbering.xml><?xml version="1.0" encoding="utf-8"?>
-<w:numbering xmlns:m="http://schemas.openxmlformats.org/officeDocument/2006/math" xmlns:mc="http://schemas.openxmlformats.org/markup-compatibility/2006" xmlns:mo="http://schemas.microsoft.com/office/mac/office/2008/main" xmlns:mv="urn:schemas-microsoft-com:mac:vml" xmlns:o="urn:schemas-microsoft-com:office:office" xmlns:r="http://schemas.openxmlformats.org/officeDocument/2006/relationships" xmlns:v="urn:schemas-microsoft-com:vml" xmlns:w="http://schemas.openxmlformats.org/wordprocessingml/2006/main" xmlns:w10="urn:schemas-microsoft-com:office:word" xmlns:w14="http://schemas.microsoft.com/office/word/2010/wordml" xmlns:wne="http://schemas.microsoft.com/office/word/2006/wordml" xmlns:wp="http://schemas.openxmlformats.org/drawingml/2006/wordprocessingDrawing" xmlns:wp14="http://schemas.microsoft.com/office/word/2010/wordprocessingDrawing" xmlns:wpc="http://schemas.microsoft.com/office/word/2010/wordprocessingCanvas" xmlns:wpg="http://schemas.microsoft.com/office/word/2010/wordprocessingGroup" xmlns:wpi="http://schemas.microsoft.com/office/word/2010/wordprocessingInk" xmlns:wps="http://schemas.microsoft.com/office/word/2010/wordprocessingShape" mc:Ignorable="w14 wp14">
+<w:numbering xmlns:mc="http://schemas.openxmlformats.org/markup-compatibility/2006" xmlns:w="http://schemas.openxmlformats.org/wordprocessingml/2006/main" xmlns:m="http://schemas.openxmlformats.org/officeDocument/2006/math" xmlns:mo="http://schemas.microsoft.com/office/mac/office/2008/main" xmlns:mv="urn:schemas-microsoft-com:mac:vml" xmlns:o="urn:schemas-microsoft-com:office:office" xmlns:r="http://schemas.openxmlformats.org/officeDocument/2006/relationships" xmlns:v="urn:schemas-microsoft-com:vml" xmlns:w10="urn:schemas-microsoft-com:office:word" xmlns:w14="http://schemas.microsoft.com/office/word/2010/wordml" xmlns:wne="http://schemas.microsoft.com/office/word/2006/wordml" xmlns:wp="http://schemas.openxmlformats.org/drawingml/2006/wordprocessingDrawing" xmlns:wp14="http://schemas.microsoft.com/office/word/2010/wordprocessingDrawing" xmlns:wpc="http://schemas.microsoft.com/office/word/2010/wordprocessingCanvas" xmlns:wpg="http://schemas.microsoft.com/office/word/2010/wordprocessingGroup" xmlns:wpi="http://schemas.microsoft.com/office/word/2010/wordprocessingInk" xmlns:wps="http://schemas.microsoft.com/office/word/2010/wordprocessingShape" mc:Ignorable="w14 wp14">
   <w:abstractNum w:abstractNumId="0">
     <w:nsid w:val="FFFFFF7C"/>
     <w:multiLevelType w:val="singleLevel"/>
@@ -2670,7 +2908,7 @@
         <w:ind w:hanging="360" w:left="1440"/>
       </w:pPr>
       <w:rPr>
-        <w:rFonts w:ascii="Symbol" w:hAnsi="Symbol" w:hint="default"/>
+        <w:rFonts w:ascii="Symbol" w:hAnsi="Symbol" w:hint="default" w:eastAsia="黑体"/>
       </w:rPr>
     </w:lvl>
   </w:abstractNum>
@@ -2691,7 +2929,7 @@
         <w:ind w:hanging="360" w:left="1080"/>
       </w:pPr>
       <w:rPr>
-        <w:rFonts w:ascii="Symbol" w:hAnsi="Symbol" w:hint="default"/>
+        <w:rFonts w:ascii="Symbol" w:hAnsi="Symbol" w:hint="default" w:eastAsia="黑体"/>
       </w:rPr>
     </w:lvl>
   </w:abstractNum>
@@ -2712,7 +2950,7 @@
         <w:ind w:hanging="360" w:left="720"/>
       </w:pPr>
       <w:rPr>
-        <w:rFonts w:ascii="Symbol" w:hAnsi="Symbol" w:hint="default"/>
+        <w:rFonts w:ascii="Symbol" w:hAnsi="Symbol" w:hint="default" w:eastAsia="黑体"/>
       </w:rPr>
     </w:lvl>
   </w:abstractNum>
@@ -2751,7 +2989,7 @@
         <w:ind w:hanging="360" w:left="360"/>
       </w:pPr>
       <w:rPr>
-        <w:rFonts w:ascii="Symbol" w:hAnsi="Symbol" w:hint="default"/>
+        <w:rFonts w:ascii="Symbol" w:hAnsi="Symbol" w:hint="default" w:eastAsia="黑体"/>
       </w:rPr>
     </w:lvl>
   </w:abstractNum>
@@ -2842,7 +3080,7 @@
         <w:ind w:left="720" w:hanging="360"/>
       </w:pPr>
       <w:rPr>
-        <w:rFonts w:ascii="Symbol" w:hAnsi="Symbol" w:cs="Symbol" w:hint="default"/>
+        <w:rFonts w:ascii="Symbol" w:hAnsi="Symbol" w:cs="Symbol" w:hint="default" w:eastAsia="黑体"/>
       </w:rPr>
     </w:lvl>
     <w:lvl w:ilvl="1">
@@ -2853,7 +3091,7 @@
         <w:ind w:left="1440" w:hanging="360"/>
       </w:pPr>
       <w:rPr>
-        <w:rFonts w:ascii="Courier New" w:hAnsi="Courier New" w:cs="Courier New" w:hint="default"/>
+        <w:rFonts w:ascii="Courier New" w:hAnsi="Courier New" w:cs="Courier New" w:hint="default" w:eastAsia="黑体"/>
       </w:rPr>
     </w:lvl>
     <w:lvl w:ilvl="2">
@@ -2864,7 +3102,7 @@
         <w:ind w:left="2160" w:hanging="360"/>
       </w:pPr>
       <w:rPr>
-        <w:rFonts w:ascii="Wingdings" w:hAnsi="Wingdings" w:cs="Wingdings" w:hint="default"/>
+        <w:rFonts w:ascii="Wingdings" w:hAnsi="Wingdings" w:cs="Wingdings" w:hint="default" w:eastAsia="黑体"/>
       </w:rPr>
     </w:lvl>
     <w:lvl w:ilvl="3">
@@ -2875,7 +3113,7 @@
         <w:ind w:left="2880" w:hanging="360"/>
       </w:pPr>
       <w:rPr>
-        <w:rFonts w:ascii="Symbol" w:hAnsi="Symbol" w:cs="Symbol" w:hint="default"/>
+        <w:rFonts w:ascii="Symbol" w:hAnsi="Symbol" w:cs="Symbol" w:hint="default" w:eastAsia="黑体"/>
       </w:rPr>
     </w:lvl>
     <w:lvl w:ilvl="4">
@@ -2886,7 +3124,7 @@
         <w:ind w:left="3600" w:hanging="360"/>
       </w:pPr>
       <w:rPr>
-        <w:rFonts w:ascii="Courier New" w:hAnsi="Courier New" w:cs="Courier New" w:hint="default"/>
+        <w:rFonts w:ascii="Courier New" w:hAnsi="Courier New" w:cs="Courier New" w:hint="default" w:eastAsia="黑体"/>
       </w:rPr>
     </w:lvl>
     <w:lvl w:ilvl="5">
@@ -2897,7 +3135,7 @@
         <w:ind w:left="4320" w:hanging="360"/>
       </w:pPr>
       <w:rPr>
-        <w:rFonts w:ascii="Wingdings" w:hAnsi="Wingdings" w:cs="Wingdings" w:hint="default"/>
+        <w:rFonts w:ascii="Wingdings" w:hAnsi="Wingdings" w:cs="Wingdings" w:hint="default" w:eastAsia="黑体"/>
       </w:rPr>
     </w:lvl>
     <w:lvl w:ilvl="6">
@@ -2908,7 +3146,7 @@
         <w:ind w:left="5040" w:hanging="360"/>
       </w:pPr>
       <w:rPr>
-        <w:rFonts w:ascii="Symbol" w:hAnsi="Symbol" w:cs="Symbol" w:hint="default"/>
+        <w:rFonts w:ascii="Symbol" w:hAnsi="Symbol" w:cs="Symbol" w:hint="default" w:eastAsia="黑体"/>
       </w:rPr>
     </w:lvl>
     <w:lvl w:ilvl="7">
@@ -2919,7 +3157,7 @@
         <w:ind w:left="5760" w:hanging="360"/>
       </w:pPr>
       <w:rPr>
-        <w:rFonts w:ascii="Courier New" w:hAnsi="Courier New" w:cs="Courier New" w:hint="default"/>
+        <w:rFonts w:ascii="Courier New" w:hAnsi="Courier New" w:cs="Courier New" w:hint="default" w:eastAsia="黑体"/>
       </w:rPr>
     </w:lvl>
     <w:lvl w:ilvl="8">
@@ -2930,7 +3168,7 @@
         <w:ind w:left="6480" w:hanging="360"/>
       </w:pPr>
       <w:rPr>
-        <w:rFonts w:ascii="Wingdings" w:hAnsi="Wingdings" w:cs="Wingdings" w:hint="default"/>
+        <w:rFonts w:ascii="Wingdings" w:hAnsi="Wingdings" w:cs="Wingdings" w:hint="default" w:eastAsia="黑体"/>
       </w:rPr>
     </w:lvl>
   </w:abstractNum>
@@ -2986,11 +3224,11 @@
 </file>
 
 <file path=word/styles.xml><?xml version="1.0" encoding="utf-8"?>
-<w:styles xmlns:mc="http://schemas.openxmlformats.org/markup-compatibility/2006" xmlns:r="http://schemas.openxmlformats.org/officeDocument/2006/relationships" xmlns:w="http://schemas.openxmlformats.org/wordprocessingml/2006/main" xmlns:w14="http://schemas.microsoft.com/office/word/2010/wordml" mc:Ignorable="w14">
+<w:styles xmlns:mc="http://schemas.openxmlformats.org/markup-compatibility/2006" xmlns:w="http://schemas.openxmlformats.org/wordprocessingml/2006/main" xmlns:r="http://schemas.openxmlformats.org/officeDocument/2006/relationships" xmlns:w14="http://schemas.microsoft.com/office/word/2010/wordml" mc:Ignorable="w14">
   <w:docDefaults>
     <w:rPrDefault>
       <w:rPr>
-        <w:rFonts w:asciiTheme="minorHAnsi" w:cstheme="minorBidi" w:eastAsiaTheme="minorEastAsia" w:hAnsiTheme="minorHAnsi"/>
+        <w:rFonts w:asciiTheme="minorHAnsi" w:cstheme="minorBidi" w:hAnsiTheme="minorHAnsi" w:eastAsia="黑体"/>
         <w:sz w:val="22"/>
         <w:szCs w:val="22"/>
         <w:lang w:bidi="ar-SA" w:eastAsia="en-US" w:val="en-US"/>
@@ -3212,7 +3450,7 @@
       <w:outlineLvl w:val="0"/>
     </w:pPr>
     <w:rPr>
-      <w:rFonts w:ascii="Times New Roman" w:asciiTheme="majorHAnsi" w:cstheme="majorBidi" w:eastAsia="黑体" w:eastAsiaTheme="majorEastAsia" w:hAnsi="Times New Roman" w:hAnsiTheme="majorHAnsi"/>
+      <w:rFonts w:ascii="Times New Roman" w:asciiTheme="majorHAnsi" w:cstheme="majorBidi" w:eastAsia="黑体" w:hAnsi="Times New Roman" w:hAnsiTheme="majorHAnsi"/>
       <w:b/>
       <w:bCs/>
       <w:color w:val="1F3864"/>
@@ -3236,7 +3474,7 @@
       <w:outlineLvl w:val="1"/>
     </w:pPr>
     <w:rPr>
-      <w:rFonts w:ascii="Times New Roman" w:asciiTheme="majorHAnsi" w:cstheme="majorBidi" w:eastAsia="黑体" w:eastAsiaTheme="majorEastAsia" w:hAnsi="Times New Roman" w:hAnsiTheme="majorHAnsi"/>
+      <w:rFonts w:ascii="Times New Roman" w:asciiTheme="majorHAnsi" w:cstheme="majorBidi" w:eastAsia="黑体" w:hAnsi="Times New Roman" w:hAnsiTheme="majorHAnsi"/>
       <w:b/>
       <w:bCs/>
       <w:color w:val="2E4E7E"/>
@@ -3260,7 +3498,7 @@
       <w:outlineLvl w:val="2"/>
     </w:pPr>
     <w:rPr>
-      <w:rFonts w:ascii="Times New Roman" w:asciiTheme="majorHAnsi" w:cstheme="majorBidi" w:eastAsia="黑体" w:eastAsiaTheme="majorEastAsia" w:hAnsi="Times New Roman" w:hAnsiTheme="majorHAnsi"/>
+      <w:rFonts w:ascii="Times New Roman" w:asciiTheme="majorHAnsi" w:cstheme="majorBidi" w:eastAsia="黑体" w:hAnsi="Times New Roman" w:hAnsiTheme="majorHAnsi"/>
       <w:b/>
       <w:bCs/>
       <w:color w:val="2E4E7E"/>
@@ -3284,7 +3522,7 @@
       <w:outlineLvl w:val="3"/>
     </w:pPr>
     <w:rPr>
-      <w:rFonts w:ascii="Times New Roman" w:asciiTheme="majorHAnsi" w:cstheme="majorBidi" w:eastAsia="黑体" w:eastAsiaTheme="majorEastAsia" w:hAnsi="Times New Roman" w:hAnsiTheme="majorHAnsi"/>
+      <w:rFonts w:ascii="Times New Roman" w:asciiTheme="majorHAnsi" w:cstheme="majorBidi" w:eastAsia="黑体" w:hAnsi="Times New Roman" w:hAnsiTheme="majorHAnsi"/>
       <w:b/>
       <w:bCs/>
       <w:i/>
@@ -3310,7 +3548,7 @@
       <w:outlineLvl w:val="4"/>
     </w:pPr>
     <w:rPr>
-      <w:rFonts w:ascii="Times New Roman" w:asciiTheme="majorHAnsi" w:cstheme="majorBidi" w:eastAsia="黑体" w:eastAsiaTheme="majorEastAsia" w:hAnsi="Times New Roman" w:hAnsiTheme="majorHAnsi"/>
+      <w:rFonts w:ascii="Times New Roman" w:asciiTheme="majorHAnsi" w:cstheme="majorBidi" w:eastAsia="黑体" w:hAnsi="Times New Roman" w:hAnsiTheme="majorHAnsi"/>
       <w:b/>
       <w:color w:val="333333"/>
       <w:sz w:val="22"/>
@@ -3333,7 +3571,7 @@
       <w:outlineLvl w:val="5"/>
     </w:pPr>
     <w:rPr>
-      <w:rFonts w:asciiTheme="majorHAnsi" w:cstheme="majorBidi" w:eastAsiaTheme="majorEastAsia" w:hAnsiTheme="majorHAnsi"/>
+      <w:rFonts w:asciiTheme="majorHAnsi" w:cstheme="majorBidi" w:hAnsiTheme="majorHAnsi" w:eastAsia="黑体"/>
       <w:i/>
       <w:iCs/>
       <w:color w:themeColor="accent1" w:themeShade="7F" w:val="243F60"/>
@@ -3356,7 +3594,7 @@
       <w:outlineLvl w:val="6"/>
     </w:pPr>
     <w:rPr>
-      <w:rFonts w:asciiTheme="majorHAnsi" w:cstheme="majorBidi" w:eastAsiaTheme="majorEastAsia" w:hAnsiTheme="majorHAnsi"/>
+      <w:rFonts w:asciiTheme="majorHAnsi" w:cstheme="majorBidi" w:hAnsiTheme="majorHAnsi" w:eastAsia="黑体"/>
       <w:i/>
       <w:iCs/>
       <w:color w:themeColor="text1" w:themeTint="BF" w:val="404040"/>
@@ -3379,7 +3617,7 @@
       <w:outlineLvl w:val="7"/>
     </w:pPr>
     <w:rPr>
-      <w:rFonts w:asciiTheme="majorHAnsi" w:cstheme="majorBidi" w:eastAsiaTheme="majorEastAsia" w:hAnsiTheme="majorHAnsi"/>
+      <w:rFonts w:asciiTheme="majorHAnsi" w:cstheme="majorBidi" w:hAnsiTheme="majorHAnsi" w:eastAsia="黑体"/>
       <w:color w:themeColor="accent1" w:val="4F81BD"/>
       <w:sz w:val="20"/>
       <w:szCs w:val="20"/>
@@ -3402,7 +3640,7 @@
       <w:outlineLvl w:val="8"/>
     </w:pPr>
     <w:rPr>
-      <w:rFonts w:asciiTheme="majorHAnsi" w:cstheme="majorBidi" w:eastAsiaTheme="majorEastAsia" w:hAnsiTheme="majorHAnsi"/>
+      <w:rFonts w:asciiTheme="majorHAnsi" w:cstheme="majorBidi" w:hAnsiTheme="majorHAnsi" w:eastAsia="黑体"/>
       <w:i/>
       <w:iCs/>
       <w:color w:themeColor="text1" w:themeTint="BF" w:val="404040"/>
@@ -3453,7 +3691,7 @@
     <w:uiPriority w:val="9"/>
     <w:rsid w:val="00FC693F"/>
     <w:rPr>
-      <w:rFonts w:asciiTheme="majorHAnsi" w:cstheme="majorBidi" w:eastAsiaTheme="majorEastAsia" w:hAnsiTheme="majorHAnsi"/>
+      <w:rFonts w:asciiTheme="majorHAnsi" w:cstheme="majorBidi" w:hAnsiTheme="majorHAnsi" w:eastAsia="黑体"/>
       <w:b/>
       <w:bCs/>
       <w:color w:themeColor="accent1" w:themeShade="BF" w:val="365F91"/>
@@ -3468,7 +3706,7 @@
     <w:uiPriority w:val="9"/>
     <w:rsid w:val="00FC693F"/>
     <w:rPr>
-      <w:rFonts w:asciiTheme="majorHAnsi" w:cstheme="majorBidi" w:eastAsiaTheme="majorEastAsia" w:hAnsiTheme="majorHAnsi"/>
+      <w:rFonts w:asciiTheme="majorHAnsi" w:cstheme="majorBidi" w:hAnsiTheme="majorHAnsi" w:eastAsia="黑体"/>
       <w:b/>
       <w:bCs/>
       <w:color w:themeColor="accent1" w:val="4F81BD"/>
@@ -3483,7 +3721,7 @@
     <w:uiPriority w:val="9"/>
     <w:rsid w:val="00FC693F"/>
     <w:rPr>
-      <w:rFonts w:asciiTheme="majorHAnsi" w:cstheme="majorBidi" w:eastAsiaTheme="majorEastAsia" w:hAnsiTheme="majorHAnsi"/>
+      <w:rFonts w:asciiTheme="majorHAnsi" w:cstheme="majorBidi" w:hAnsiTheme="majorHAnsi" w:eastAsia="黑体"/>
       <w:b/>
       <w:bCs/>
       <w:color w:themeColor="accent1" w:val="4F81BD"/>
@@ -3506,7 +3744,7 @@
       <w:contextualSpacing/>
     </w:pPr>
     <w:rPr>
-      <w:rFonts w:ascii="Times New Roman" w:asciiTheme="majorHAnsi" w:cstheme="majorBidi" w:eastAsia="黑体" w:eastAsiaTheme="majorEastAsia" w:hAnsi="Times New Roman" w:hAnsiTheme="majorHAnsi"/>
+      <w:rFonts w:ascii="Times New Roman" w:asciiTheme="majorHAnsi" w:cstheme="majorBidi" w:eastAsia="黑体" w:hAnsi="Times New Roman" w:hAnsiTheme="majorHAnsi"/>
       <w:b/>
       <w:color w:val="1F3864"/>
       <w:spacing w:val="5"/>
@@ -3522,7 +3760,7 @@
     <w:uiPriority w:val="10"/>
     <w:rsid w:val="00FC693F"/>
     <w:rPr>
-      <w:rFonts w:asciiTheme="majorHAnsi" w:cstheme="majorBidi" w:eastAsiaTheme="majorEastAsia" w:hAnsiTheme="majorHAnsi"/>
+      <w:rFonts w:asciiTheme="majorHAnsi" w:cstheme="majorBidi" w:hAnsiTheme="majorHAnsi" w:eastAsia="黑体"/>
       <w:color w:themeColor="text2" w:themeShade="BF" w:val="17365D"/>
       <w:spacing w:val="5"/>
       <w:kern w:val="28"/>
@@ -3544,7 +3782,7 @@
       </w:numPr>
     </w:pPr>
     <w:rPr>
-      <w:rFonts w:asciiTheme="majorHAnsi" w:cstheme="majorBidi" w:eastAsiaTheme="majorEastAsia" w:hAnsiTheme="majorHAnsi"/>
+      <w:rFonts w:asciiTheme="majorHAnsi" w:cstheme="majorBidi" w:hAnsiTheme="majorHAnsi" w:eastAsia="黑体"/>
       <w:i/>
       <w:iCs/>
       <w:color w:themeColor="accent1" w:val="4F81BD"/>
@@ -3560,7 +3798,7 @@
     <w:uiPriority w:val="11"/>
     <w:rsid w:val="00FC693F"/>
     <w:rPr>
-      <w:rFonts w:asciiTheme="majorHAnsi" w:cstheme="majorBidi" w:eastAsiaTheme="majorEastAsia" w:hAnsiTheme="majorHAnsi"/>
+      <w:rFonts w:asciiTheme="majorHAnsi" w:cstheme="majorBidi" w:hAnsiTheme="majorHAnsi" w:eastAsia="黑体"/>
       <w:i/>
       <w:iCs/>
       <w:color w:themeColor="accent1" w:val="4F81BD"/>
@@ -3627,6 +3865,7 @@
       <w:spacing w:after="120"/>
     </w:pPr>
     <w:rPr>
+      <w:rFonts w:eastAsia="黑体"/>
       <w:sz w:val="16"/>
       <w:szCs w:val="16"/>
     </w:rPr>
@@ -3638,6 +3877,7 @@
     <w:uiPriority w:val="99"/>
     <w:rsid w:val="00AA1D8D"/>
     <w:rPr>
+      <w:rFonts w:eastAsia="黑体"/>
       <w:sz w:val="16"/>
       <w:szCs w:val="16"/>
     </w:rPr>
@@ -3807,7 +4047,7 @@
       </w:tabs>
     </w:pPr>
     <w:rPr>
-      <w:rFonts w:ascii="Courier" w:hAnsi="Courier"/>
+      <w:rFonts w:ascii="Courier" w:hAnsi="Courier" w:eastAsia="黑体"/>
       <w:sz w:val="20"/>
       <w:szCs w:val="20"/>
     </w:rPr>
@@ -3819,7 +4059,7 @@
     <w:uiPriority w:val="99"/>
     <w:rsid w:val="0029639D"/>
     <w:rPr>
-      <w:rFonts w:ascii="Courier" w:hAnsi="Courier"/>
+      <w:rFonts w:ascii="Courier" w:hAnsi="Courier" w:eastAsia="黑体"/>
       <w:sz w:val="20"/>
       <w:szCs w:val="20"/>
     </w:rPr>
@@ -3855,6 +4095,7 @@
     <w:uiPriority w:val="29"/>
     <w:rsid w:val="00FC693F"/>
     <w:rPr>
+      <w:rFonts w:eastAsia="黑体"/>
       <w:i/>
       <w:iCs/>
       <w:color w:themeColor="text1" w:val="000000"/>
@@ -3868,7 +4109,7 @@
     <w:semiHidden/>
     <w:rsid w:val="00FC693F"/>
     <w:rPr>
-      <w:rFonts w:asciiTheme="majorHAnsi" w:cstheme="majorBidi" w:eastAsiaTheme="majorEastAsia" w:hAnsiTheme="majorHAnsi"/>
+      <w:rFonts w:asciiTheme="majorHAnsi" w:cstheme="majorBidi" w:hAnsiTheme="majorHAnsi" w:eastAsia="黑体"/>
       <w:b/>
       <w:bCs/>
       <w:i/>
@@ -3884,7 +4125,7 @@
     <w:semiHidden/>
     <w:rsid w:val="00FC693F"/>
     <w:rPr>
-      <w:rFonts w:asciiTheme="majorHAnsi" w:cstheme="majorBidi" w:eastAsiaTheme="majorEastAsia" w:hAnsiTheme="majorHAnsi"/>
+      <w:rFonts w:asciiTheme="majorHAnsi" w:cstheme="majorBidi" w:hAnsiTheme="majorHAnsi" w:eastAsia="黑体"/>
       <w:color w:themeColor="accent1" w:themeShade="7F" w:val="243F60"/>
     </w:rPr>
   </w:style>
@@ -3896,7 +4137,7 @@
     <w:semiHidden/>
     <w:rsid w:val="00FC693F"/>
     <w:rPr>
-      <w:rFonts w:asciiTheme="majorHAnsi" w:cstheme="majorBidi" w:eastAsiaTheme="majorEastAsia" w:hAnsiTheme="majorHAnsi"/>
+      <w:rFonts w:asciiTheme="majorHAnsi" w:cstheme="majorBidi" w:hAnsiTheme="majorHAnsi" w:eastAsia="黑体"/>
       <w:i/>
       <w:iCs/>
       <w:color w:themeColor="accent1" w:themeShade="7F" w:val="243F60"/>
@@ -3910,7 +4151,7 @@
     <w:semiHidden/>
     <w:rsid w:val="00FC693F"/>
     <w:rPr>
-      <w:rFonts w:asciiTheme="majorHAnsi" w:cstheme="majorBidi" w:eastAsiaTheme="majorEastAsia" w:hAnsiTheme="majorHAnsi"/>
+      <w:rFonts w:asciiTheme="majorHAnsi" w:cstheme="majorBidi" w:hAnsiTheme="majorHAnsi" w:eastAsia="黑体"/>
       <w:i/>
       <w:iCs/>
       <w:color w:themeColor="text1" w:themeTint="BF" w:val="404040"/>
@@ -3924,7 +4165,7 @@
     <w:semiHidden/>
     <w:rsid w:val="00FC693F"/>
     <w:rPr>
-      <w:rFonts w:asciiTheme="majorHAnsi" w:cstheme="majorBidi" w:eastAsiaTheme="majorEastAsia" w:hAnsiTheme="majorHAnsi"/>
+      <w:rFonts w:asciiTheme="majorHAnsi" w:cstheme="majorBidi" w:hAnsiTheme="majorHAnsi" w:eastAsia="黑体"/>
       <w:color w:themeColor="accent1" w:val="4F81BD"/>
       <w:sz w:val="20"/>
       <w:szCs w:val="20"/>
@@ -3938,7 +4179,7 @@
     <w:semiHidden/>
     <w:rsid w:val="00FC693F"/>
     <w:rPr>
-      <w:rFonts w:asciiTheme="majorHAnsi" w:cstheme="majorBidi" w:eastAsiaTheme="majorEastAsia" w:hAnsiTheme="majorHAnsi"/>
+      <w:rFonts w:asciiTheme="majorHAnsi" w:cstheme="majorBidi" w:hAnsiTheme="majorHAnsi" w:eastAsia="黑体"/>
       <w:i/>
       <w:iCs/>
       <w:color w:themeColor="text1" w:themeTint="BF" w:val="404040"/>
@@ -3959,6 +4200,7 @@
       <w:spacing w:line="240" w:lineRule="auto"/>
     </w:pPr>
     <w:rPr>
+      <w:rFonts w:eastAsia="黑体"/>
       <w:b/>
       <w:bCs/>
       <w:color w:themeColor="accent1" w:val="4F81BD"/>
@@ -3973,6 +4215,7 @@
     <w:qFormat/>
     <w:rsid w:val="00FC693F"/>
     <w:rPr>
+      <w:rFonts w:eastAsia="黑体"/>
       <w:b/>
       <w:bCs/>
     </w:rPr>
@@ -3984,6 +4227,7 @@
     <w:qFormat/>
     <w:rsid w:val="00FC693F"/>
     <w:rPr>
+      <w:rFonts w:eastAsia="黑体"/>
       <w:i/>
       <w:iCs/>
     </w:rPr>
@@ -4004,6 +4248,7 @@
       <w:ind w:left="936" w:right="936"/>
     </w:pPr>
     <w:rPr>
+      <w:rFonts w:eastAsia="黑体"/>
       <w:b/>
       <w:bCs/>
       <w:i/>
@@ -4018,6 +4263,7 @@
     <w:uiPriority w:val="30"/>
     <w:rsid w:val="00FC693F"/>
     <w:rPr>
+      <w:rFonts w:eastAsia="黑体"/>
       <w:b/>
       <w:bCs/>
       <w:i/>
@@ -4032,6 +4278,7 @@
     <w:qFormat/>
     <w:rsid w:val="00FC693F"/>
     <w:rPr>
+      <w:rFonts w:eastAsia="黑体"/>
       <w:i/>
       <w:iCs/>
       <w:color w:themeColor="text1" w:themeTint="7F" w:val="808080"/>
@@ -4044,6 +4291,7 @@
     <w:qFormat/>
     <w:rsid w:val="00FC693F"/>
     <w:rPr>
+      <w:rFonts w:eastAsia="黑体"/>
       <w:b/>
       <w:bCs/>
       <w:i/>
@@ -4058,6 +4306,7 @@
     <w:qFormat/>
     <w:rsid w:val="00FC693F"/>
     <w:rPr>
+      <w:rFonts w:eastAsia="黑体"/>
       <w:smallCaps/>
       <w:color w:themeColor="accent2" w:val="C0504D"/>
       <w:u w:val="single"/>
@@ -4070,6 +4319,7 @@
     <w:qFormat/>
     <w:rsid w:val="00FC693F"/>
     <w:rPr>
+      <w:rFonts w:eastAsia="黑体"/>
       <w:b/>
       <w:bCs/>
       <w:smallCaps/>
@@ -4085,6 +4335,7 @@
     <w:qFormat/>
     <w:rsid w:val="00FC693F"/>
     <w:rPr>
+      <w:rFonts w:eastAsia="黑体"/>
       <w:b/>
       <w:bCs/>
       <w:smallCaps/>
@@ -4139,6 +4390,7 @@
       <w:spacing w:after="0" w:line="240" w:lineRule="auto"/>
     </w:pPr>
     <w:rPr>
+      <w:rFonts w:eastAsia="黑体"/>
       <w:color w:themeColor="text1" w:themeShade="BF" w:val="000000"/>
     </w:rPr>
     <w:tblPr>
@@ -4161,6 +4413,7 @@
         <w:spacing w:after="0" w:before="0" w:line="240" w:lineRule="auto"/>
       </w:pPr>
       <w:rPr>
+        <w:rFonts w:eastAsia="黑体"/>
         <w:b/>
         <w:bCs/>
       </w:rPr>
@@ -4181,6 +4434,7 @@
         <w:spacing w:after="0" w:before="0" w:line="240" w:lineRule="auto"/>
       </w:pPr>
       <w:rPr>
+        <w:rFonts w:eastAsia="黑体"/>
         <w:b/>
         <w:bCs/>
       </w:rPr>
@@ -4198,12 +4452,14 @@
     </w:tblStylePr>
     <w:tblStylePr w:type="firstCol">
       <w:rPr>
+        <w:rFonts w:eastAsia="黑体"/>
         <w:b/>
         <w:bCs/>
       </w:rPr>
     </w:tblStylePr>
     <w:tblStylePr w:type="lastCol">
       <w:rPr>
+        <w:rFonts w:eastAsia="黑体"/>
         <w:b/>
         <w:bCs/>
       </w:rPr>
@@ -4242,6 +4498,7 @@
       <w:spacing w:after="0" w:line="240" w:lineRule="auto"/>
     </w:pPr>
     <w:rPr>
+      <w:rFonts w:eastAsia="黑体"/>
       <w:color w:themeColor="accent1" w:themeShade="BF" w:val="365F91"/>
     </w:rPr>
     <w:tblPr>
@@ -4264,6 +4521,7 @@
         <w:spacing w:after="0" w:before="0" w:line="240" w:lineRule="auto"/>
       </w:pPr>
       <w:rPr>
+        <w:rFonts w:eastAsia="黑体"/>
         <w:b/>
         <w:bCs/>
       </w:rPr>
@@ -4284,6 +4542,7 @@
         <w:spacing w:after="0" w:before="0" w:line="240" w:lineRule="auto"/>
       </w:pPr>
       <w:rPr>
+        <w:rFonts w:eastAsia="黑体"/>
         <w:b/>
         <w:bCs/>
       </w:rPr>
@@ -4301,12 +4560,14 @@
     </w:tblStylePr>
     <w:tblStylePr w:type="firstCol">
       <w:rPr>
+        <w:rFonts w:eastAsia="黑体"/>
         <w:b/>
         <w:bCs/>
       </w:rPr>
     </w:tblStylePr>
     <w:tblStylePr w:type="lastCol">
       <w:rPr>
+        <w:rFonts w:eastAsia="黑体"/>
         <w:b/>
         <w:bCs/>
       </w:rPr>
@@ -4345,6 +4606,7 @@
       <w:spacing w:after="0" w:line="240" w:lineRule="auto"/>
     </w:pPr>
     <w:rPr>
+      <w:rFonts w:eastAsia="黑体"/>
       <w:color w:themeColor="accent2" w:themeShade="BF" w:val="943634"/>
     </w:rPr>
     <w:tblPr>
@@ -4367,6 +4629,7 @@
         <w:spacing w:after="0" w:before="0" w:line="240" w:lineRule="auto"/>
       </w:pPr>
       <w:rPr>
+        <w:rFonts w:eastAsia="黑体"/>
         <w:b/>
         <w:bCs/>
       </w:rPr>
@@ -4387,6 +4650,7 @@
         <w:spacing w:after="0" w:before="0" w:line="240" w:lineRule="auto"/>
       </w:pPr>
       <w:rPr>
+        <w:rFonts w:eastAsia="黑体"/>
         <w:b/>
         <w:bCs/>
       </w:rPr>
@@ -4404,12 +4668,14 @@
     </w:tblStylePr>
     <w:tblStylePr w:type="firstCol">
       <w:rPr>
+        <w:rFonts w:eastAsia="黑体"/>
         <w:b/>
         <w:bCs/>
       </w:rPr>
     </w:tblStylePr>
     <w:tblStylePr w:type="lastCol">
       <w:rPr>
+        <w:rFonts w:eastAsia="黑体"/>
         <w:b/>
         <w:bCs/>
       </w:rPr>
@@ -4448,6 +4714,7 @@
       <w:spacing w:after="0" w:line="240" w:lineRule="auto"/>
     </w:pPr>
     <w:rPr>
+      <w:rFonts w:eastAsia="黑体"/>
       <w:color w:themeColor="accent3" w:themeShade="BF" w:val="76923C"/>
     </w:rPr>
     <w:tblPr>
@@ -4470,6 +4737,7 @@
         <w:spacing w:after="0" w:before="0" w:line="240" w:lineRule="auto"/>
       </w:pPr>
       <w:rPr>
+        <w:rFonts w:eastAsia="黑体"/>
         <w:b/>
         <w:bCs/>
       </w:rPr>
@@ -4490,6 +4758,7 @@
         <w:spacing w:after="0" w:before="0" w:line="240" w:lineRule="auto"/>
       </w:pPr>
       <w:rPr>
+        <w:rFonts w:eastAsia="黑体"/>
         <w:b/>
         <w:bCs/>
       </w:rPr>
@@ -4507,12 +4776,14 @@
     </w:tblStylePr>
     <w:tblStylePr w:type="firstCol">
       <w:rPr>
+        <w:rFonts w:eastAsia="黑体"/>
         <w:b/>
         <w:bCs/>
       </w:rPr>
     </w:tblStylePr>
     <w:tblStylePr w:type="lastCol">
       <w:rPr>
+        <w:rFonts w:eastAsia="黑体"/>
         <w:b/>
         <w:bCs/>
       </w:rPr>
@@ -4551,6 +4822,7 @@
       <w:spacing w:after="0" w:line="240" w:lineRule="auto"/>
     </w:pPr>
     <w:rPr>
+      <w:rFonts w:eastAsia="黑体"/>
       <w:color w:themeColor="accent4" w:themeShade="BF" w:val="5F497A"/>
     </w:rPr>
     <w:tblPr>
@@ -4573,6 +4845,7 @@
         <w:spacing w:after="0" w:before="0" w:line="240" w:lineRule="auto"/>
       </w:pPr>
       <w:rPr>
+        <w:rFonts w:eastAsia="黑体"/>
         <w:b/>
         <w:bCs/>
       </w:rPr>
@@ -4593,6 +4866,7 @@
         <w:spacing w:after="0" w:before="0" w:line="240" w:lineRule="auto"/>
       </w:pPr>
       <w:rPr>
+        <w:rFonts w:eastAsia="黑体"/>
         <w:b/>
         <w:bCs/>
       </w:rPr>
@@ -4610,12 +4884,14 @@
     </w:tblStylePr>
     <w:tblStylePr w:type="firstCol">
       <w:rPr>
+        <w:rFonts w:eastAsia="黑体"/>
         <w:b/>
         <w:bCs/>
       </w:rPr>
     </w:tblStylePr>
     <w:tblStylePr w:type="lastCol">
       <w:rPr>
+        <w:rFonts w:eastAsia="黑体"/>
         <w:b/>
         <w:bCs/>
       </w:rPr>
@@ -4654,6 +4930,7 @@
       <w:spacing w:after="0" w:line="240" w:lineRule="auto"/>
     </w:pPr>
     <w:rPr>
+      <w:rFonts w:eastAsia="黑体"/>
       <w:color w:themeColor="accent5" w:themeShade="BF" w:val="31849B"/>
     </w:rPr>
     <w:tblPr>
@@ -4676,6 +4953,7 @@
         <w:spacing w:after="0" w:before="0" w:line="240" w:lineRule="auto"/>
       </w:pPr>
       <w:rPr>
+        <w:rFonts w:eastAsia="黑体"/>
         <w:b/>
         <w:bCs/>
       </w:rPr>
@@ -4696,6 +4974,7 @@
         <w:spacing w:after="0" w:before="0" w:line="240" w:lineRule="auto"/>
       </w:pPr>
       <w:rPr>
+        <w:rFonts w:eastAsia="黑体"/>
         <w:b/>
         <w:bCs/>
       </w:rPr>
@@ -4713,12 +4992,14 @@
     </w:tblStylePr>
     <w:tblStylePr w:type="firstCol">
       <w:rPr>
+        <w:rFonts w:eastAsia="黑体"/>
         <w:b/>
         <w:bCs/>
       </w:rPr>
     </w:tblStylePr>
     <w:tblStylePr w:type="lastCol">
       <w:rPr>
+        <w:rFonts w:eastAsia="黑体"/>
         <w:b/>
         <w:bCs/>
       </w:rPr>
@@ -4757,6 +5038,7 @@
       <w:spacing w:after="0" w:line="240" w:lineRule="auto"/>
     </w:pPr>
     <w:rPr>
+      <w:rFonts w:eastAsia="黑体"/>
       <w:color w:themeColor="accent6" w:themeShade="BF" w:val="E36C0A"/>
     </w:rPr>
     <w:tblPr>
@@ -4779,6 +5061,7 @@
         <w:spacing w:after="0" w:before="0" w:line="240" w:lineRule="auto"/>
       </w:pPr>
       <w:rPr>
+        <w:rFonts w:eastAsia="黑体"/>
         <w:b/>
         <w:bCs/>
       </w:rPr>
@@ -4799,6 +5082,7 @@
         <w:spacing w:after="0" w:before="0" w:line="240" w:lineRule="auto"/>
       </w:pPr>
       <w:rPr>
+        <w:rFonts w:eastAsia="黑体"/>
         <w:b/>
         <w:bCs/>
       </w:rPr>
@@ -4816,12 +5100,14 @@
     </w:tblStylePr>
     <w:tblStylePr w:type="firstCol">
       <w:rPr>
+        <w:rFonts w:eastAsia="黑体"/>
         <w:b/>
         <w:bCs/>
       </w:rPr>
     </w:tblStylePr>
     <w:tblStylePr w:type="lastCol">
       <w:rPr>
+        <w:rFonts w:eastAsia="黑体"/>
         <w:b/>
         <w:bCs/>
       </w:rPr>
@@ -4881,6 +5167,7 @@
         <w:spacing w:after="0" w:before="0" w:line="240" w:lineRule="auto"/>
       </w:pPr>
       <w:rPr>
+        <w:rFonts w:eastAsia="黑体"/>
         <w:b/>
         <w:bCs/>
         <w:color w:themeColor="background1" w:val="FFFFFF"/>
@@ -4895,6 +5182,7 @@
         <w:spacing w:after="0" w:before="0" w:line="240" w:lineRule="auto"/>
       </w:pPr>
       <w:rPr>
+        <w:rFonts w:eastAsia="黑体"/>
         <w:b/>
         <w:bCs/>
       </w:rPr>
@@ -4910,12 +5198,14 @@
     </w:tblStylePr>
     <w:tblStylePr w:type="firstCol">
       <w:rPr>
+        <w:rFonts w:eastAsia="黑体"/>
         <w:b/>
         <w:bCs/>
       </w:rPr>
     </w:tblStylePr>
     <w:tblStylePr w:type="lastCol">
       <w:rPr>
+        <w:rFonts w:eastAsia="黑体"/>
         <w:b/>
         <w:bCs/>
       </w:rPr>
@@ -4973,6 +5263,7 @@
         <w:spacing w:after="0" w:before="0" w:line="240" w:lineRule="auto"/>
       </w:pPr>
       <w:rPr>
+        <w:rFonts w:eastAsia="黑体"/>
         <w:b/>
         <w:bCs/>
         <w:color w:themeColor="background1" w:val="FFFFFF"/>
@@ -4987,6 +5278,7 @@
         <w:spacing w:after="0" w:before="0" w:line="240" w:lineRule="auto"/>
       </w:pPr>
       <w:rPr>
+        <w:rFonts w:eastAsia="黑体"/>
         <w:b/>
         <w:bCs/>
       </w:rPr>
@@ -5002,12 +5294,14 @@
     </w:tblStylePr>
     <w:tblStylePr w:type="firstCol">
       <w:rPr>
+        <w:rFonts w:eastAsia="黑体"/>
         <w:b/>
         <w:bCs/>
       </w:rPr>
     </w:tblStylePr>
     <w:tblStylePr w:type="lastCol">
       <w:rPr>
+        <w:rFonts w:eastAsia="黑体"/>
         <w:b/>
         <w:bCs/>
       </w:rPr>
@@ -5065,6 +5359,7 @@
         <w:spacing w:after="0" w:before="0" w:line="240" w:lineRule="auto"/>
       </w:pPr>
       <w:rPr>
+        <w:rFonts w:eastAsia="黑体"/>
         <w:b/>
         <w:bCs/>
         <w:color w:themeColor="background1" w:val="FFFFFF"/>
@@ -5079,6 +5374,7 @@
         <w:spacing w:after="0" w:before="0" w:line="240" w:lineRule="auto"/>
       </w:pPr>
       <w:rPr>
+        <w:rFonts w:eastAsia="黑体"/>
         <w:b/>
         <w:bCs/>
       </w:rPr>
@@ -5094,12 +5390,14 @@
     </w:tblStylePr>
     <w:tblStylePr w:type="firstCol">
       <w:rPr>
+        <w:rFonts w:eastAsia="黑体"/>
         <w:b/>
         <w:bCs/>
       </w:rPr>
     </w:tblStylePr>
     <w:tblStylePr w:type="lastCol">
       <w:rPr>
+        <w:rFonts w:eastAsia="黑体"/>
         <w:b/>
         <w:bCs/>
       </w:rPr>
@@ -5157,6 +5455,7 @@
         <w:spacing w:after="0" w:before="0" w:line="240" w:lineRule="auto"/>
       </w:pPr>
       <w:rPr>
+        <w:rFonts w:eastAsia="黑体"/>
         <w:b/>
         <w:bCs/>
         <w:color w:themeColor="background1" w:val="FFFFFF"/>
@@ -5171,6 +5470,7 @@
         <w:spacing w:after="0" w:before="0" w:line="240" w:lineRule="auto"/>
       </w:pPr>
       <w:rPr>
+        <w:rFonts w:eastAsia="黑体"/>
         <w:b/>
         <w:bCs/>
       </w:rPr>
@@ -5186,12 +5486,14 @@
     </w:tblStylePr>
     <w:tblStylePr w:type="firstCol">
       <w:rPr>
+        <w:rFonts w:eastAsia="黑体"/>
         <w:b/>
         <w:bCs/>
       </w:rPr>
     </w:tblStylePr>
     <w:tblStylePr w:type="lastCol">
       <w:rPr>
+        <w:rFonts w:eastAsia="黑体"/>
         <w:b/>
         <w:bCs/>
       </w:rPr>
@@ -5249,6 +5551,7 @@
         <w:spacing w:after="0" w:before="0" w:line="240" w:lineRule="auto"/>
       </w:pPr>
       <w:rPr>
+        <w:rFonts w:eastAsia="黑体"/>
         <w:b/>
         <w:bCs/>
         <w:color w:themeColor="background1" w:val="FFFFFF"/>
@@ -5263,6 +5566,7 @@
         <w:spacing w:after="0" w:before="0" w:line="240" w:lineRule="auto"/>
       </w:pPr>
       <w:rPr>
+        <w:rFonts w:eastAsia="黑体"/>
         <w:b/>
         <w:bCs/>
       </w:rPr>
@@ -5278,12 +5582,14 @@
     </w:tblStylePr>
     <w:tblStylePr w:type="firstCol">
       <w:rPr>
+        <w:rFonts w:eastAsia="黑体"/>
         <w:b/>
         <w:bCs/>
       </w:rPr>
     </w:tblStylePr>
     <w:tblStylePr w:type="lastCol">
       <w:rPr>
+        <w:rFonts w:eastAsia="黑体"/>
         <w:b/>
         <w:bCs/>
       </w:rPr>
@@ -5341,6 +5647,7 @@
         <w:spacing w:after="0" w:before="0" w:line="240" w:lineRule="auto"/>
       </w:pPr>
       <w:rPr>
+        <w:rFonts w:eastAsia="黑体"/>
         <w:b/>
         <w:bCs/>
         <w:color w:themeColor="background1" w:val="FFFFFF"/>
@@ -5355,6 +5662,7 @@
         <w:spacing w:after="0" w:before="0" w:line="240" w:lineRule="auto"/>
       </w:pPr>
       <w:rPr>
+        <w:rFonts w:eastAsia="黑体"/>
         <w:b/>
         <w:bCs/>
       </w:rPr>
@@ -5370,12 +5678,14 @@
     </w:tblStylePr>
     <w:tblStylePr w:type="firstCol">
       <w:rPr>
+        <w:rFonts w:eastAsia="黑体"/>
         <w:b/>
         <w:bCs/>
       </w:rPr>
     </w:tblStylePr>
     <w:tblStylePr w:type="lastCol">
       <w:rPr>
+        <w:rFonts w:eastAsia="黑体"/>
         <w:b/>
         <w:bCs/>
       </w:rPr>
@@ -5433,6 +5743,7 @@
         <w:spacing w:after="0" w:before="0" w:line="240" w:lineRule="auto"/>
       </w:pPr>
       <w:rPr>
+        <w:rFonts w:eastAsia="黑体"/>
         <w:b/>
         <w:bCs/>
         <w:color w:themeColor="background1" w:val="FFFFFF"/>
@@ -5447,6 +5758,7 @@
         <w:spacing w:after="0" w:before="0" w:line="240" w:lineRule="auto"/>
       </w:pPr>
       <w:rPr>
+        <w:rFonts w:eastAsia="黑体"/>
         <w:b/>
         <w:bCs/>
       </w:rPr>
@@ -5462,12 +5774,14 @@
     </w:tblStylePr>
     <w:tblStylePr w:type="firstCol">
       <w:rPr>
+        <w:rFonts w:eastAsia="黑体"/>
         <w:b/>
         <w:bCs/>
       </w:rPr>
     </w:tblStylePr>
     <w:tblStylePr w:type="lastCol">
       <w:rPr>
+        <w:rFonts w:eastAsia="黑体"/>
         <w:b/>
         <w:bCs/>
       </w:rPr>
@@ -5527,7 +5841,7 @@
         <w:spacing w:after="0" w:before="0" w:line="240" w:lineRule="auto"/>
       </w:pPr>
       <w:rPr>
-        <w:rFonts w:asciiTheme="majorHAnsi" w:cstheme="majorBidi" w:eastAsiaTheme="majorEastAsia" w:hAnsiTheme="majorHAnsi"/>
+        <w:rFonts w:asciiTheme="majorHAnsi" w:cstheme="majorBidi" w:hAnsiTheme="majorHAnsi" w:eastAsia="黑体"/>
         <w:b/>
         <w:bCs/>
       </w:rPr>
@@ -5548,7 +5862,7 @@
         <w:spacing w:after="0" w:before="0" w:line="240" w:lineRule="auto"/>
       </w:pPr>
       <w:rPr>
-        <w:rFonts w:asciiTheme="majorHAnsi" w:cstheme="majorBidi" w:eastAsiaTheme="majorEastAsia" w:hAnsiTheme="majorHAnsi"/>
+        <w:rFonts w:asciiTheme="majorHAnsi" w:cstheme="majorBidi" w:hAnsiTheme="majorHAnsi" w:eastAsia="黑体"/>
         <w:b/>
         <w:bCs/>
       </w:rPr>
@@ -5566,14 +5880,14 @@
     </w:tblStylePr>
     <w:tblStylePr w:type="firstCol">
       <w:rPr>
-        <w:rFonts w:asciiTheme="majorHAnsi" w:cstheme="majorBidi" w:eastAsiaTheme="majorEastAsia" w:hAnsiTheme="majorHAnsi"/>
+        <w:rFonts w:asciiTheme="majorHAnsi" w:cstheme="majorBidi" w:hAnsiTheme="majorHAnsi" w:eastAsia="黑体"/>
         <w:b/>
         <w:bCs/>
       </w:rPr>
     </w:tblStylePr>
     <w:tblStylePr w:type="lastCol">
       <w:rPr>
-        <w:rFonts w:asciiTheme="majorHAnsi" w:cstheme="majorBidi" w:eastAsiaTheme="majorEastAsia" w:hAnsiTheme="majorHAnsi"/>
+        <w:rFonts w:asciiTheme="majorHAnsi" w:cstheme="majorBidi" w:hAnsiTheme="majorHAnsi" w:eastAsia="黑体"/>
         <w:b/>
         <w:bCs/>
       </w:rPr>
@@ -5657,7 +5971,7 @@
         <w:spacing w:after="0" w:before="0" w:line="240" w:lineRule="auto"/>
       </w:pPr>
       <w:rPr>
-        <w:rFonts w:asciiTheme="majorHAnsi" w:cstheme="majorBidi" w:eastAsiaTheme="majorEastAsia" w:hAnsiTheme="majorHAnsi"/>
+        <w:rFonts w:asciiTheme="majorHAnsi" w:cstheme="majorBidi" w:hAnsiTheme="majorHAnsi" w:eastAsia="黑体"/>
         <w:b/>
         <w:bCs/>
       </w:rPr>
@@ -5678,7 +5992,7 @@
         <w:spacing w:after="0" w:before="0" w:line="240" w:lineRule="auto"/>
       </w:pPr>
       <w:rPr>
-        <w:rFonts w:asciiTheme="majorHAnsi" w:cstheme="majorBidi" w:eastAsiaTheme="majorEastAsia" w:hAnsiTheme="majorHAnsi"/>
+        <w:rFonts w:asciiTheme="majorHAnsi" w:cstheme="majorBidi" w:hAnsiTheme="majorHAnsi" w:eastAsia="黑体"/>
         <w:b/>
         <w:bCs/>
       </w:rPr>
@@ -5696,14 +6010,14 @@
     </w:tblStylePr>
     <w:tblStylePr w:type="firstCol">
       <w:rPr>
-        <w:rFonts w:asciiTheme="majorHAnsi" w:cstheme="majorBidi" w:eastAsiaTheme="majorEastAsia" w:hAnsiTheme="majorHAnsi"/>
+        <w:rFonts w:asciiTheme="majorHAnsi" w:cstheme="majorBidi" w:hAnsiTheme="majorHAnsi" w:eastAsia="黑体"/>
         <w:b/>
         <w:bCs/>
       </w:rPr>
     </w:tblStylePr>
     <w:tblStylePr w:type="lastCol">
       <w:rPr>
-        <w:rFonts w:asciiTheme="majorHAnsi" w:cstheme="majorBidi" w:eastAsiaTheme="majorEastAsia" w:hAnsiTheme="majorHAnsi"/>
+        <w:rFonts w:asciiTheme="majorHAnsi" w:cstheme="majorBidi" w:hAnsiTheme="majorHAnsi" w:eastAsia="黑体"/>
         <w:b/>
         <w:bCs/>
       </w:rPr>
@@ -5787,7 +6101,7 @@
         <w:spacing w:after="0" w:before="0" w:line="240" w:lineRule="auto"/>
       </w:pPr>
       <w:rPr>
-        <w:rFonts w:asciiTheme="majorHAnsi" w:cstheme="majorBidi" w:eastAsiaTheme="majorEastAsia" w:hAnsiTheme="majorHAnsi"/>
+        <w:rFonts w:asciiTheme="majorHAnsi" w:cstheme="majorBidi" w:hAnsiTheme="majorHAnsi" w:eastAsia="黑体"/>
         <w:b/>
         <w:bCs/>
       </w:rPr>
@@ -5808,7 +6122,7 @@
         <w:spacing w:after="0" w:before="0" w:line="240" w:lineRule="auto"/>
       </w:pPr>
       <w:rPr>
-        <w:rFonts w:asciiTheme="majorHAnsi" w:cstheme="majorBidi" w:eastAsiaTheme="majorEastAsia" w:hAnsiTheme="majorHAnsi"/>
+        <w:rFonts w:asciiTheme="majorHAnsi" w:cstheme="majorBidi" w:hAnsiTheme="majorHAnsi" w:eastAsia="黑体"/>
         <w:b/>
         <w:bCs/>
       </w:rPr>
@@ -5826,14 +6140,14 @@
     </w:tblStylePr>
     <w:tblStylePr w:type="firstCol">
       <w:rPr>
-        <w:rFonts w:asciiTheme="majorHAnsi" w:cstheme="majorBidi" w:eastAsiaTheme="majorEastAsia" w:hAnsiTheme="majorHAnsi"/>
+        <w:rFonts w:asciiTheme="majorHAnsi" w:cstheme="majorBidi" w:hAnsiTheme="majorHAnsi" w:eastAsia="黑体"/>
         <w:b/>
         <w:bCs/>
       </w:rPr>
     </w:tblStylePr>
     <w:tblStylePr w:type="lastCol">
       <w:rPr>
-        <w:rFonts w:asciiTheme="majorHAnsi" w:cstheme="majorBidi" w:eastAsiaTheme="majorEastAsia" w:hAnsiTheme="majorHAnsi"/>
+        <w:rFonts w:asciiTheme="majorHAnsi" w:cstheme="majorBidi" w:hAnsiTheme="majorHAnsi" w:eastAsia="黑体"/>
         <w:b/>
         <w:bCs/>
       </w:rPr>
@@ -5917,7 +6231,7 @@
         <w:spacing w:after="0" w:before="0" w:line="240" w:lineRule="auto"/>
       </w:pPr>
       <w:rPr>
-        <w:rFonts w:asciiTheme="majorHAnsi" w:cstheme="majorBidi" w:eastAsiaTheme="majorEastAsia" w:hAnsiTheme="majorHAnsi"/>
+        <w:rFonts w:asciiTheme="majorHAnsi" w:cstheme="majorBidi" w:hAnsiTheme="majorHAnsi" w:eastAsia="黑体"/>
         <w:b/>
         <w:bCs/>
       </w:rPr>
@@ -5938,7 +6252,7 @@
         <w:spacing w:after="0" w:before="0" w:line="240" w:lineRule="auto"/>
       </w:pPr>
       <w:rPr>
-        <w:rFonts w:asciiTheme="majorHAnsi" w:cstheme="majorBidi" w:eastAsiaTheme="majorEastAsia" w:hAnsiTheme="majorHAnsi"/>
+        <w:rFonts w:asciiTheme="majorHAnsi" w:cstheme="majorBidi" w:hAnsiTheme="majorHAnsi" w:eastAsia="黑体"/>
         <w:b/>
         <w:bCs/>
       </w:rPr>
@@ -5956,14 +6270,14 @@
     </w:tblStylePr>
     <w:tblStylePr w:type="firstCol">
       <w:rPr>
-        <w:rFonts w:asciiTheme="majorHAnsi" w:cstheme="majorBidi" w:eastAsiaTheme="majorEastAsia" w:hAnsiTheme="majorHAnsi"/>
+        <w:rFonts w:asciiTheme="majorHAnsi" w:cstheme="majorBidi" w:hAnsiTheme="majorHAnsi" w:eastAsia="黑体"/>
         <w:b/>
         <w:bCs/>
       </w:rPr>
     </w:tblStylePr>
     <w:tblStylePr w:type="lastCol">
       <w:rPr>
-        <w:rFonts w:asciiTheme="majorHAnsi" w:cstheme="majorBidi" w:eastAsiaTheme="majorEastAsia" w:hAnsiTheme="majorHAnsi"/>
+        <w:rFonts w:asciiTheme="majorHAnsi" w:cstheme="majorBidi" w:hAnsiTheme="majorHAnsi" w:eastAsia="黑体"/>
         <w:b/>
         <w:bCs/>
       </w:rPr>
@@ -6047,7 +6361,7 @@
         <w:spacing w:after="0" w:before="0" w:line="240" w:lineRule="auto"/>
       </w:pPr>
       <w:rPr>
-        <w:rFonts w:asciiTheme="majorHAnsi" w:cstheme="majorBidi" w:eastAsiaTheme="majorEastAsia" w:hAnsiTheme="majorHAnsi"/>
+        <w:rFonts w:asciiTheme="majorHAnsi" w:cstheme="majorBidi" w:hAnsiTheme="majorHAnsi" w:eastAsia="黑体"/>
         <w:b/>
         <w:bCs/>
       </w:rPr>
@@ -6068,7 +6382,7 @@
         <w:spacing w:after="0" w:before="0" w:line="240" w:lineRule="auto"/>
       </w:pPr>
       <w:rPr>
-        <w:rFonts w:asciiTheme="majorHAnsi" w:cstheme="majorBidi" w:eastAsiaTheme="majorEastAsia" w:hAnsiTheme="majorHAnsi"/>
+        <w:rFonts w:asciiTheme="majorHAnsi" w:cstheme="majorBidi" w:hAnsiTheme="majorHAnsi" w:eastAsia="黑体"/>
         <w:b/>
         <w:bCs/>
       </w:rPr>
@@ -6086,14 +6400,14 @@
     </w:tblStylePr>
     <w:tblStylePr w:type="firstCol">
       <w:rPr>
-        <w:rFonts w:asciiTheme="majorHAnsi" w:cstheme="majorBidi" w:eastAsiaTheme="majorEastAsia" w:hAnsiTheme="majorHAnsi"/>
+        <w:rFonts w:asciiTheme="majorHAnsi" w:cstheme="majorBidi" w:hAnsiTheme="majorHAnsi" w:eastAsia="黑体"/>
         <w:b/>
         <w:bCs/>
       </w:rPr>
     </w:tblStylePr>
     <w:tblStylePr w:type="lastCol">
       <w:rPr>
-        <w:rFonts w:asciiTheme="majorHAnsi" w:cstheme="majorBidi" w:eastAsiaTheme="majorEastAsia" w:hAnsiTheme="majorHAnsi"/>
+        <w:rFonts w:asciiTheme="majorHAnsi" w:cstheme="majorBidi" w:hAnsiTheme="majorHAnsi" w:eastAsia="黑体"/>
         <w:b/>
         <w:bCs/>
       </w:rPr>
@@ -6177,7 +6491,7 @@
         <w:spacing w:after="0" w:before="0" w:line="240" w:lineRule="auto"/>
       </w:pPr>
       <w:rPr>
-        <w:rFonts w:asciiTheme="majorHAnsi" w:cstheme="majorBidi" w:eastAsiaTheme="majorEastAsia" w:hAnsiTheme="majorHAnsi"/>
+        <w:rFonts w:asciiTheme="majorHAnsi" w:cstheme="majorBidi" w:hAnsiTheme="majorHAnsi" w:eastAsia="黑体"/>
         <w:b/>
         <w:bCs/>
       </w:rPr>
@@ -6198,7 +6512,7 @@
         <w:spacing w:after="0" w:before="0" w:line="240" w:lineRule="auto"/>
       </w:pPr>
       <w:rPr>
-        <w:rFonts w:asciiTheme="majorHAnsi" w:cstheme="majorBidi" w:eastAsiaTheme="majorEastAsia" w:hAnsiTheme="majorHAnsi"/>
+        <w:rFonts w:asciiTheme="majorHAnsi" w:cstheme="majorBidi" w:hAnsiTheme="majorHAnsi" w:eastAsia="黑体"/>
         <w:b/>
         <w:bCs/>
       </w:rPr>
@@ -6216,14 +6530,14 @@
     </w:tblStylePr>
     <w:tblStylePr w:type="firstCol">
       <w:rPr>
-        <w:rFonts w:asciiTheme="majorHAnsi" w:cstheme="majorBidi" w:eastAsiaTheme="majorEastAsia" w:hAnsiTheme="majorHAnsi"/>
+        <w:rFonts w:asciiTheme="majorHAnsi" w:cstheme="majorBidi" w:hAnsiTheme="majorHAnsi" w:eastAsia="黑体"/>
         <w:b/>
         <w:bCs/>
       </w:rPr>
     </w:tblStylePr>
     <w:tblStylePr w:type="lastCol">
       <w:rPr>
-        <w:rFonts w:asciiTheme="majorHAnsi" w:cstheme="majorBidi" w:eastAsiaTheme="majorEastAsia" w:hAnsiTheme="majorHAnsi"/>
+        <w:rFonts w:asciiTheme="majorHAnsi" w:cstheme="majorBidi" w:hAnsiTheme="majorHAnsi" w:eastAsia="黑体"/>
         <w:b/>
         <w:bCs/>
       </w:rPr>
@@ -6307,7 +6621,7 @@
         <w:spacing w:after="0" w:before="0" w:line="240" w:lineRule="auto"/>
       </w:pPr>
       <w:rPr>
-        <w:rFonts w:asciiTheme="majorHAnsi" w:cstheme="majorBidi" w:eastAsiaTheme="majorEastAsia" w:hAnsiTheme="majorHAnsi"/>
+        <w:rFonts w:asciiTheme="majorHAnsi" w:cstheme="majorBidi" w:hAnsiTheme="majorHAnsi" w:eastAsia="黑体"/>
         <w:b/>
         <w:bCs/>
       </w:rPr>
@@ -6328,7 +6642,7 @@
         <w:spacing w:after="0" w:before="0" w:line="240" w:lineRule="auto"/>
       </w:pPr>
       <w:rPr>
-        <w:rFonts w:asciiTheme="majorHAnsi" w:cstheme="majorBidi" w:eastAsiaTheme="majorEastAsia" w:hAnsiTheme="majorHAnsi"/>
+        <w:rFonts w:asciiTheme="majorHAnsi" w:cstheme="majorBidi" w:hAnsiTheme="majorHAnsi" w:eastAsia="黑体"/>
         <w:b/>
         <w:bCs/>
       </w:rPr>
@@ -6346,14 +6660,14 @@
     </w:tblStylePr>
     <w:tblStylePr w:type="firstCol">
       <w:rPr>
-        <w:rFonts w:asciiTheme="majorHAnsi" w:cstheme="majorBidi" w:eastAsiaTheme="majorEastAsia" w:hAnsiTheme="majorHAnsi"/>
+        <w:rFonts w:asciiTheme="majorHAnsi" w:cstheme="majorBidi" w:hAnsiTheme="majorHAnsi" w:eastAsia="黑体"/>
         <w:b/>
         <w:bCs/>
       </w:rPr>
     </w:tblStylePr>
     <w:tblStylePr w:type="lastCol">
       <w:rPr>
-        <w:rFonts w:asciiTheme="majorHAnsi" w:cstheme="majorBidi" w:eastAsiaTheme="majorEastAsia" w:hAnsiTheme="majorHAnsi"/>
+        <w:rFonts w:asciiTheme="majorHAnsi" w:cstheme="majorBidi" w:hAnsiTheme="majorHAnsi" w:eastAsia="黑体"/>
         <w:b/>
         <w:bCs/>
       </w:rPr>
@@ -6436,6 +6750,7 @@
         <w:spacing w:after="0" w:before="0" w:line="240" w:lineRule="auto"/>
       </w:pPr>
       <w:rPr>
+        <w:rFonts w:eastAsia="黑体"/>
         <w:b/>
         <w:bCs/>
         <w:color w:themeColor="background1" w:val="FFFFFF"/>
@@ -6458,6 +6773,7 @@
         <w:spacing w:after="0" w:before="0" w:line="240" w:lineRule="auto"/>
       </w:pPr>
       <w:rPr>
+        <w:rFonts w:eastAsia="黑体"/>
         <w:b/>
         <w:bCs/>
       </w:rPr>
@@ -6475,12 +6791,14 @@
     </w:tblStylePr>
     <w:tblStylePr w:type="firstCol">
       <w:rPr>
+        <w:rFonts w:eastAsia="黑体"/>
         <w:b/>
         <w:bCs/>
       </w:rPr>
     </w:tblStylePr>
     <w:tblStylePr w:type="lastCol">
       <w:rPr>
+        <w:rFonts w:eastAsia="黑体"/>
         <w:b/>
         <w:bCs/>
       </w:rPr>
@@ -6542,6 +6860,7 @@
         <w:spacing w:after="0" w:before="0" w:line="240" w:lineRule="auto"/>
       </w:pPr>
       <w:rPr>
+        <w:rFonts w:eastAsia="黑体"/>
         <w:b/>
         <w:bCs/>
         <w:color w:themeColor="background1" w:val="FFFFFF"/>
@@ -6564,6 +6883,7 @@
         <w:spacing w:after="0" w:before="0" w:line="240" w:lineRule="auto"/>
       </w:pPr>
       <w:rPr>
+        <w:rFonts w:eastAsia="黑体"/>
         <w:b/>
         <w:bCs/>
       </w:rPr>
@@ -6581,12 +6901,14 @@
     </w:tblStylePr>
     <w:tblStylePr w:type="firstCol">
       <w:rPr>
+        <w:rFonts w:eastAsia="黑体"/>
         <w:b/>
         <w:bCs/>
       </w:rPr>
     </w:tblStylePr>
     <w:tblStylePr w:type="lastCol">
       <w:rPr>
+        <w:rFonts w:eastAsia="黑体"/>
         <w:b/>
         <w:bCs/>
       </w:rPr>
@@ -6648,6 +6970,7 @@
         <w:spacing w:after="0" w:before="0" w:line="240" w:lineRule="auto"/>
       </w:pPr>
       <w:rPr>
+        <w:rFonts w:eastAsia="黑体"/>
         <w:b/>
         <w:bCs/>
         <w:color w:themeColor="background1" w:val="FFFFFF"/>
@@ -6670,6 +6993,7 @@
         <w:spacing w:after="0" w:before="0" w:line="240" w:lineRule="auto"/>
       </w:pPr>
       <w:rPr>
+        <w:rFonts w:eastAsia="黑体"/>
         <w:b/>
         <w:bCs/>
       </w:rPr>
@@ -6687,12 +7011,14 @@
     </w:tblStylePr>
     <w:tblStylePr w:type="firstCol">
       <w:rPr>
+        <w:rFonts w:eastAsia="黑体"/>
         <w:b/>
         <w:bCs/>
       </w:rPr>
     </w:tblStylePr>
     <w:tblStylePr w:type="lastCol">
       <w:rPr>
+        <w:rFonts w:eastAsia="黑体"/>
         <w:b/>
         <w:bCs/>
       </w:rPr>
@@ -6754,6 +7080,7 @@
         <w:spacing w:after="0" w:before="0" w:line="240" w:lineRule="auto"/>
       </w:pPr>
       <w:rPr>
+        <w:rFonts w:eastAsia="黑体"/>
         <w:b/>
         <w:bCs/>
         <w:color w:themeColor="background1" w:val="FFFFFF"/>
@@ -6776,6 +7103,7 @@
         <w:spacing w:after="0" w:before="0" w:line="240" w:lineRule="auto"/>
       </w:pPr>
       <w:rPr>
+        <w:rFonts w:eastAsia="黑体"/>
         <w:b/>
         <w:bCs/>
       </w:rPr>
@@ -6793,12 +7121,14 @@
     </w:tblStylePr>
     <w:tblStylePr w:type="firstCol">
       <w:rPr>
+        <w:rFonts w:eastAsia="黑体"/>
         <w:b/>
         <w:bCs/>
       </w:rPr>
     </w:tblStylePr>
     <w:tblStylePr w:type="lastCol">
       <w:rPr>
+        <w:rFonts w:eastAsia="黑体"/>
         <w:b/>
         <w:bCs/>
       </w:rPr>
@@ -6860,6 +7190,7 @@
         <w:spacing w:after="0" w:before="0" w:line="240" w:lineRule="auto"/>
       </w:pPr>
       <w:rPr>
+        <w:rFonts w:eastAsia="黑体"/>
         <w:b/>
         <w:bCs/>
         <w:color w:themeColor="background1" w:val="FFFFFF"/>
@@ -6882,6 +7213,7 @@
         <w:spacing w:after="0" w:before="0" w:line="240" w:lineRule="auto"/>
       </w:pPr>
       <w:rPr>
+        <w:rFonts w:eastAsia="黑体"/>
         <w:b/>
         <w:bCs/>
       </w:rPr>
@@ -6899,12 +7231,14 @@
     </w:tblStylePr>
     <w:tblStylePr w:type="firstCol">
       <w:rPr>
+        <w:rFonts w:eastAsia="黑体"/>
         <w:b/>
         <w:bCs/>
       </w:rPr>
     </w:tblStylePr>
     <w:tblStylePr w:type="lastCol">
       <w:rPr>
+        <w:rFonts w:eastAsia="黑体"/>
         <w:b/>
         <w:bCs/>
       </w:rPr>
@@ -6966,6 +7300,7 @@
         <w:spacing w:after="0" w:before="0" w:line="240" w:lineRule="auto"/>
       </w:pPr>
       <w:rPr>
+        <w:rFonts w:eastAsia="黑体"/>
         <w:b/>
         <w:bCs/>
         <w:color w:themeColor="background1" w:val="FFFFFF"/>
@@ -6988,6 +7323,7 @@
         <w:spacing w:after="0" w:before="0" w:line="240" w:lineRule="auto"/>
       </w:pPr>
       <w:rPr>
+        <w:rFonts w:eastAsia="黑体"/>
         <w:b/>
         <w:bCs/>
       </w:rPr>
@@ -7005,12 +7341,14 @@
     </w:tblStylePr>
     <w:tblStylePr w:type="firstCol">
       <w:rPr>
+        <w:rFonts w:eastAsia="黑体"/>
         <w:b/>
         <w:bCs/>
       </w:rPr>
     </w:tblStylePr>
     <w:tblStylePr w:type="lastCol">
       <w:rPr>
+        <w:rFonts w:eastAsia="黑体"/>
         <w:b/>
         <w:bCs/>
       </w:rPr>
@@ -7072,6 +7410,7 @@
         <w:spacing w:after="0" w:before="0" w:line="240" w:lineRule="auto"/>
       </w:pPr>
       <w:rPr>
+        <w:rFonts w:eastAsia="黑体"/>
         <w:b/>
         <w:bCs/>
         <w:color w:themeColor="background1" w:val="FFFFFF"/>
@@ -7094,6 +7433,7 @@
         <w:spacing w:after="0" w:before="0" w:line="240" w:lineRule="auto"/>
       </w:pPr>
       <w:rPr>
+        <w:rFonts w:eastAsia="黑体"/>
         <w:b/>
         <w:bCs/>
       </w:rPr>
@@ -7111,12 +7451,14 @@
     </w:tblStylePr>
     <w:tblStylePr w:type="firstCol">
       <w:rPr>
+        <w:rFonts w:eastAsia="黑体"/>
         <w:b/>
         <w:bCs/>
       </w:rPr>
     </w:tblStylePr>
     <w:tblStylePr w:type="lastCol">
       <w:rPr>
+        <w:rFonts w:eastAsia="黑体"/>
         <w:b/>
         <w:bCs/>
       </w:rPr>
@@ -7175,6 +7517,7 @@
         <w:spacing w:after="0" w:before="0" w:line="240" w:lineRule="auto"/>
       </w:pPr>
       <w:rPr>
+        <w:rFonts w:eastAsia="黑体"/>
         <w:b/>
         <w:bCs/>
         <w:color w:themeColor="background1" w:val="FFFFFF"/>
@@ -7197,6 +7540,7 @@
         <w:spacing w:after="0" w:before="0" w:line="240" w:lineRule="auto"/>
       </w:pPr>
       <w:rPr>
+        <w:rFonts w:eastAsia="黑体"/>
         <w:color w:val="auto"/>
       </w:rPr>
       <w:tblPr/>
@@ -7214,6 +7558,7 @@
     </w:tblStylePr>
     <w:tblStylePr w:type="firstCol">
       <w:rPr>
+        <w:rFonts w:eastAsia="黑体"/>
         <w:b/>
         <w:bCs/>
         <w:color w:themeColor="background1" w:val="FFFFFF"/>
@@ -7233,6 +7578,7 @@
     </w:tblStylePr>
     <w:tblStylePr w:type="lastCol">
       <w:rPr>
+        <w:rFonts w:eastAsia="黑体"/>
         <w:b/>
         <w:bCs/>
         <w:color w:themeColor="background1" w:val="FFFFFF"/>
@@ -7281,6 +7627,7 @@
     </w:tblStylePr>
     <w:tblStylePr w:type="nwCell">
       <w:rPr>
+        <w:rFonts w:eastAsia="黑体"/>
         <w:color w:themeColor="background1" w:val="FFFFFF"/>
       </w:rPr>
       <w:tblPr/>
@@ -7324,6 +7671,7 @@
         <w:spacing w:after="0" w:before="0" w:line="240" w:lineRule="auto"/>
       </w:pPr>
       <w:rPr>
+        <w:rFonts w:eastAsia="黑体"/>
         <w:b/>
         <w:bCs/>
         <w:color w:themeColor="background1" w:val="FFFFFF"/>
@@ -7346,6 +7694,7 @@
         <w:spacing w:after="0" w:before="0" w:line="240" w:lineRule="auto"/>
       </w:pPr>
       <w:rPr>
+        <w:rFonts w:eastAsia="黑体"/>
         <w:color w:val="auto"/>
       </w:rPr>
       <w:tblPr/>
@@ -7363,6 +7712,7 @@
     </w:tblStylePr>
     <w:tblStylePr w:type="firstCol">
       <w:rPr>
+        <w:rFonts w:eastAsia="黑体"/>
         <w:b/>
         <w:bCs/>
         <w:color w:themeColor="background1" w:val="FFFFFF"/>
@@ -7382,6 +7732,7 @@
     </w:tblStylePr>
     <w:tblStylePr w:type="lastCol">
       <w:rPr>
+        <w:rFonts w:eastAsia="黑体"/>
         <w:b/>
         <w:bCs/>
         <w:color w:themeColor="background1" w:val="FFFFFF"/>
@@ -7430,6 +7781,7 @@
     </w:tblStylePr>
     <w:tblStylePr w:type="nwCell">
       <w:rPr>
+        <w:rFonts w:eastAsia="黑体"/>
         <w:color w:themeColor="background1" w:val="FFFFFF"/>
       </w:rPr>
       <w:tblPr/>
@@ -7473,6 +7825,7 @@
         <w:spacing w:after="0" w:before="0" w:line="240" w:lineRule="auto"/>
       </w:pPr>
       <w:rPr>
+        <w:rFonts w:eastAsia="黑体"/>
         <w:b/>
         <w:bCs/>
         <w:color w:themeColor="background1" w:val="FFFFFF"/>
@@ -7495,6 +7848,7 @@
         <w:spacing w:after="0" w:before="0" w:line="240" w:lineRule="auto"/>
       </w:pPr>
       <w:rPr>
+        <w:rFonts w:eastAsia="黑体"/>
         <w:color w:val="auto"/>
       </w:rPr>
       <w:tblPr/>
@@ -7512,6 +7866,7 @@
     </w:tblStylePr>
     <w:tblStylePr w:type="firstCol">
       <w:rPr>
+        <w:rFonts w:eastAsia="黑体"/>
         <w:b/>
         <w:bCs/>
         <w:color w:themeColor="background1" w:val="FFFFFF"/>
@@ -7531,6 +7886,7 @@
     </w:tblStylePr>
     <w:tblStylePr w:type="lastCol">
       <w:rPr>
+        <w:rFonts w:eastAsia="黑体"/>
         <w:b/>
         <w:bCs/>
         <w:color w:themeColor="background1" w:val="FFFFFF"/>
@@ -7579,6 +7935,7 @@
     </w:tblStylePr>
     <w:tblStylePr w:type="nwCell">
       <w:rPr>
+        <w:rFonts w:eastAsia="黑体"/>
         <w:color w:themeColor="background1" w:val="FFFFFF"/>
       </w:rPr>
       <w:tblPr/>
@@ -7622,6 +7979,7 @@
         <w:spacing w:after="0" w:before="0" w:line="240" w:lineRule="auto"/>
       </w:pPr>
       <w:rPr>
+        <w:rFonts w:eastAsia="黑体"/>
         <w:b/>
         <w:bCs/>
         <w:color w:themeColor="background1" w:val="FFFFFF"/>
@@ -7644,6 +8002,7 @@
         <w:spacing w:after="0" w:before="0" w:line="240" w:lineRule="auto"/>
       </w:pPr>
       <w:rPr>
+        <w:rFonts w:eastAsia="黑体"/>
         <w:color w:val="auto"/>
       </w:rPr>
       <w:tblPr/>
@@ -7661,6 +8020,7 @@
     </w:tblStylePr>
     <w:tblStylePr w:type="firstCol">
       <w:rPr>
+        <w:rFonts w:eastAsia="黑体"/>
         <w:b/>
         <w:bCs/>
         <w:color w:themeColor="background1" w:val="FFFFFF"/>
@@ -7680,6 +8040,7 @@
     </w:tblStylePr>
     <w:tblStylePr w:type="lastCol">
       <w:rPr>
+        <w:rFonts w:eastAsia="黑体"/>
         <w:b/>
         <w:bCs/>
         <w:color w:themeColor="background1" w:val="FFFFFF"/>
@@ -7728,6 +8089,7 @@
     </w:tblStylePr>
     <w:tblStylePr w:type="nwCell">
       <w:rPr>
+        <w:rFonts w:eastAsia="黑体"/>
         <w:color w:themeColor="background1" w:val="FFFFFF"/>
       </w:rPr>
       <w:tblPr/>
@@ -7771,6 +8133,7 @@
         <w:spacing w:after="0" w:before="0" w:line="240" w:lineRule="auto"/>
       </w:pPr>
       <w:rPr>
+        <w:rFonts w:eastAsia="黑体"/>
         <w:b/>
         <w:bCs/>
         <w:color w:themeColor="background1" w:val="FFFFFF"/>
@@ -7793,6 +8156,7 @@
         <w:spacing w:after="0" w:before="0" w:line="240" w:lineRule="auto"/>
       </w:pPr>
       <w:rPr>
+        <w:rFonts w:eastAsia="黑体"/>
         <w:color w:val="auto"/>
       </w:rPr>
       <w:tblPr/>
@@ -7810,6 +8174,7 @@
     </w:tblStylePr>
     <w:tblStylePr w:type="firstCol">
       <w:rPr>
+        <w:rFonts w:eastAsia="黑体"/>
         <w:b/>
         <w:bCs/>
         <w:color w:themeColor="background1" w:val="FFFFFF"/>
@@ -7829,6 +8194,7 @@
     </w:tblStylePr>
     <w:tblStylePr w:type="lastCol">
       <w:rPr>
+        <w:rFonts w:eastAsia="黑体"/>
         <w:b/>
         <w:bCs/>
         <w:color w:themeColor="background1" w:val="FFFFFF"/>
@@ -7877,6 +8243,7 @@
     </w:tblStylePr>
     <w:tblStylePr w:type="nwCell">
       <w:rPr>
+        <w:rFonts w:eastAsia="黑体"/>
         <w:color w:themeColor="background1" w:val="FFFFFF"/>
       </w:rPr>
       <w:tblPr/>
@@ -7920,6 +8287,7 @@
         <w:spacing w:after="0" w:before="0" w:line="240" w:lineRule="auto"/>
       </w:pPr>
       <w:rPr>
+        <w:rFonts w:eastAsia="黑体"/>
         <w:b/>
         <w:bCs/>
         <w:color w:themeColor="background1" w:val="FFFFFF"/>
@@ -7942,6 +8310,7 @@
         <w:spacing w:after="0" w:before="0" w:line="240" w:lineRule="auto"/>
       </w:pPr>
       <w:rPr>
+        <w:rFonts w:eastAsia="黑体"/>
         <w:color w:val="auto"/>
       </w:rPr>
       <w:tblPr/>
@@ -7959,6 +8328,7 @@
     </w:tblStylePr>
     <w:tblStylePr w:type="firstCol">
       <w:rPr>
+        <w:rFonts w:eastAsia="黑体"/>
         <w:b/>
         <w:bCs/>
         <w:color w:themeColor="background1" w:val="FFFFFF"/>
@@ -7978,6 +8348,7 @@
     </w:tblStylePr>
     <w:tblStylePr w:type="lastCol">
       <w:rPr>
+        <w:rFonts w:eastAsia="黑体"/>
         <w:b/>
         <w:bCs/>
         <w:color w:themeColor="background1" w:val="FFFFFF"/>
@@ -8026,6 +8397,7 @@
     </w:tblStylePr>
     <w:tblStylePr w:type="nwCell">
       <w:rPr>
+        <w:rFonts w:eastAsia="黑体"/>
         <w:color w:themeColor="background1" w:val="FFFFFF"/>
       </w:rPr>
       <w:tblPr/>
@@ -8069,6 +8441,7 @@
         <w:spacing w:after="0" w:before="0" w:line="240" w:lineRule="auto"/>
       </w:pPr>
       <w:rPr>
+        <w:rFonts w:eastAsia="黑体"/>
         <w:b/>
         <w:bCs/>
         <w:color w:themeColor="background1" w:val="FFFFFF"/>
@@ -8091,6 +8464,7 @@
         <w:spacing w:after="0" w:before="0" w:line="240" w:lineRule="auto"/>
       </w:pPr>
       <w:rPr>
+        <w:rFonts w:eastAsia="黑体"/>
         <w:color w:val="auto"/>
       </w:rPr>
       <w:tblPr/>
@@ -8108,6 +8482,7 @@
     </w:tblStylePr>
     <w:tblStylePr w:type="firstCol">
       <w:rPr>
+        <w:rFonts w:eastAsia="黑体"/>
         <w:b/>
         <w:bCs/>
         <w:color w:themeColor="background1" w:val="FFFFFF"/>
@@ -8127,6 +8502,7 @@
     </w:tblStylePr>
     <w:tblStylePr w:type="lastCol">
       <w:rPr>
+        <w:rFonts w:eastAsia="黑体"/>
         <w:b/>
         <w:bCs/>
         <w:color w:themeColor="background1" w:val="FFFFFF"/>
@@ -8175,6 +8551,7 @@
     </w:tblStylePr>
     <w:tblStylePr w:type="nwCell">
       <w:rPr>
+        <w:rFonts w:eastAsia="黑体"/>
         <w:color w:themeColor="background1" w:val="FFFFFF"/>
       </w:rPr>
       <w:tblPr/>
@@ -8199,6 +8576,7 @@
       <w:spacing w:after="0" w:line="240" w:lineRule="auto"/>
     </w:pPr>
     <w:rPr>
+      <w:rFonts w:eastAsia="黑体"/>
       <w:color w:themeColor="text1" w:val="000000"/>
     </w:rPr>
     <w:tblPr>
@@ -8218,7 +8596,7 @@
     </w:tblPr>
     <w:tblStylePr w:type="firstRow">
       <w:rPr>
-        <w:rFonts w:asciiTheme="majorHAnsi" w:cstheme="majorBidi" w:eastAsiaTheme="majorEastAsia" w:hAnsiTheme="majorHAnsi"/>
+        <w:rFonts w:asciiTheme="majorHAnsi" w:cstheme="majorBidi" w:hAnsiTheme="majorHAnsi" w:eastAsia="黑体"/>
       </w:rPr>
       <w:tblPr/>
       <w:tcPr>
@@ -8230,6 +8608,7 @@
     </w:tblStylePr>
     <w:tblStylePr w:type="lastRow">
       <w:rPr>
+        <w:rFonts w:eastAsia="黑体"/>
         <w:b/>
         <w:bCs/>
         <w:color w:themeColor="text2" w:val="1F497D"/>
@@ -8244,12 +8623,14 @@
     </w:tblStylePr>
     <w:tblStylePr w:type="firstCol">
       <w:rPr>
+        <w:rFonts w:eastAsia="黑体"/>
         <w:b/>
         <w:bCs/>
       </w:rPr>
     </w:tblStylePr>
     <w:tblStylePr w:type="lastCol">
       <w:rPr>
+        <w:rFonts w:eastAsia="黑体"/>
         <w:b/>
         <w:bCs/>
       </w:rPr>
@@ -8283,6 +8664,7 @@
       <w:spacing w:after="0" w:line="240" w:lineRule="auto"/>
     </w:pPr>
     <w:rPr>
+      <w:rFonts w:eastAsia="黑体"/>
       <w:color w:themeColor="text1" w:val="000000"/>
     </w:rPr>
     <w:tblPr>
@@ -8302,7 +8684,7 @@
     </w:tblPr>
     <w:tblStylePr w:type="firstRow">
       <w:rPr>
-        <w:rFonts w:asciiTheme="majorHAnsi" w:cstheme="majorBidi" w:eastAsiaTheme="majorEastAsia" w:hAnsiTheme="majorHAnsi"/>
+        <w:rFonts w:asciiTheme="majorHAnsi" w:cstheme="majorBidi" w:hAnsiTheme="majorHAnsi" w:eastAsia="黑体"/>
       </w:rPr>
       <w:tblPr/>
       <w:tcPr>
@@ -8314,6 +8696,7 @@
     </w:tblStylePr>
     <w:tblStylePr w:type="lastRow">
       <w:rPr>
+        <w:rFonts w:eastAsia="黑体"/>
         <w:b/>
         <w:bCs/>
         <w:color w:themeColor="text2" w:val="1F497D"/>
@@ -8328,12 +8711,14 @@
     </w:tblStylePr>
     <w:tblStylePr w:type="firstCol">
       <w:rPr>
+        <w:rFonts w:eastAsia="黑体"/>
         <w:b/>
         <w:bCs/>
       </w:rPr>
     </w:tblStylePr>
     <w:tblStylePr w:type="lastCol">
       <w:rPr>
+        <w:rFonts w:eastAsia="黑体"/>
         <w:b/>
         <w:bCs/>
       </w:rPr>
@@ -8367,6 +8752,7 @@
       <w:spacing w:after="0" w:line="240" w:lineRule="auto"/>
     </w:pPr>
     <w:rPr>
+      <w:rFonts w:eastAsia="黑体"/>
       <w:color w:themeColor="text1" w:val="000000"/>
     </w:rPr>
     <w:tblPr>
@@ -8386,7 +8772,7 @@
     </w:tblPr>
     <w:tblStylePr w:type="firstRow">
       <w:rPr>
-        <w:rFonts w:asciiTheme="majorHAnsi" w:cstheme="majorBidi" w:eastAsiaTheme="majorEastAsia" w:hAnsiTheme="majorHAnsi"/>
+        <w:rFonts w:asciiTheme="majorHAnsi" w:cstheme="majorBidi" w:hAnsiTheme="majorHAnsi" w:eastAsia="黑体"/>
       </w:rPr>
       <w:tblPr/>
       <w:tcPr>
@@ -8398,6 +8784,7 @@
     </w:tblStylePr>
     <w:tblStylePr w:type="lastRow">
       <w:rPr>
+        <w:rFonts w:eastAsia="黑体"/>
         <w:b/>
         <w:bCs/>
         <w:color w:themeColor="text2" w:val="1F497D"/>
@@ -8412,12 +8799,14 @@
     </w:tblStylePr>
     <w:tblStylePr w:type="firstCol">
       <w:rPr>
+        <w:rFonts w:eastAsia="黑体"/>
         <w:b/>
         <w:bCs/>
       </w:rPr>
     </w:tblStylePr>
     <w:tblStylePr w:type="lastCol">
       <w:rPr>
+        <w:rFonts w:eastAsia="黑体"/>
         <w:b/>
         <w:bCs/>
       </w:rPr>
@@ -8451,6 +8840,7 @@
       <w:spacing w:after="0" w:line="240" w:lineRule="auto"/>
     </w:pPr>
     <w:rPr>
+      <w:rFonts w:eastAsia="黑体"/>
       <w:color w:themeColor="text1" w:val="000000"/>
     </w:rPr>
     <w:tblPr>
@@ -8470,7 +8860,7 @@
     </w:tblPr>
     <w:tblStylePr w:type="firstRow">
       <w:rPr>
-        <w:rFonts w:asciiTheme="majorHAnsi" w:cstheme="majorBidi" w:eastAsiaTheme="majorEastAsia" w:hAnsiTheme="majorHAnsi"/>
+        <w:rFonts w:asciiTheme="majorHAnsi" w:cstheme="majorBidi" w:hAnsiTheme="majorHAnsi" w:eastAsia="黑体"/>
       </w:rPr>
       <w:tblPr/>
       <w:tcPr>
@@ -8482,6 +8872,7 @@
     </w:tblStylePr>
     <w:tblStylePr w:type="lastRow">
       <w:rPr>
+        <w:rFonts w:eastAsia="黑体"/>
         <w:b/>
         <w:bCs/>
         <w:color w:themeColor="text2" w:val="1F497D"/>
@@ -8496,12 +8887,14 @@
     </w:tblStylePr>
     <w:tblStylePr w:type="firstCol">
       <w:rPr>
+        <w:rFonts w:eastAsia="黑体"/>
         <w:b/>
         <w:bCs/>
       </w:rPr>
     </w:tblStylePr>
     <w:tblStylePr w:type="lastCol">
       <w:rPr>
+        <w:rFonts w:eastAsia="黑体"/>
         <w:b/>
         <w:bCs/>
       </w:rPr>
@@ -8535,6 +8928,7 @@
       <w:spacing w:after="0" w:line="240" w:lineRule="auto"/>
     </w:pPr>
     <w:rPr>
+      <w:rFonts w:eastAsia="黑体"/>
       <w:color w:themeColor="text1" w:val="000000"/>
     </w:rPr>
     <w:tblPr>
@@ -8554,7 +8948,7 @@
     </w:tblPr>
     <w:tblStylePr w:type="firstRow">
       <w:rPr>
-        <w:rFonts w:asciiTheme="majorHAnsi" w:cstheme="majorBidi" w:eastAsiaTheme="majorEastAsia" w:hAnsiTheme="majorHAnsi"/>
+        <w:rFonts w:asciiTheme="majorHAnsi" w:cstheme="majorBidi" w:hAnsiTheme="majorHAnsi" w:eastAsia="黑体"/>
       </w:rPr>
       <w:tblPr/>
       <w:tcPr>
@@ -8566,6 +8960,7 @@
     </w:tblStylePr>
     <w:tblStylePr w:type="lastRow">
       <w:rPr>
+        <w:rFonts w:eastAsia="黑体"/>
         <w:b/>
         <w:bCs/>
         <w:color w:themeColor="text2" w:val="1F497D"/>
@@ -8580,12 +8975,14 @@
     </w:tblStylePr>
     <w:tblStylePr w:type="firstCol">
       <w:rPr>
+        <w:rFonts w:eastAsia="黑体"/>
         <w:b/>
         <w:bCs/>
       </w:rPr>
     </w:tblStylePr>
     <w:tblStylePr w:type="lastCol">
       <w:rPr>
+        <w:rFonts w:eastAsia="黑体"/>
         <w:b/>
         <w:bCs/>
       </w:rPr>
@@ -8619,6 +9016,7 @@
       <w:spacing w:after="0" w:line="240" w:lineRule="auto"/>
     </w:pPr>
     <w:rPr>
+      <w:rFonts w:eastAsia="黑体"/>
       <w:color w:themeColor="text1" w:val="000000"/>
     </w:rPr>
     <w:tblPr>
@@ -8638,7 +9036,7 @@
     </w:tblPr>
     <w:tblStylePr w:type="firstRow">
       <w:rPr>
-        <w:rFonts w:asciiTheme="majorHAnsi" w:cstheme="majorBidi" w:eastAsiaTheme="majorEastAsia" w:hAnsiTheme="majorHAnsi"/>
+        <w:rFonts w:asciiTheme="majorHAnsi" w:cstheme="majorBidi" w:hAnsiTheme="majorHAnsi" w:eastAsia="黑体"/>
       </w:rPr>
       <w:tblPr/>
       <w:tcPr>
@@ -8650,6 +9048,7 @@
     </w:tblStylePr>
     <w:tblStylePr w:type="lastRow">
       <w:rPr>
+        <w:rFonts w:eastAsia="黑体"/>
         <w:b/>
         <w:bCs/>
         <w:color w:themeColor="text2" w:val="1F497D"/>
@@ -8664,12 +9063,14 @@
     </w:tblStylePr>
     <w:tblStylePr w:type="firstCol">
       <w:rPr>
+        <w:rFonts w:eastAsia="黑体"/>
         <w:b/>
         <w:bCs/>
       </w:rPr>
     </w:tblStylePr>
     <w:tblStylePr w:type="lastCol">
       <w:rPr>
+        <w:rFonts w:eastAsia="黑体"/>
         <w:b/>
         <w:bCs/>
       </w:rPr>
@@ -8703,6 +9104,7 @@
       <w:spacing w:after="0" w:line="240" w:lineRule="auto"/>
     </w:pPr>
     <w:rPr>
+      <w:rFonts w:eastAsia="黑体"/>
       <w:color w:themeColor="text1" w:val="000000"/>
     </w:rPr>
     <w:tblPr>
@@ -8722,7 +9124,7 @@
     </w:tblPr>
     <w:tblStylePr w:type="firstRow">
       <w:rPr>
-        <w:rFonts w:asciiTheme="majorHAnsi" w:cstheme="majorBidi" w:eastAsiaTheme="majorEastAsia" w:hAnsiTheme="majorHAnsi"/>
+        <w:rFonts w:asciiTheme="majorHAnsi" w:cstheme="majorBidi" w:hAnsiTheme="majorHAnsi" w:eastAsia="黑体"/>
       </w:rPr>
       <w:tblPr/>
       <w:tcPr>
@@ -8734,6 +9136,7 @@
     </w:tblStylePr>
     <w:tblStylePr w:type="lastRow">
       <w:rPr>
+        <w:rFonts w:eastAsia="黑体"/>
         <w:b/>
         <w:bCs/>
         <w:color w:themeColor="text2" w:val="1F497D"/>
@@ -8748,12 +9151,14 @@
     </w:tblStylePr>
     <w:tblStylePr w:type="firstCol">
       <w:rPr>
+        <w:rFonts w:eastAsia="黑体"/>
         <w:b/>
         <w:bCs/>
       </w:rPr>
     </w:tblStylePr>
     <w:tblStylePr w:type="lastCol">
       <w:rPr>
+        <w:rFonts w:eastAsia="黑体"/>
         <w:b/>
         <w:bCs/>
       </w:rPr>
@@ -8787,7 +9192,7 @@
       <w:spacing w:after="0" w:line="240" w:lineRule="auto"/>
     </w:pPr>
     <w:rPr>
-      <w:rFonts w:asciiTheme="majorHAnsi" w:cstheme="majorBidi" w:eastAsiaTheme="majorEastAsia" w:hAnsiTheme="majorHAnsi"/>
+      <w:rFonts w:asciiTheme="majorHAnsi" w:cstheme="majorBidi" w:hAnsiTheme="majorHAnsi" w:eastAsia="黑体"/>
       <w:color w:themeColor="text1" w:val="000000"/>
     </w:rPr>
     <w:tblPr>
@@ -8809,6 +9214,7 @@
     </w:tblPr>
     <w:tblStylePr w:type="firstRow">
       <w:rPr>
+        <w:rFonts w:eastAsia="黑体"/>
         <w:sz w:val="24"/>
         <w:szCs w:val="24"/>
       </w:rPr>
@@ -8915,7 +9321,7 @@
       <w:spacing w:after="0" w:line="240" w:lineRule="auto"/>
     </w:pPr>
     <w:rPr>
-      <w:rFonts w:asciiTheme="majorHAnsi" w:cstheme="majorBidi" w:eastAsiaTheme="majorEastAsia" w:hAnsiTheme="majorHAnsi"/>
+      <w:rFonts w:asciiTheme="majorHAnsi" w:cstheme="majorBidi" w:hAnsiTheme="majorHAnsi" w:eastAsia="黑体"/>
       <w:color w:themeColor="text1" w:val="000000"/>
     </w:rPr>
     <w:tblPr>
@@ -8937,6 +9343,7 @@
     </w:tblPr>
     <w:tblStylePr w:type="firstRow">
       <w:rPr>
+        <w:rFonts w:eastAsia="黑体"/>
         <w:sz w:val="24"/>
         <w:szCs w:val="24"/>
       </w:rPr>
@@ -9043,7 +9450,7 @@
       <w:spacing w:after="0" w:line="240" w:lineRule="auto"/>
     </w:pPr>
     <w:rPr>
-      <w:rFonts w:asciiTheme="majorHAnsi" w:cstheme="majorBidi" w:eastAsiaTheme="majorEastAsia" w:hAnsiTheme="majorHAnsi"/>
+      <w:rFonts w:asciiTheme="majorHAnsi" w:cstheme="majorBidi" w:hAnsiTheme="majorHAnsi" w:eastAsia="黑体"/>
       <w:color w:themeColor="text1" w:val="000000"/>
     </w:rPr>
     <w:tblPr>
@@ -9065,6 +9472,7 @@
     </w:tblPr>
     <w:tblStylePr w:type="firstRow">
       <w:rPr>
+        <w:rFonts w:eastAsia="黑体"/>
         <w:sz w:val="24"/>
         <w:szCs w:val="24"/>
       </w:rPr>
@@ -9171,7 +9579,7 @@
       <w:spacing w:after="0" w:line="240" w:lineRule="auto"/>
     </w:pPr>
     <w:rPr>
-      <w:rFonts w:asciiTheme="majorHAnsi" w:cstheme="majorBidi" w:eastAsiaTheme="majorEastAsia" w:hAnsiTheme="majorHAnsi"/>
+      <w:rFonts w:asciiTheme="majorHAnsi" w:cstheme="majorBidi" w:hAnsiTheme="majorHAnsi" w:eastAsia="黑体"/>
       <w:color w:themeColor="text1" w:val="000000"/>
     </w:rPr>
     <w:tblPr>
@@ -9193,6 +9601,7 @@
     </w:tblPr>
     <w:tblStylePr w:type="firstRow">
       <w:rPr>
+        <w:rFonts w:eastAsia="黑体"/>
         <w:sz w:val="24"/>
         <w:szCs w:val="24"/>
       </w:rPr>
@@ -9299,7 +9708,7 @@
       <w:spacing w:after="0" w:line="240" w:lineRule="auto"/>
     </w:pPr>
     <w:rPr>
-      <w:rFonts w:asciiTheme="majorHAnsi" w:cstheme="majorBidi" w:eastAsiaTheme="majorEastAsia" w:hAnsiTheme="majorHAnsi"/>
+      <w:rFonts w:asciiTheme="majorHAnsi" w:cstheme="majorBidi" w:hAnsiTheme="majorHAnsi" w:eastAsia="黑体"/>
       <w:color w:themeColor="text1" w:val="000000"/>
     </w:rPr>
     <w:tblPr>
@@ -9321,6 +9730,7 @@
     </w:tblPr>
     <w:tblStylePr w:type="firstRow">
       <w:rPr>
+        <w:rFonts w:eastAsia="黑体"/>
         <w:sz w:val="24"/>
         <w:szCs w:val="24"/>
       </w:rPr>
@@ -9427,7 +9837,7 @@
       <w:spacing w:after="0" w:line="240" w:lineRule="auto"/>
     </w:pPr>
     <w:rPr>
-      <w:rFonts w:asciiTheme="majorHAnsi" w:cstheme="majorBidi" w:eastAsiaTheme="majorEastAsia" w:hAnsiTheme="majorHAnsi"/>
+      <w:rFonts w:asciiTheme="majorHAnsi" w:cstheme="majorBidi" w:hAnsiTheme="majorHAnsi" w:eastAsia="黑体"/>
       <w:color w:themeColor="text1" w:val="000000"/>
     </w:rPr>
     <w:tblPr>
@@ -9449,6 +9859,7 @@
     </w:tblPr>
     <w:tblStylePr w:type="firstRow">
       <w:rPr>
+        <w:rFonts w:eastAsia="黑体"/>
         <w:sz w:val="24"/>
         <w:szCs w:val="24"/>
       </w:rPr>
@@ -9555,7 +9966,7 @@
       <w:spacing w:after="0" w:line="240" w:lineRule="auto"/>
     </w:pPr>
     <w:rPr>
-      <w:rFonts w:asciiTheme="majorHAnsi" w:cstheme="majorBidi" w:eastAsiaTheme="majorEastAsia" w:hAnsiTheme="majorHAnsi"/>
+      <w:rFonts w:asciiTheme="majorHAnsi" w:cstheme="majorBidi" w:hAnsiTheme="majorHAnsi" w:eastAsia="黑体"/>
       <w:color w:themeColor="text1" w:val="000000"/>
     </w:rPr>
     <w:tblPr>
@@ -9577,6 +9988,7 @@
     </w:tblPr>
     <w:tblStylePr w:type="firstRow">
       <w:rPr>
+        <w:rFonts w:eastAsia="黑体"/>
         <w:sz w:val="24"/>
         <w:szCs w:val="24"/>
       </w:rPr>
@@ -9706,12 +10118,14 @@
     </w:tcPr>
     <w:tblStylePr w:type="firstRow">
       <w:rPr>
+        <w:rFonts w:eastAsia="黑体"/>
         <w:b/>
         <w:bCs/>
       </w:rPr>
     </w:tblStylePr>
     <w:tblStylePr w:type="lastRow">
       <w:rPr>
+        <w:rFonts w:eastAsia="黑体"/>
         <w:b/>
         <w:bCs/>
       </w:rPr>
@@ -9724,12 +10138,14 @@
     </w:tblStylePr>
     <w:tblStylePr w:type="firstCol">
       <w:rPr>
+        <w:rFonts w:eastAsia="黑体"/>
         <w:b/>
         <w:bCs/>
       </w:rPr>
     </w:tblStylePr>
     <w:tblStylePr w:type="lastCol">
       <w:rPr>
+        <w:rFonts w:eastAsia="黑体"/>
         <w:b/>
         <w:bCs/>
       </w:rPr>
@@ -9779,12 +10195,14 @@
     </w:tcPr>
     <w:tblStylePr w:type="firstRow">
       <w:rPr>
+        <w:rFonts w:eastAsia="黑体"/>
         <w:b/>
         <w:bCs/>
       </w:rPr>
     </w:tblStylePr>
     <w:tblStylePr w:type="lastRow">
       <w:rPr>
+        <w:rFonts w:eastAsia="黑体"/>
         <w:b/>
         <w:bCs/>
       </w:rPr>
@@ -9797,12 +10215,14 @@
     </w:tblStylePr>
     <w:tblStylePr w:type="firstCol">
       <w:rPr>
+        <w:rFonts w:eastAsia="黑体"/>
         <w:b/>
         <w:bCs/>
       </w:rPr>
     </w:tblStylePr>
     <w:tblStylePr w:type="lastCol">
       <w:rPr>
+        <w:rFonts w:eastAsia="黑体"/>
         <w:b/>
         <w:bCs/>
       </w:rPr>
@@ -9852,12 +10272,14 @@
     </w:tcPr>
     <w:tblStylePr w:type="firstRow">
       <w:rPr>
+        <w:rFonts w:eastAsia="黑体"/>
         <w:b/>
         <w:bCs/>
       </w:rPr>
     </w:tblStylePr>
     <w:tblStylePr w:type="lastRow">
       <w:rPr>
+        <w:rFonts w:eastAsia="黑体"/>
         <w:b/>
         <w:bCs/>
       </w:rPr>
@@ -9870,12 +10292,14 @@
     </w:tblStylePr>
     <w:tblStylePr w:type="firstCol">
       <w:rPr>
+        <w:rFonts w:eastAsia="黑体"/>
         <w:b/>
         <w:bCs/>
       </w:rPr>
     </w:tblStylePr>
     <w:tblStylePr w:type="lastCol">
       <w:rPr>
+        <w:rFonts w:eastAsia="黑体"/>
         <w:b/>
         <w:bCs/>
       </w:rPr>
@@ -9925,12 +10349,14 @@
     </w:tcPr>
     <w:tblStylePr w:type="firstRow">
       <w:rPr>
+        <w:rFonts w:eastAsia="黑体"/>
         <w:b/>
         <w:bCs/>
       </w:rPr>
     </w:tblStylePr>
     <w:tblStylePr w:type="lastRow">
       <w:rPr>
+        <w:rFonts w:eastAsia="黑体"/>
         <w:b/>
         <w:bCs/>
       </w:rPr>
@@ -9943,12 +10369,14 @@
     </w:tblStylePr>
     <w:tblStylePr w:type="firstCol">
       <w:rPr>
+        <w:rFonts w:eastAsia="黑体"/>
         <w:b/>
         <w:bCs/>
       </w:rPr>
     </w:tblStylePr>
     <w:tblStylePr w:type="lastCol">
       <w:rPr>
+        <w:rFonts w:eastAsia="黑体"/>
         <w:b/>
         <w:bCs/>
       </w:rPr>
@@ -9998,12 +10426,14 @@
     </w:tcPr>
     <w:tblStylePr w:type="firstRow">
       <w:rPr>
+        <w:rFonts w:eastAsia="黑体"/>
         <w:b/>
         <w:bCs/>
       </w:rPr>
     </w:tblStylePr>
     <w:tblStylePr w:type="lastRow">
       <w:rPr>
+        <w:rFonts w:eastAsia="黑体"/>
         <w:b/>
         <w:bCs/>
       </w:rPr>
@@ -10016,12 +10446,14 @@
     </w:tblStylePr>
     <w:tblStylePr w:type="firstCol">
       <w:rPr>
+        <w:rFonts w:eastAsia="黑体"/>
         <w:b/>
         <w:bCs/>
       </w:rPr>
     </w:tblStylePr>
     <w:tblStylePr w:type="lastCol">
       <w:rPr>
+        <w:rFonts w:eastAsia="黑体"/>
         <w:b/>
         <w:bCs/>
       </w:rPr>
@@ -10071,12 +10503,14 @@
     </w:tcPr>
     <w:tblStylePr w:type="firstRow">
       <w:rPr>
+        <w:rFonts w:eastAsia="黑体"/>
         <w:b/>
         <w:bCs/>
       </w:rPr>
     </w:tblStylePr>
     <w:tblStylePr w:type="lastRow">
       <w:rPr>
+        <w:rFonts w:eastAsia="黑体"/>
         <w:b/>
         <w:bCs/>
       </w:rPr>
@@ -10089,12 +10523,14 @@
     </w:tblStylePr>
     <w:tblStylePr w:type="firstCol">
       <w:rPr>
+        <w:rFonts w:eastAsia="黑体"/>
         <w:b/>
         <w:bCs/>
       </w:rPr>
     </w:tblStylePr>
     <w:tblStylePr w:type="lastCol">
       <w:rPr>
+        <w:rFonts w:eastAsia="黑体"/>
         <w:b/>
         <w:bCs/>
       </w:rPr>
@@ -10144,12 +10580,14 @@
     </w:tcPr>
     <w:tblStylePr w:type="firstRow">
       <w:rPr>
+        <w:rFonts w:eastAsia="黑体"/>
         <w:b/>
         <w:bCs/>
       </w:rPr>
     </w:tblStylePr>
     <w:tblStylePr w:type="lastRow">
       <w:rPr>
+        <w:rFonts w:eastAsia="黑体"/>
         <w:b/>
         <w:bCs/>
       </w:rPr>
@@ -10162,12 +10600,14 @@
     </w:tblStylePr>
     <w:tblStylePr w:type="firstCol">
       <w:rPr>
+        <w:rFonts w:eastAsia="黑体"/>
         <w:b/>
         <w:bCs/>
       </w:rPr>
     </w:tblStylePr>
     <w:tblStylePr w:type="lastCol">
       <w:rPr>
+        <w:rFonts w:eastAsia="黑体"/>
         <w:b/>
         <w:bCs/>
       </w:rPr>
@@ -10194,7 +10634,7 @@
       <w:spacing w:after="0" w:line="240" w:lineRule="auto"/>
     </w:pPr>
     <w:rPr>
-      <w:rFonts w:asciiTheme="majorHAnsi" w:cstheme="majorBidi" w:eastAsiaTheme="majorEastAsia" w:hAnsiTheme="majorHAnsi"/>
+      <w:rFonts w:asciiTheme="majorHAnsi" w:cstheme="majorBidi" w:hAnsiTheme="majorHAnsi" w:eastAsia="黑体"/>
       <w:color w:themeColor="text1" w:val="000000"/>
     </w:rPr>
     <w:tblPr>
@@ -10221,6 +10661,7 @@
     </w:tcPr>
     <w:tblStylePr w:type="firstRow">
       <w:rPr>
+        <w:rFonts w:eastAsia="黑体"/>
         <w:b/>
         <w:bCs/>
         <w:color w:themeColor="text1" w:val="000000"/>
@@ -10232,6 +10673,7 @@
     </w:tblStylePr>
     <w:tblStylePr w:type="lastRow">
       <w:rPr>
+        <w:rFonts w:eastAsia="黑体"/>
         <w:b/>
         <w:bCs/>
         <w:color w:themeColor="text1" w:val="000000"/>
@@ -10251,6 +10693,7 @@
     </w:tblStylePr>
     <w:tblStylePr w:type="firstCol">
       <w:rPr>
+        <w:rFonts w:eastAsia="黑体"/>
         <w:b/>
         <w:bCs/>
         <w:color w:themeColor="text1" w:val="000000"/>
@@ -10270,6 +10713,7 @@
     </w:tblStylePr>
     <w:tblStylePr w:type="lastCol">
       <w:rPr>
+        <w:rFonts w:eastAsia="黑体"/>
         <w:b w:val="0"/>
         <w:bCs w:val="0"/>
         <w:color w:themeColor="text1" w:val="000000"/>
@@ -10319,7 +10763,7 @@
       <w:spacing w:after="0" w:line="240" w:lineRule="auto"/>
     </w:pPr>
     <w:rPr>
-      <w:rFonts w:asciiTheme="majorHAnsi" w:cstheme="majorBidi" w:eastAsiaTheme="majorEastAsia" w:hAnsiTheme="majorHAnsi"/>
+      <w:rFonts w:asciiTheme="majorHAnsi" w:cstheme="majorBidi" w:hAnsiTheme="majorHAnsi" w:eastAsia="黑体"/>
       <w:color w:themeColor="text1" w:val="000000"/>
     </w:rPr>
     <w:tblPr>
@@ -10346,6 +10790,7 @@
     </w:tcPr>
     <w:tblStylePr w:type="firstRow">
       <w:rPr>
+        <w:rFonts w:eastAsia="黑体"/>
         <w:b/>
         <w:bCs/>
         <w:color w:themeColor="text1" w:val="000000"/>
@@ -10357,6 +10802,7 @@
     </w:tblStylePr>
     <w:tblStylePr w:type="lastRow">
       <w:rPr>
+        <w:rFonts w:eastAsia="黑体"/>
         <w:b/>
         <w:bCs/>
         <w:color w:themeColor="text1" w:val="000000"/>
@@ -10376,6 +10822,7 @@
     </w:tblStylePr>
     <w:tblStylePr w:type="firstCol">
       <w:rPr>
+        <w:rFonts w:eastAsia="黑体"/>
         <w:b/>
         <w:bCs/>
         <w:color w:themeColor="text1" w:val="000000"/>
@@ -10395,6 +10842,7 @@
     </w:tblStylePr>
     <w:tblStylePr w:type="lastCol">
       <w:rPr>
+        <w:rFonts w:eastAsia="黑体"/>
         <w:b w:val="0"/>
         <w:bCs w:val="0"/>
         <w:color w:themeColor="text1" w:val="000000"/>
@@ -10444,7 +10892,7 @@
       <w:spacing w:after="0" w:line="240" w:lineRule="auto"/>
     </w:pPr>
     <w:rPr>
-      <w:rFonts w:asciiTheme="majorHAnsi" w:cstheme="majorBidi" w:eastAsiaTheme="majorEastAsia" w:hAnsiTheme="majorHAnsi"/>
+      <w:rFonts w:asciiTheme="majorHAnsi" w:cstheme="majorBidi" w:hAnsiTheme="majorHAnsi" w:eastAsia="黑体"/>
       <w:color w:themeColor="text1" w:val="000000"/>
     </w:rPr>
     <w:tblPr>
@@ -10471,6 +10919,7 @@
     </w:tcPr>
     <w:tblStylePr w:type="firstRow">
       <w:rPr>
+        <w:rFonts w:eastAsia="黑体"/>
         <w:b/>
         <w:bCs/>
         <w:color w:themeColor="text1" w:val="000000"/>
@@ -10482,6 +10931,7 @@
     </w:tblStylePr>
     <w:tblStylePr w:type="lastRow">
       <w:rPr>
+        <w:rFonts w:eastAsia="黑体"/>
         <w:b/>
         <w:bCs/>
         <w:color w:themeColor="text1" w:val="000000"/>
@@ -10501,6 +10951,7 @@
     </w:tblStylePr>
     <w:tblStylePr w:type="firstCol">
       <w:rPr>
+        <w:rFonts w:eastAsia="黑体"/>
         <w:b/>
         <w:bCs/>
         <w:color w:themeColor="text1" w:val="000000"/>
@@ -10520,6 +10971,7 @@
     </w:tblStylePr>
     <w:tblStylePr w:type="lastCol">
       <w:rPr>
+        <w:rFonts w:eastAsia="黑体"/>
         <w:b w:val="0"/>
         <w:bCs w:val="0"/>
         <w:color w:themeColor="text1" w:val="000000"/>
@@ -10569,7 +11021,7 @@
       <w:spacing w:after="0" w:line="240" w:lineRule="auto"/>
     </w:pPr>
     <w:rPr>
-      <w:rFonts w:asciiTheme="majorHAnsi" w:cstheme="majorBidi" w:eastAsiaTheme="majorEastAsia" w:hAnsiTheme="majorHAnsi"/>
+      <w:rFonts w:asciiTheme="majorHAnsi" w:cstheme="majorBidi" w:hAnsiTheme="majorHAnsi" w:eastAsia="黑体"/>
       <w:color w:themeColor="text1" w:val="000000"/>
     </w:rPr>
     <w:tblPr>
@@ -10596,6 +11048,7 @@
     </w:tcPr>
     <w:tblStylePr w:type="firstRow">
       <w:rPr>
+        <w:rFonts w:eastAsia="黑体"/>
         <w:b/>
         <w:bCs/>
         <w:color w:themeColor="text1" w:val="000000"/>
@@ -10607,6 +11060,7 @@
     </w:tblStylePr>
     <w:tblStylePr w:type="lastRow">
       <w:rPr>
+        <w:rFonts w:eastAsia="黑体"/>
         <w:b/>
         <w:bCs/>
         <w:color w:themeColor="text1" w:val="000000"/>
@@ -10626,6 +11080,7 @@
     </w:tblStylePr>
     <w:tblStylePr w:type="firstCol">
       <w:rPr>
+        <w:rFonts w:eastAsia="黑体"/>
         <w:b/>
         <w:bCs/>
         <w:color w:themeColor="text1" w:val="000000"/>
@@ -10645,6 +11100,7 @@
     </w:tblStylePr>
     <w:tblStylePr w:type="lastCol">
       <w:rPr>
+        <w:rFonts w:eastAsia="黑体"/>
         <w:b w:val="0"/>
         <w:bCs w:val="0"/>
         <w:color w:themeColor="text1" w:val="000000"/>
@@ -10694,7 +11150,7 @@
       <w:spacing w:after="0" w:line="240" w:lineRule="auto"/>
     </w:pPr>
     <w:rPr>
-      <w:rFonts w:asciiTheme="majorHAnsi" w:cstheme="majorBidi" w:eastAsiaTheme="majorEastAsia" w:hAnsiTheme="majorHAnsi"/>
+      <w:rFonts w:asciiTheme="majorHAnsi" w:cstheme="majorBidi" w:hAnsiTheme="majorHAnsi" w:eastAsia="黑体"/>
       <w:color w:themeColor="text1" w:val="000000"/>
     </w:rPr>
     <w:tblPr>
@@ -10721,6 +11177,7 @@
     </w:tcPr>
     <w:tblStylePr w:type="firstRow">
       <w:rPr>
+        <w:rFonts w:eastAsia="黑体"/>
         <w:b/>
         <w:bCs/>
         <w:color w:themeColor="text1" w:val="000000"/>
@@ -10732,6 +11189,7 @@
     </w:tblStylePr>
     <w:tblStylePr w:type="lastRow">
       <w:rPr>
+        <w:rFonts w:eastAsia="黑体"/>
         <w:b/>
         <w:bCs/>
         <w:color w:themeColor="text1" w:val="000000"/>
@@ -10751,6 +11209,7 @@
     </w:tblStylePr>
     <w:tblStylePr w:type="firstCol">
       <w:rPr>
+        <w:rFonts w:eastAsia="黑体"/>
         <w:b/>
         <w:bCs/>
         <w:color w:themeColor="text1" w:val="000000"/>
@@ -10770,6 +11229,7 @@
     </w:tblStylePr>
     <w:tblStylePr w:type="lastCol">
       <w:rPr>
+        <w:rFonts w:eastAsia="黑体"/>
         <w:b w:val="0"/>
         <w:bCs w:val="0"/>
         <w:color w:themeColor="text1" w:val="000000"/>
@@ -10819,7 +11279,7 @@
       <w:spacing w:after="0" w:line="240" w:lineRule="auto"/>
     </w:pPr>
     <w:rPr>
-      <w:rFonts w:asciiTheme="majorHAnsi" w:cstheme="majorBidi" w:eastAsiaTheme="majorEastAsia" w:hAnsiTheme="majorHAnsi"/>
+      <w:rFonts w:asciiTheme="majorHAnsi" w:cstheme="majorBidi" w:hAnsiTheme="majorHAnsi" w:eastAsia="黑体"/>
       <w:color w:themeColor="text1" w:val="000000"/>
     </w:rPr>
     <w:tblPr>
@@ -10846,6 +11306,7 @@
     </w:tcPr>
     <w:tblStylePr w:type="firstRow">
       <w:rPr>
+        <w:rFonts w:eastAsia="黑体"/>
         <w:b/>
         <w:bCs/>
         <w:color w:themeColor="text1" w:val="000000"/>
@@ -10857,6 +11318,7 @@
     </w:tblStylePr>
     <w:tblStylePr w:type="lastRow">
       <w:rPr>
+        <w:rFonts w:eastAsia="黑体"/>
         <w:b/>
         <w:bCs/>
         <w:color w:themeColor="text1" w:val="000000"/>
@@ -10876,6 +11338,7 @@
     </w:tblStylePr>
     <w:tblStylePr w:type="firstCol">
       <w:rPr>
+        <w:rFonts w:eastAsia="黑体"/>
         <w:b/>
         <w:bCs/>
         <w:color w:themeColor="text1" w:val="000000"/>
@@ -10895,6 +11358,7 @@
     </w:tblStylePr>
     <w:tblStylePr w:type="lastCol">
       <w:rPr>
+        <w:rFonts w:eastAsia="黑体"/>
         <w:b w:val="0"/>
         <w:bCs w:val="0"/>
         <w:color w:themeColor="text1" w:val="000000"/>
@@ -10944,7 +11408,7 @@
       <w:spacing w:after="0" w:line="240" w:lineRule="auto"/>
     </w:pPr>
     <w:rPr>
-      <w:rFonts w:asciiTheme="majorHAnsi" w:cstheme="majorBidi" w:eastAsiaTheme="majorEastAsia" w:hAnsiTheme="majorHAnsi"/>
+      <w:rFonts w:asciiTheme="majorHAnsi" w:cstheme="majorBidi" w:hAnsiTheme="majorHAnsi" w:eastAsia="黑体"/>
       <w:color w:themeColor="text1" w:val="000000"/>
     </w:rPr>
     <w:tblPr>
@@ -10971,6 +11435,7 @@
     </w:tcPr>
     <w:tblStylePr w:type="firstRow">
       <w:rPr>
+        <w:rFonts w:eastAsia="黑体"/>
         <w:b/>
         <w:bCs/>
         <w:color w:themeColor="text1" w:val="000000"/>
@@ -10982,6 +11447,7 @@
     </w:tblStylePr>
     <w:tblStylePr w:type="lastRow">
       <w:rPr>
+        <w:rFonts w:eastAsia="黑体"/>
         <w:b/>
         <w:bCs/>
         <w:color w:themeColor="text1" w:val="000000"/>
@@ -11001,6 +11467,7 @@
     </w:tblStylePr>
     <w:tblStylePr w:type="firstCol">
       <w:rPr>
+        <w:rFonts w:eastAsia="黑体"/>
         <w:b/>
         <w:bCs/>
         <w:color w:themeColor="text1" w:val="000000"/>
@@ -11020,6 +11487,7 @@
     </w:tblStylePr>
     <w:tblStylePr w:type="lastCol">
       <w:rPr>
+        <w:rFonts w:eastAsia="黑体"/>
         <w:b w:val="0"/>
         <w:bCs w:val="0"/>
         <w:color w:themeColor="text1" w:val="000000"/>
@@ -11092,6 +11560,7 @@
     </w:tcPr>
     <w:tblStylePr w:type="firstRow">
       <w:rPr>
+        <w:rFonts w:eastAsia="黑体"/>
         <w:b/>
         <w:bCs/>
         <w:i w:val="0"/>
@@ -11113,6 +11582,7 @@
     </w:tblStylePr>
     <w:tblStylePr w:type="lastRow">
       <w:rPr>
+        <w:rFonts w:eastAsia="黑体"/>
         <w:b/>
         <w:bCs/>
         <w:i w:val="0"/>
@@ -11134,6 +11604,7 @@
     </w:tblStylePr>
     <w:tblStylePr w:type="firstCol">
       <w:rPr>
+        <w:rFonts w:eastAsia="黑体"/>
         <w:b/>
         <w:bCs/>
         <w:i w:val="0"/>
@@ -11153,6 +11624,7 @@
     </w:tblStylePr>
     <w:tblStylePr w:type="lastCol">
       <w:rPr>
+        <w:rFonts w:eastAsia="黑体"/>
         <w:b/>
         <w:bCs/>
         <w:i w:val="0"/>
@@ -11233,6 +11705,7 @@
     </w:tcPr>
     <w:tblStylePr w:type="firstRow">
       <w:rPr>
+        <w:rFonts w:eastAsia="黑体"/>
         <w:b/>
         <w:bCs/>
         <w:i w:val="0"/>
@@ -11254,6 +11727,7 @@
     </w:tblStylePr>
     <w:tblStylePr w:type="lastRow">
       <w:rPr>
+        <w:rFonts w:eastAsia="黑体"/>
         <w:b/>
         <w:bCs/>
         <w:i w:val="0"/>
@@ -11275,6 +11749,7 @@
     </w:tblStylePr>
     <w:tblStylePr w:type="firstCol">
       <w:rPr>
+        <w:rFonts w:eastAsia="黑体"/>
         <w:b/>
         <w:bCs/>
         <w:i w:val="0"/>
@@ -11294,6 +11769,7 @@
     </w:tblStylePr>
     <w:tblStylePr w:type="lastCol">
       <w:rPr>
+        <w:rFonts w:eastAsia="黑体"/>
         <w:b/>
         <w:bCs/>
         <w:i w:val="0"/>
@@ -11374,6 +11850,7 @@
     </w:tcPr>
     <w:tblStylePr w:type="firstRow">
       <w:rPr>
+        <w:rFonts w:eastAsia="黑体"/>
         <w:b/>
         <w:bCs/>
         <w:i w:val="0"/>
@@ -11395,6 +11872,7 @@
     </w:tblStylePr>
     <w:tblStylePr w:type="lastRow">
       <w:rPr>
+        <w:rFonts w:eastAsia="黑体"/>
         <w:b/>
         <w:bCs/>
         <w:i w:val="0"/>
@@ -11416,6 +11894,7 @@
     </w:tblStylePr>
     <w:tblStylePr w:type="firstCol">
       <w:rPr>
+        <w:rFonts w:eastAsia="黑体"/>
         <w:b/>
         <w:bCs/>
         <w:i w:val="0"/>
@@ -11435,6 +11914,7 @@
     </w:tblStylePr>
     <w:tblStylePr w:type="lastCol">
       <w:rPr>
+        <w:rFonts w:eastAsia="黑体"/>
         <w:b/>
         <w:bCs/>
         <w:i w:val="0"/>
@@ -11515,6 +11995,7 @@
     </w:tcPr>
     <w:tblStylePr w:type="firstRow">
       <w:rPr>
+        <w:rFonts w:eastAsia="黑体"/>
         <w:b/>
         <w:bCs/>
         <w:i w:val="0"/>
@@ -11536,6 +12017,7 @@
     </w:tblStylePr>
     <w:tblStylePr w:type="lastRow">
       <w:rPr>
+        <w:rFonts w:eastAsia="黑体"/>
         <w:b/>
         <w:bCs/>
         <w:i w:val="0"/>
@@ -11557,6 +12039,7 @@
     </w:tblStylePr>
     <w:tblStylePr w:type="firstCol">
       <w:rPr>
+        <w:rFonts w:eastAsia="黑体"/>
         <w:b/>
         <w:bCs/>
         <w:i w:val="0"/>
@@ -11576,6 +12059,7 @@
     </w:tblStylePr>
     <w:tblStylePr w:type="lastCol">
       <w:rPr>
+        <w:rFonts w:eastAsia="黑体"/>
         <w:b/>
         <w:bCs/>
         <w:i w:val="0"/>
@@ -11656,6 +12140,7 @@
     </w:tcPr>
     <w:tblStylePr w:type="firstRow">
       <w:rPr>
+        <w:rFonts w:eastAsia="黑体"/>
         <w:b/>
         <w:bCs/>
         <w:i w:val="0"/>
@@ -11677,6 +12162,7 @@
     </w:tblStylePr>
     <w:tblStylePr w:type="lastRow">
       <w:rPr>
+        <w:rFonts w:eastAsia="黑体"/>
         <w:b/>
         <w:bCs/>
         <w:i w:val="0"/>
@@ -11698,6 +12184,7 @@
     </w:tblStylePr>
     <w:tblStylePr w:type="firstCol">
       <w:rPr>
+        <w:rFonts w:eastAsia="黑体"/>
         <w:b/>
         <w:bCs/>
         <w:i w:val="0"/>
@@ -11717,6 +12204,7 @@
     </w:tblStylePr>
     <w:tblStylePr w:type="lastCol">
       <w:rPr>
+        <w:rFonts w:eastAsia="黑体"/>
         <w:b/>
         <w:bCs/>
         <w:i w:val="0"/>
@@ -11797,6 +12285,7 @@
     </w:tcPr>
     <w:tblStylePr w:type="firstRow">
       <w:rPr>
+        <w:rFonts w:eastAsia="黑体"/>
         <w:b/>
         <w:bCs/>
         <w:i w:val="0"/>
@@ -11818,6 +12307,7 @@
     </w:tblStylePr>
     <w:tblStylePr w:type="lastRow">
       <w:rPr>
+        <w:rFonts w:eastAsia="黑体"/>
         <w:b/>
         <w:bCs/>
         <w:i w:val="0"/>
@@ -11839,6 +12329,7 @@
     </w:tblStylePr>
     <w:tblStylePr w:type="firstCol">
       <w:rPr>
+        <w:rFonts w:eastAsia="黑体"/>
         <w:b/>
         <w:bCs/>
         <w:i w:val="0"/>
@@ -11858,6 +12349,7 @@
     </w:tblStylePr>
     <w:tblStylePr w:type="lastCol">
       <w:rPr>
+        <w:rFonts w:eastAsia="黑体"/>
         <w:b/>
         <w:bCs/>
         <w:i w:val="0"/>
@@ -11938,6 +12430,7 @@
     </w:tcPr>
     <w:tblStylePr w:type="firstRow">
       <w:rPr>
+        <w:rFonts w:eastAsia="黑体"/>
         <w:b/>
         <w:bCs/>
         <w:i w:val="0"/>
@@ -11959,6 +12452,7 @@
     </w:tblStylePr>
     <w:tblStylePr w:type="lastRow">
       <w:rPr>
+        <w:rFonts w:eastAsia="黑体"/>
         <w:b/>
         <w:bCs/>
         <w:i w:val="0"/>
@@ -11980,6 +12474,7 @@
     </w:tblStylePr>
     <w:tblStylePr w:type="firstCol">
       <w:rPr>
+        <w:rFonts w:eastAsia="黑体"/>
         <w:b/>
         <w:bCs/>
         <w:i w:val="0"/>
@@ -11999,6 +12494,7 @@
     </w:tblStylePr>
     <w:tblStylePr w:type="lastCol">
       <w:rPr>
+        <w:rFonts w:eastAsia="黑体"/>
         <w:b/>
         <w:bCs/>
         <w:i w:val="0"/>
@@ -12056,6 +12552,7 @@
       <w:spacing w:after="0" w:line="240" w:lineRule="auto"/>
     </w:pPr>
     <w:rPr>
+      <w:rFonts w:eastAsia="黑体"/>
       <w:color w:themeColor="background1" w:val="FFFFFF"/>
     </w:rPr>
     <w:tblPr>
@@ -12074,6 +12571,7 @@
     </w:tcPr>
     <w:tblStylePr w:type="firstRow">
       <w:rPr>
+        <w:rFonts w:eastAsia="黑体"/>
         <w:b/>
         <w:bCs/>
       </w:rPr>
@@ -12170,6 +12668,7 @@
       <w:spacing w:after="0" w:line="240" w:lineRule="auto"/>
     </w:pPr>
     <w:rPr>
+      <w:rFonts w:eastAsia="黑体"/>
       <w:color w:themeColor="background1" w:val="FFFFFF"/>
     </w:rPr>
     <w:tblPr>
@@ -12188,6 +12687,7 @@
     </w:tcPr>
     <w:tblStylePr w:type="firstRow">
       <w:rPr>
+        <w:rFonts w:eastAsia="黑体"/>
         <w:b/>
         <w:bCs/>
       </w:rPr>
@@ -12284,6 +12784,7 @@
       <w:spacing w:after="0" w:line="240" w:lineRule="auto"/>
     </w:pPr>
     <w:rPr>
+      <w:rFonts w:eastAsia="黑体"/>
       <w:color w:themeColor="background1" w:val="FFFFFF"/>
     </w:rPr>
     <w:tblPr>
@@ -12302,6 +12803,7 @@
     </w:tcPr>
     <w:tblStylePr w:type="firstRow">
       <w:rPr>
+        <w:rFonts w:eastAsia="黑体"/>
         <w:b/>
         <w:bCs/>
       </w:rPr>
@@ -12398,6 +12900,7 @@
       <w:spacing w:after="0" w:line="240" w:lineRule="auto"/>
     </w:pPr>
     <w:rPr>
+      <w:rFonts w:eastAsia="黑体"/>
       <w:color w:themeColor="background1" w:val="FFFFFF"/>
     </w:rPr>
     <w:tblPr>
@@ -12416,6 +12919,7 @@
     </w:tcPr>
     <w:tblStylePr w:type="firstRow">
       <w:rPr>
+        <w:rFonts w:eastAsia="黑体"/>
         <w:b/>
         <w:bCs/>
       </w:rPr>
@@ -12512,6 +13016,7 @@
       <w:spacing w:after="0" w:line="240" w:lineRule="auto"/>
     </w:pPr>
     <w:rPr>
+      <w:rFonts w:eastAsia="黑体"/>
       <w:color w:themeColor="background1" w:val="FFFFFF"/>
     </w:rPr>
     <w:tblPr>
@@ -12530,6 +13035,7 @@
     </w:tcPr>
     <w:tblStylePr w:type="firstRow">
       <w:rPr>
+        <w:rFonts w:eastAsia="黑体"/>
         <w:b/>
         <w:bCs/>
       </w:rPr>
@@ -12626,6 +13132,7 @@
       <w:spacing w:after="0" w:line="240" w:lineRule="auto"/>
     </w:pPr>
     <w:rPr>
+      <w:rFonts w:eastAsia="黑体"/>
       <w:color w:themeColor="background1" w:val="FFFFFF"/>
     </w:rPr>
     <w:tblPr>
@@ -12644,6 +13151,7 @@
     </w:tcPr>
     <w:tblStylePr w:type="firstRow">
       <w:rPr>
+        <w:rFonts w:eastAsia="黑体"/>
         <w:b/>
         <w:bCs/>
       </w:rPr>
@@ -12740,6 +13248,7 @@
       <w:spacing w:after="0" w:line="240" w:lineRule="auto"/>
     </w:pPr>
     <w:rPr>
+      <w:rFonts w:eastAsia="黑体"/>
       <w:color w:themeColor="background1" w:val="FFFFFF"/>
     </w:rPr>
     <w:tblPr>
@@ -12758,6 +13267,7 @@
     </w:tcPr>
     <w:tblStylePr w:type="firstRow">
       <w:rPr>
+        <w:rFonts w:eastAsia="黑体"/>
         <w:b/>
         <w:bCs/>
       </w:rPr>
@@ -12854,6 +13364,7 @@
       <w:spacing w:after="0" w:line="240" w:lineRule="auto"/>
     </w:pPr>
     <w:rPr>
+      <w:rFonts w:eastAsia="黑体"/>
       <w:color w:themeColor="text1" w:val="000000"/>
     </w:rPr>
     <w:tblPr>
@@ -12880,6 +13391,7 @@
     </w:tcPr>
     <w:tblStylePr w:type="firstRow">
       <w:rPr>
+        <w:rFonts w:eastAsia="黑体"/>
         <w:b/>
         <w:bCs/>
       </w:rPr>
@@ -12898,6 +13410,7 @@
     </w:tblStylePr>
     <w:tblStylePr w:type="lastRow">
       <w:rPr>
+        <w:rFonts w:eastAsia="黑体"/>
         <w:b/>
         <w:bCs/>
         <w:color w:themeColor="background1" w:val="FFFFFF"/>
@@ -12912,6 +13425,7 @@
     </w:tblStylePr>
     <w:tblStylePr w:type="firstCol">
       <w:rPr>
+        <w:rFonts w:eastAsia="黑体"/>
         <w:color w:themeColor="background1" w:val="FFFFFF"/>
       </w:rPr>
       <w:tblPr/>
@@ -12929,6 +13443,7 @@
     </w:tblStylePr>
     <w:tblStylePr w:type="lastCol">
       <w:rPr>
+        <w:rFonts w:eastAsia="黑体"/>
         <w:color w:themeColor="background1" w:val="FFFFFF"/>
       </w:rPr>
       <w:tblPr/>
@@ -12958,11 +13473,13 @@
     </w:tblStylePr>
     <w:tblStylePr w:type="neCell">
       <w:rPr>
+        <w:rFonts w:eastAsia="黑体"/>
         <w:color w:themeColor="text1" w:val="000000"/>
       </w:rPr>
     </w:tblStylePr>
     <w:tblStylePr w:type="nwCell">
       <w:rPr>
+        <w:rFonts w:eastAsia="黑体"/>
         <w:color w:themeColor="text1" w:val="000000"/>
       </w:rPr>
     </w:tblStylePr>
@@ -12976,6 +13493,7 @@
       <w:spacing w:after="0" w:line="240" w:lineRule="auto"/>
     </w:pPr>
     <w:rPr>
+      <w:rFonts w:eastAsia="黑体"/>
       <w:color w:themeColor="text1" w:val="000000"/>
     </w:rPr>
     <w:tblPr>
@@ -13002,6 +13520,7 @@
     </w:tcPr>
     <w:tblStylePr w:type="firstRow">
       <w:rPr>
+        <w:rFonts w:eastAsia="黑体"/>
         <w:b/>
         <w:bCs/>
       </w:rPr>
@@ -13020,6 +13539,7 @@
     </w:tblStylePr>
     <w:tblStylePr w:type="lastRow">
       <w:rPr>
+        <w:rFonts w:eastAsia="黑体"/>
         <w:b/>
         <w:bCs/>
         <w:color w:themeColor="background1" w:val="FFFFFF"/>
@@ -13034,6 +13554,7 @@
     </w:tblStylePr>
     <w:tblStylePr w:type="firstCol">
       <w:rPr>
+        <w:rFonts w:eastAsia="黑体"/>
         <w:color w:themeColor="background1" w:val="FFFFFF"/>
       </w:rPr>
       <w:tblPr/>
@@ -13051,6 +13572,7 @@
     </w:tblStylePr>
     <w:tblStylePr w:type="lastCol">
       <w:rPr>
+        <w:rFonts w:eastAsia="黑体"/>
         <w:color w:themeColor="background1" w:val="FFFFFF"/>
       </w:rPr>
       <w:tblPr/>
@@ -13080,11 +13602,13 @@
     </w:tblStylePr>
     <w:tblStylePr w:type="neCell">
       <w:rPr>
+        <w:rFonts w:eastAsia="黑体"/>
         <w:color w:themeColor="text1" w:val="000000"/>
       </w:rPr>
     </w:tblStylePr>
     <w:tblStylePr w:type="nwCell">
       <w:rPr>
+        <w:rFonts w:eastAsia="黑体"/>
         <w:color w:themeColor="text1" w:val="000000"/>
       </w:rPr>
     </w:tblStylePr>
@@ -13098,6 +13622,7 @@
       <w:spacing w:after="0" w:line="240" w:lineRule="auto"/>
     </w:pPr>
     <w:rPr>
+      <w:rFonts w:eastAsia="黑体"/>
       <w:color w:themeColor="text1" w:val="000000"/>
     </w:rPr>
     <w:tblPr>
@@ -13124,6 +13649,7 @@
     </w:tcPr>
     <w:tblStylePr w:type="firstRow">
       <w:rPr>
+        <w:rFonts w:eastAsia="黑体"/>
         <w:b/>
         <w:bCs/>
       </w:rPr>
@@ -13142,6 +13668,7 @@
     </w:tblStylePr>
     <w:tblStylePr w:type="lastRow">
       <w:rPr>
+        <w:rFonts w:eastAsia="黑体"/>
         <w:b/>
         <w:bCs/>
         <w:color w:themeColor="background1" w:val="FFFFFF"/>
@@ -13156,6 +13683,7 @@
     </w:tblStylePr>
     <w:tblStylePr w:type="firstCol">
       <w:rPr>
+        <w:rFonts w:eastAsia="黑体"/>
         <w:color w:themeColor="background1" w:val="FFFFFF"/>
       </w:rPr>
       <w:tblPr/>
@@ -13173,6 +13701,7 @@
     </w:tblStylePr>
     <w:tblStylePr w:type="lastCol">
       <w:rPr>
+        <w:rFonts w:eastAsia="黑体"/>
         <w:color w:themeColor="background1" w:val="FFFFFF"/>
       </w:rPr>
       <w:tblPr/>
@@ -13202,11 +13731,13 @@
     </w:tblStylePr>
     <w:tblStylePr w:type="neCell">
       <w:rPr>
+        <w:rFonts w:eastAsia="黑体"/>
         <w:color w:themeColor="text1" w:val="000000"/>
       </w:rPr>
     </w:tblStylePr>
     <w:tblStylePr w:type="nwCell">
       <w:rPr>
+        <w:rFonts w:eastAsia="黑体"/>
         <w:color w:themeColor="text1" w:val="000000"/>
       </w:rPr>
     </w:tblStylePr>
@@ -13220,6 +13751,7 @@
       <w:spacing w:after="0" w:line="240" w:lineRule="auto"/>
     </w:pPr>
     <w:rPr>
+      <w:rFonts w:eastAsia="黑体"/>
       <w:color w:themeColor="text1" w:val="000000"/>
     </w:rPr>
     <w:tblPr>
@@ -13246,6 +13778,7 @@
     </w:tcPr>
     <w:tblStylePr w:type="firstRow">
       <w:rPr>
+        <w:rFonts w:eastAsia="黑体"/>
         <w:b/>
         <w:bCs/>
       </w:rPr>
@@ -13264,6 +13797,7 @@
     </w:tblStylePr>
     <w:tblStylePr w:type="lastRow">
       <w:rPr>
+        <w:rFonts w:eastAsia="黑体"/>
         <w:b/>
         <w:bCs/>
         <w:color w:themeColor="background1" w:val="FFFFFF"/>
@@ -13278,6 +13812,7 @@
     </w:tblStylePr>
     <w:tblStylePr w:type="firstCol">
       <w:rPr>
+        <w:rFonts w:eastAsia="黑体"/>
         <w:color w:themeColor="background1" w:val="FFFFFF"/>
       </w:rPr>
       <w:tblPr/>
@@ -13295,6 +13830,7 @@
     </w:tblStylePr>
     <w:tblStylePr w:type="lastCol">
       <w:rPr>
+        <w:rFonts w:eastAsia="黑体"/>
         <w:color w:themeColor="background1" w:val="FFFFFF"/>
       </w:rPr>
       <w:tblPr/>
@@ -13332,6 +13868,7 @@
       <w:spacing w:after="0" w:line="240" w:lineRule="auto"/>
     </w:pPr>
     <w:rPr>
+      <w:rFonts w:eastAsia="黑体"/>
       <w:color w:themeColor="text1" w:val="000000"/>
     </w:rPr>
     <w:tblPr>
@@ -13358,6 +13895,7 @@
     </w:tcPr>
     <w:tblStylePr w:type="firstRow">
       <w:rPr>
+        <w:rFonts w:eastAsia="黑体"/>
         <w:b/>
         <w:bCs/>
       </w:rPr>
@@ -13376,6 +13914,7 @@
     </w:tblStylePr>
     <w:tblStylePr w:type="lastRow">
       <w:rPr>
+        <w:rFonts w:eastAsia="黑体"/>
         <w:b/>
         <w:bCs/>
         <w:color w:themeColor="background1" w:val="FFFFFF"/>
@@ -13390,6 +13929,7 @@
     </w:tblStylePr>
     <w:tblStylePr w:type="firstCol">
       <w:rPr>
+        <w:rFonts w:eastAsia="黑体"/>
         <w:color w:themeColor="background1" w:val="FFFFFF"/>
       </w:rPr>
       <w:tblPr/>
@@ -13407,6 +13947,7 @@
     </w:tblStylePr>
     <w:tblStylePr w:type="lastCol">
       <w:rPr>
+        <w:rFonts w:eastAsia="黑体"/>
         <w:color w:themeColor="background1" w:val="FFFFFF"/>
       </w:rPr>
       <w:tblPr/>
@@ -13436,11 +13977,13 @@
     </w:tblStylePr>
     <w:tblStylePr w:type="neCell">
       <w:rPr>
+        <w:rFonts w:eastAsia="黑体"/>
         <w:color w:themeColor="text1" w:val="000000"/>
       </w:rPr>
     </w:tblStylePr>
     <w:tblStylePr w:type="nwCell">
       <w:rPr>
+        <w:rFonts w:eastAsia="黑体"/>
         <w:color w:themeColor="text1" w:val="000000"/>
       </w:rPr>
     </w:tblStylePr>
@@ -13454,6 +13997,7 @@
       <w:spacing w:after="0" w:line="240" w:lineRule="auto"/>
     </w:pPr>
     <w:rPr>
+      <w:rFonts w:eastAsia="黑体"/>
       <w:color w:themeColor="text1" w:val="000000"/>
     </w:rPr>
     <w:tblPr>
@@ -13480,6 +14024,7 @@
     </w:tcPr>
     <w:tblStylePr w:type="firstRow">
       <w:rPr>
+        <w:rFonts w:eastAsia="黑体"/>
         <w:b/>
         <w:bCs/>
       </w:rPr>
@@ -13498,6 +14043,7 @@
     </w:tblStylePr>
     <w:tblStylePr w:type="lastRow">
       <w:rPr>
+        <w:rFonts w:eastAsia="黑体"/>
         <w:b/>
         <w:bCs/>
         <w:color w:themeColor="background1" w:val="FFFFFF"/>
@@ -13512,6 +14058,7 @@
     </w:tblStylePr>
     <w:tblStylePr w:type="firstCol">
       <w:rPr>
+        <w:rFonts w:eastAsia="黑体"/>
         <w:color w:themeColor="background1" w:val="FFFFFF"/>
       </w:rPr>
       <w:tblPr/>
@@ -13529,6 +14076,7 @@
     </w:tblStylePr>
     <w:tblStylePr w:type="lastCol">
       <w:rPr>
+        <w:rFonts w:eastAsia="黑体"/>
         <w:color w:themeColor="background1" w:val="FFFFFF"/>
       </w:rPr>
       <w:tblPr/>
@@ -13558,11 +14106,13 @@
     </w:tblStylePr>
     <w:tblStylePr w:type="neCell">
       <w:rPr>
+        <w:rFonts w:eastAsia="黑体"/>
         <w:color w:themeColor="text1" w:val="000000"/>
       </w:rPr>
     </w:tblStylePr>
     <w:tblStylePr w:type="nwCell">
       <w:rPr>
+        <w:rFonts w:eastAsia="黑体"/>
         <w:color w:themeColor="text1" w:val="000000"/>
       </w:rPr>
     </w:tblStylePr>
@@ -13576,6 +14126,7 @@
       <w:spacing w:after="0" w:line="240" w:lineRule="auto"/>
     </w:pPr>
     <w:rPr>
+      <w:rFonts w:eastAsia="黑体"/>
       <w:color w:themeColor="text1" w:val="000000"/>
     </w:rPr>
     <w:tblPr>
@@ -13602,6 +14153,7 @@
     </w:tcPr>
     <w:tblStylePr w:type="firstRow">
       <w:rPr>
+        <w:rFonts w:eastAsia="黑体"/>
         <w:b/>
         <w:bCs/>
       </w:rPr>
@@ -13620,6 +14172,7 @@
     </w:tblStylePr>
     <w:tblStylePr w:type="lastRow">
       <w:rPr>
+        <w:rFonts w:eastAsia="黑体"/>
         <w:b/>
         <w:bCs/>
         <w:color w:themeColor="background1" w:val="FFFFFF"/>
@@ -13634,6 +14187,7 @@
     </w:tblStylePr>
     <w:tblStylePr w:type="firstCol">
       <w:rPr>
+        <w:rFonts w:eastAsia="黑体"/>
         <w:color w:themeColor="background1" w:val="FFFFFF"/>
       </w:rPr>
       <w:tblPr/>
@@ -13651,6 +14205,7 @@
     </w:tblStylePr>
     <w:tblStylePr w:type="lastCol">
       <w:rPr>
+        <w:rFonts w:eastAsia="黑体"/>
         <w:color w:themeColor="background1" w:val="FFFFFF"/>
       </w:rPr>
       <w:tblPr/>
@@ -13680,11 +14235,13 @@
     </w:tblStylePr>
     <w:tblStylePr w:type="neCell">
       <w:rPr>
+        <w:rFonts w:eastAsia="黑体"/>
         <w:color w:themeColor="text1" w:val="000000"/>
       </w:rPr>
     </w:tblStylePr>
     <w:tblStylePr w:type="nwCell">
       <w:rPr>
+        <w:rFonts w:eastAsia="黑体"/>
         <w:color w:themeColor="text1" w:val="000000"/>
       </w:rPr>
     </w:tblStylePr>
@@ -13698,6 +14255,7 @@
       <w:spacing w:after="0" w:line="240" w:lineRule="auto"/>
     </w:pPr>
     <w:rPr>
+      <w:rFonts w:eastAsia="黑体"/>
       <w:color w:themeColor="text1" w:val="000000"/>
     </w:rPr>
     <w:tblPr>
@@ -13716,6 +14274,7 @@
     </w:tcPr>
     <w:tblStylePr w:type="firstRow">
       <w:rPr>
+        <w:rFonts w:eastAsia="黑体"/>
         <w:b/>
         <w:bCs/>
         <w:color w:themeColor="background1" w:val="FFFFFF"/>
@@ -13730,6 +14289,7 @@
     </w:tblStylePr>
     <w:tblStylePr w:type="lastRow">
       <w:rPr>
+        <w:rFonts w:eastAsia="黑体"/>
         <w:b/>
         <w:bCs/>
         <w:color w:themeColor="accent2" w:themeShade="CC" w:val="9E3A38"/>
@@ -13744,12 +14304,14 @@
     </w:tblStylePr>
     <w:tblStylePr w:type="firstCol">
       <w:rPr>
+        <w:rFonts w:eastAsia="黑体"/>
         <w:b/>
         <w:bCs/>
       </w:rPr>
     </w:tblStylePr>
     <w:tblStylePr w:type="lastCol">
       <w:rPr>
+        <w:rFonts w:eastAsia="黑体"/>
         <w:b/>
         <w:bCs/>
       </w:rPr>
@@ -13784,6 +14346,7 @@
       <w:spacing w:after="0" w:line="240" w:lineRule="auto"/>
     </w:pPr>
     <w:rPr>
+      <w:rFonts w:eastAsia="黑体"/>
       <w:color w:themeColor="text1" w:val="000000"/>
     </w:rPr>
     <w:tblPr>
@@ -13802,6 +14365,7 @@
     </w:tcPr>
     <w:tblStylePr w:type="firstRow">
       <w:rPr>
+        <w:rFonts w:eastAsia="黑体"/>
         <w:b/>
         <w:bCs/>
         <w:color w:themeColor="background1" w:val="FFFFFF"/>
@@ -13816,6 +14380,7 @@
     </w:tblStylePr>
     <w:tblStylePr w:type="lastRow">
       <w:rPr>
+        <w:rFonts w:eastAsia="黑体"/>
         <w:b/>
         <w:bCs/>
         <w:color w:themeColor="accent2" w:themeShade="CC" w:val="9E3A38"/>
@@ -13830,12 +14395,14 @@
     </w:tblStylePr>
     <w:tblStylePr w:type="firstCol">
       <w:rPr>
+        <w:rFonts w:eastAsia="黑体"/>
         <w:b/>
         <w:bCs/>
       </w:rPr>
     </w:tblStylePr>
     <w:tblStylePr w:type="lastCol">
       <w:rPr>
+        <w:rFonts w:eastAsia="黑体"/>
         <w:b/>
         <w:bCs/>
       </w:rPr>
@@ -13870,6 +14437,7 @@
       <w:spacing w:after="0" w:line="240" w:lineRule="auto"/>
     </w:pPr>
     <w:rPr>
+      <w:rFonts w:eastAsia="黑体"/>
       <w:color w:themeColor="text1" w:val="000000"/>
     </w:rPr>
     <w:tblPr>
@@ -13888,6 +14456,7 @@
     </w:tcPr>
     <w:tblStylePr w:type="firstRow">
       <w:rPr>
+        <w:rFonts w:eastAsia="黑体"/>
         <w:b/>
         <w:bCs/>
         <w:color w:themeColor="background1" w:val="FFFFFF"/>
@@ -13902,6 +14471,7 @@
     </w:tblStylePr>
     <w:tblStylePr w:type="lastRow">
       <w:rPr>
+        <w:rFonts w:eastAsia="黑体"/>
         <w:b/>
         <w:bCs/>
         <w:color w:themeColor="accent2" w:themeShade="CC" w:val="9E3A38"/>
@@ -13916,12 +14486,14 @@
     </w:tblStylePr>
     <w:tblStylePr w:type="firstCol">
       <w:rPr>
+        <w:rFonts w:eastAsia="黑体"/>
         <w:b/>
         <w:bCs/>
       </w:rPr>
     </w:tblStylePr>
     <w:tblStylePr w:type="lastCol">
       <w:rPr>
+        <w:rFonts w:eastAsia="黑体"/>
         <w:b/>
         <w:bCs/>
       </w:rPr>
@@ -13956,6 +14528,7 @@
       <w:spacing w:after="0" w:line="240" w:lineRule="auto"/>
     </w:pPr>
     <w:rPr>
+      <w:rFonts w:eastAsia="黑体"/>
       <w:color w:themeColor="text1" w:val="000000"/>
     </w:rPr>
     <w:tblPr>
@@ -13974,6 +14547,7 @@
     </w:tcPr>
     <w:tblStylePr w:type="firstRow">
       <w:rPr>
+        <w:rFonts w:eastAsia="黑体"/>
         <w:b/>
         <w:bCs/>
         <w:color w:themeColor="background1" w:val="FFFFFF"/>
@@ -13988,6 +14562,7 @@
     </w:tblStylePr>
     <w:tblStylePr w:type="lastRow">
       <w:rPr>
+        <w:rFonts w:eastAsia="黑体"/>
         <w:b/>
         <w:bCs/>
         <w:color w:themeColor="accent4" w:themeShade="CC" w:val="664E82"/>
@@ -14002,12 +14577,14 @@
     </w:tblStylePr>
     <w:tblStylePr w:type="firstCol">
       <w:rPr>
+        <w:rFonts w:eastAsia="黑体"/>
         <w:b/>
         <w:bCs/>
       </w:rPr>
     </w:tblStylePr>
     <w:tblStylePr w:type="lastCol">
       <w:rPr>
+        <w:rFonts w:eastAsia="黑体"/>
         <w:b/>
         <w:bCs/>
       </w:rPr>
@@ -14042,6 +14619,7 @@
       <w:spacing w:after="0" w:line="240" w:lineRule="auto"/>
     </w:pPr>
     <w:rPr>
+      <w:rFonts w:eastAsia="黑体"/>
       <w:color w:themeColor="text1" w:val="000000"/>
     </w:rPr>
     <w:tblPr>
@@ -14060,6 +14638,7 @@
     </w:tcPr>
     <w:tblStylePr w:type="firstRow">
       <w:rPr>
+        <w:rFonts w:eastAsia="黑体"/>
         <w:b/>
         <w:bCs/>
         <w:color w:themeColor="background1" w:val="FFFFFF"/>
@@ -14074,6 +14653,7 @@
     </w:tblStylePr>
     <w:tblStylePr w:type="lastRow">
       <w:rPr>
+        <w:rFonts w:eastAsia="黑体"/>
         <w:b/>
         <w:bCs/>
         <w:color w:themeColor="accent3" w:themeShade="CC" w:val="7E9C40"/>
@@ -14088,12 +14668,14 @@
     </w:tblStylePr>
     <w:tblStylePr w:type="firstCol">
       <w:rPr>
+        <w:rFonts w:eastAsia="黑体"/>
         <w:b/>
         <w:bCs/>
       </w:rPr>
     </w:tblStylePr>
     <w:tblStylePr w:type="lastCol">
       <w:rPr>
+        <w:rFonts w:eastAsia="黑体"/>
         <w:b/>
         <w:bCs/>
       </w:rPr>
@@ -14128,6 +14710,7 @@
       <w:spacing w:after="0" w:line="240" w:lineRule="auto"/>
     </w:pPr>
     <w:rPr>
+      <w:rFonts w:eastAsia="黑体"/>
       <w:color w:themeColor="text1" w:val="000000"/>
     </w:rPr>
     <w:tblPr>
@@ -14146,6 +14729,7 @@
     </w:tcPr>
     <w:tblStylePr w:type="firstRow">
       <w:rPr>
+        <w:rFonts w:eastAsia="黑体"/>
         <w:b/>
         <w:bCs/>
         <w:color w:themeColor="background1" w:val="FFFFFF"/>
@@ -14160,6 +14744,7 @@
     </w:tblStylePr>
     <w:tblStylePr w:type="lastRow">
       <w:rPr>
+        <w:rFonts w:eastAsia="黑体"/>
         <w:b/>
         <w:bCs/>
         <w:color w:themeColor="accent6" w:themeShade="CC" w:val="F2730A"/>
@@ -14174,12 +14759,14 @@
     </w:tblStylePr>
     <w:tblStylePr w:type="firstCol">
       <w:rPr>
+        <w:rFonts w:eastAsia="黑体"/>
         <w:b/>
         <w:bCs/>
       </w:rPr>
     </w:tblStylePr>
     <w:tblStylePr w:type="lastCol">
       <w:rPr>
+        <w:rFonts w:eastAsia="黑体"/>
         <w:b/>
         <w:bCs/>
       </w:rPr>
@@ -14214,6 +14801,7 @@
       <w:spacing w:after="0" w:line="240" w:lineRule="auto"/>
     </w:pPr>
     <w:rPr>
+      <w:rFonts w:eastAsia="黑体"/>
       <w:color w:themeColor="text1" w:val="000000"/>
     </w:rPr>
     <w:tblPr>
@@ -14232,6 +14820,7 @@
     </w:tcPr>
     <w:tblStylePr w:type="firstRow">
       <w:rPr>
+        <w:rFonts w:eastAsia="黑体"/>
         <w:b/>
         <w:bCs/>
         <w:color w:themeColor="background1" w:val="FFFFFF"/>
@@ -14246,6 +14835,7 @@
     </w:tblStylePr>
     <w:tblStylePr w:type="lastRow">
       <w:rPr>
+        <w:rFonts w:eastAsia="黑体"/>
         <w:b/>
         <w:bCs/>
         <w:color w:themeColor="accent5" w:themeShade="CC" w:val="348DA5"/>
@@ -14260,12 +14850,14 @@
     </w:tblStylePr>
     <w:tblStylePr w:type="firstCol">
       <w:rPr>
+        <w:rFonts w:eastAsia="黑体"/>
         <w:b/>
         <w:bCs/>
       </w:rPr>
     </w:tblStylePr>
     <w:tblStylePr w:type="lastCol">
       <w:rPr>
+        <w:rFonts w:eastAsia="黑体"/>
         <w:b/>
         <w:bCs/>
       </w:rPr>
@@ -14300,6 +14892,7 @@
       <w:spacing w:after="0" w:line="240" w:lineRule="auto"/>
     </w:pPr>
     <w:rPr>
+      <w:rFonts w:eastAsia="黑体"/>
       <w:color w:themeColor="text1" w:val="000000"/>
     </w:rPr>
     <w:tblPr>
@@ -14321,6 +14914,7 @@
     </w:tcPr>
     <w:tblStylePr w:type="firstRow">
       <w:rPr>
+        <w:rFonts w:eastAsia="黑体"/>
         <w:b/>
         <w:bCs/>
       </w:rPr>
@@ -14331,6 +14925,7 @@
     </w:tblStylePr>
     <w:tblStylePr w:type="lastRow">
       <w:rPr>
+        <w:rFonts w:eastAsia="黑体"/>
         <w:b/>
         <w:bCs/>
         <w:color w:themeColor="text1" w:val="000000"/>
@@ -14342,6 +14937,7 @@
     </w:tblStylePr>
     <w:tblStylePr w:type="firstCol">
       <w:rPr>
+        <w:rFonts w:eastAsia="黑体"/>
         <w:color w:themeColor="background1" w:val="FFFFFF"/>
       </w:rPr>
       <w:tblPr/>
@@ -14351,6 +14947,7 @@
     </w:tblStylePr>
     <w:tblStylePr w:type="lastCol">
       <w:rPr>
+        <w:rFonts w:eastAsia="黑体"/>
         <w:color w:themeColor="background1" w:val="FFFFFF"/>
       </w:rPr>
       <w:tblPr/>
@@ -14380,6 +14977,7 @@
       <w:spacing w:after="0" w:line="240" w:lineRule="auto"/>
     </w:pPr>
     <w:rPr>
+      <w:rFonts w:eastAsia="黑体"/>
       <w:color w:themeColor="text1" w:val="000000"/>
     </w:rPr>
     <w:tblPr>
@@ -14401,6 +14999,7 @@
     </w:tcPr>
     <w:tblStylePr w:type="firstRow">
       <w:rPr>
+        <w:rFonts w:eastAsia="黑体"/>
         <w:b/>
         <w:bCs/>
       </w:rPr>
@@ -14411,6 +15010,7 @@
     </w:tblStylePr>
     <w:tblStylePr w:type="lastRow">
       <w:rPr>
+        <w:rFonts w:eastAsia="黑体"/>
         <w:b/>
         <w:bCs/>
         <w:color w:themeColor="text1" w:val="000000"/>
@@ -14422,6 +15022,7 @@
     </w:tblStylePr>
     <w:tblStylePr w:type="firstCol">
       <w:rPr>
+        <w:rFonts w:eastAsia="黑体"/>
         <w:color w:themeColor="background1" w:val="FFFFFF"/>
       </w:rPr>
       <w:tblPr/>
@@ -14431,6 +15032,7 @@
     </w:tblStylePr>
     <w:tblStylePr w:type="lastCol">
       <w:rPr>
+        <w:rFonts w:eastAsia="黑体"/>
         <w:color w:themeColor="background1" w:val="FFFFFF"/>
       </w:rPr>
       <w:tblPr/>
@@ -14460,6 +15062,7 @@
       <w:spacing w:after="0" w:line="240" w:lineRule="auto"/>
     </w:pPr>
     <w:rPr>
+      <w:rFonts w:eastAsia="黑体"/>
       <w:color w:themeColor="text1" w:val="000000"/>
     </w:rPr>
     <w:tblPr>
@@ -14481,6 +15084,7 @@
     </w:tcPr>
     <w:tblStylePr w:type="firstRow">
       <w:rPr>
+        <w:rFonts w:eastAsia="黑体"/>
         <w:b/>
         <w:bCs/>
       </w:rPr>
@@ -14491,6 +15095,7 @@
     </w:tblStylePr>
     <w:tblStylePr w:type="lastRow">
       <w:rPr>
+        <w:rFonts w:eastAsia="黑体"/>
         <w:b/>
         <w:bCs/>
         <w:color w:themeColor="text1" w:val="000000"/>
@@ -14502,6 +15107,7 @@
     </w:tblStylePr>
     <w:tblStylePr w:type="firstCol">
       <w:rPr>
+        <w:rFonts w:eastAsia="黑体"/>
         <w:color w:themeColor="background1" w:val="FFFFFF"/>
       </w:rPr>
       <w:tblPr/>
@@ -14511,6 +15117,7 @@
     </w:tblStylePr>
     <w:tblStylePr w:type="lastCol">
       <w:rPr>
+        <w:rFonts w:eastAsia="黑体"/>
         <w:color w:themeColor="background1" w:val="FFFFFF"/>
       </w:rPr>
       <w:tblPr/>
@@ -14540,6 +15147,7 @@
       <w:spacing w:after="0" w:line="240" w:lineRule="auto"/>
     </w:pPr>
     <w:rPr>
+      <w:rFonts w:eastAsia="黑体"/>
       <w:color w:themeColor="text1" w:val="000000"/>
     </w:rPr>
     <w:tblPr>
@@ -14561,6 +15169,7 @@
     </w:tcPr>
     <w:tblStylePr w:type="firstRow">
       <w:rPr>
+        <w:rFonts w:eastAsia="黑体"/>
         <w:b/>
         <w:bCs/>
       </w:rPr>
@@ -14571,6 +15180,7 @@
     </w:tblStylePr>
     <w:tblStylePr w:type="lastRow">
       <w:rPr>
+        <w:rFonts w:eastAsia="黑体"/>
         <w:b/>
         <w:bCs/>
         <w:color w:themeColor="text1" w:val="000000"/>
@@ -14582,6 +15192,7 @@
     </w:tblStylePr>
     <w:tblStylePr w:type="firstCol">
       <w:rPr>
+        <w:rFonts w:eastAsia="黑体"/>
         <w:color w:themeColor="background1" w:val="FFFFFF"/>
       </w:rPr>
       <w:tblPr/>
@@ -14591,6 +15202,7 @@
     </w:tblStylePr>
     <w:tblStylePr w:type="lastCol">
       <w:rPr>
+        <w:rFonts w:eastAsia="黑体"/>
         <w:color w:themeColor="background1" w:val="FFFFFF"/>
       </w:rPr>
       <w:tblPr/>
@@ -14620,6 +15232,7 @@
       <w:spacing w:after="0" w:line="240" w:lineRule="auto"/>
     </w:pPr>
     <w:rPr>
+      <w:rFonts w:eastAsia="黑体"/>
       <w:color w:themeColor="text1" w:val="000000"/>
     </w:rPr>
     <w:tblPr>
@@ -14641,6 +15254,7 @@
     </w:tcPr>
     <w:tblStylePr w:type="firstRow">
       <w:rPr>
+        <w:rFonts w:eastAsia="黑体"/>
         <w:b/>
         <w:bCs/>
       </w:rPr>
@@ -14651,6 +15265,7 @@
     </w:tblStylePr>
     <w:tblStylePr w:type="lastRow">
       <w:rPr>
+        <w:rFonts w:eastAsia="黑体"/>
         <w:b/>
         <w:bCs/>
         <w:color w:themeColor="text1" w:val="000000"/>
@@ -14662,6 +15277,7 @@
     </w:tblStylePr>
     <w:tblStylePr w:type="firstCol">
       <w:rPr>
+        <w:rFonts w:eastAsia="黑体"/>
         <w:color w:themeColor="background1" w:val="FFFFFF"/>
       </w:rPr>
       <w:tblPr/>
@@ -14671,6 +15287,7 @@
     </w:tblStylePr>
     <w:tblStylePr w:type="lastCol">
       <w:rPr>
+        <w:rFonts w:eastAsia="黑体"/>
         <w:color w:themeColor="background1" w:val="FFFFFF"/>
       </w:rPr>
       <w:tblPr/>
@@ -14700,6 +15317,7 @@
       <w:spacing w:after="0" w:line="240" w:lineRule="auto"/>
     </w:pPr>
     <w:rPr>
+      <w:rFonts w:eastAsia="黑体"/>
       <w:color w:themeColor="text1" w:val="000000"/>
     </w:rPr>
     <w:tblPr>
@@ -14721,6 +15339,7 @@
     </w:tcPr>
     <w:tblStylePr w:type="firstRow">
       <w:rPr>
+        <w:rFonts w:eastAsia="黑体"/>
         <w:b/>
         <w:bCs/>
       </w:rPr>
@@ -14731,6 +15350,7 @@
     </w:tblStylePr>
     <w:tblStylePr w:type="lastRow">
       <w:rPr>
+        <w:rFonts w:eastAsia="黑体"/>
         <w:b/>
         <w:bCs/>
         <w:color w:themeColor="text1" w:val="000000"/>
@@ -14742,6 +15362,7 @@
     </w:tblStylePr>
     <w:tblStylePr w:type="firstCol">
       <w:rPr>
+        <w:rFonts w:eastAsia="黑体"/>
         <w:color w:themeColor="background1" w:val="FFFFFF"/>
       </w:rPr>
       <w:tblPr/>
@@ -14751,6 +15372,7 @@
     </w:tblStylePr>
     <w:tblStylePr w:type="lastCol">
       <w:rPr>
+        <w:rFonts w:eastAsia="黑体"/>
         <w:color w:themeColor="background1" w:val="FFFFFF"/>
       </w:rPr>
       <w:tblPr/>
@@ -14780,6 +15402,7 @@
       <w:spacing w:after="0" w:line="240" w:lineRule="auto"/>
     </w:pPr>
     <w:rPr>
+      <w:rFonts w:eastAsia="黑体"/>
       <w:color w:themeColor="text1" w:val="000000"/>
     </w:rPr>
     <w:tblPr>
@@ -14801,6 +15424,7 @@
     </w:tcPr>
     <w:tblStylePr w:type="firstRow">
       <w:rPr>
+        <w:rFonts w:eastAsia="黑体"/>
         <w:b/>
         <w:bCs/>
       </w:rPr>
@@ -14811,6 +15435,7 @@
     </w:tblStylePr>
     <w:tblStylePr w:type="lastRow">
       <w:rPr>
+        <w:rFonts w:eastAsia="黑体"/>
         <w:b/>
         <w:bCs/>
         <w:color w:themeColor="text1" w:val="000000"/>
@@ -14822,6 +15447,7 @@
     </w:tblStylePr>
     <w:tblStylePr w:type="firstCol">
       <w:rPr>
+        <w:rFonts w:eastAsia="黑体"/>
         <w:color w:themeColor="background1" w:val="FFFFFF"/>
       </w:rPr>
       <w:tblPr/>
@@ -14831,6 +15457,7 @@
     </w:tblStylePr>
     <w:tblStylePr w:type="lastCol">
       <w:rPr>
+        <w:rFonts w:eastAsia="黑体"/>
         <w:color w:themeColor="background1" w:val="FFFFFF"/>
       </w:rPr>
       <w:tblPr/>
@@ -14863,6 +15490,7 @@
     <w:name w:val="KeywordTok"/>
     <w:basedOn w:val="VerbatimChar"/>
     <w:rPr>
+      <w:rFonts w:eastAsia="黑体"/>
       <w:b/>
       <w:color w:val="007020"/>
     </w:rPr>
@@ -14871,6 +15499,7 @@
     <w:name w:val="DataTypeTok"/>
     <w:basedOn w:val="VerbatimChar"/>
     <w:rPr>
+      <w:rFonts w:eastAsia="黑体"/>
       <w:color w:val="902000"/>
     </w:rPr>
   </w:style>
@@ -14878,6 +15507,7 @@
     <w:name w:val="DecValTok"/>
     <w:basedOn w:val="VerbatimChar"/>
     <w:rPr>
+      <w:rFonts w:eastAsia="黑体"/>
       <w:color w:val="40a070"/>
     </w:rPr>
   </w:style>
@@ -14885,6 +15515,7 @@
     <w:name w:val="BaseNTok"/>
     <w:basedOn w:val="VerbatimChar"/>
     <w:rPr>
+      <w:rFonts w:eastAsia="黑体"/>
       <w:color w:val="40a070"/>
     </w:rPr>
   </w:style>
@@ -14892,6 +15523,7 @@
     <w:name w:val="FloatTok"/>
     <w:basedOn w:val="VerbatimChar"/>
     <w:rPr>
+      <w:rFonts w:eastAsia="黑体"/>
       <w:color w:val="40a070"/>
     </w:rPr>
   </w:style>
@@ -14899,6 +15531,7 @@
     <w:name w:val="ConstantTok"/>
     <w:basedOn w:val="VerbatimChar"/>
     <w:rPr>
+      <w:rFonts w:eastAsia="黑体"/>
       <w:color w:val="880000"/>
     </w:rPr>
   </w:style>
@@ -14906,6 +15539,7 @@
     <w:name w:val="CharTok"/>
     <w:basedOn w:val="VerbatimChar"/>
     <w:rPr>
+      <w:rFonts w:eastAsia="黑体"/>
       <w:color w:val="4070a0"/>
     </w:rPr>
   </w:style>
@@ -14913,6 +15547,7 @@
     <w:name w:val="SpecialCharTok"/>
     <w:basedOn w:val="VerbatimChar"/>
     <w:rPr>
+      <w:rFonts w:eastAsia="黑体"/>
       <w:color w:val="4070a0"/>
     </w:rPr>
   </w:style>
@@ -14920,6 +15555,7 @@
     <w:name w:val="StringTok"/>
     <w:basedOn w:val="VerbatimChar"/>
     <w:rPr>
+      <w:rFonts w:eastAsia="黑体"/>
       <w:color w:val="4070a0"/>
     </w:rPr>
   </w:style>
@@ -14927,6 +15563,7 @@
     <w:name w:val="VerbatimStringTok"/>
     <w:basedOn w:val="VerbatimChar"/>
     <w:rPr>
+      <w:rFonts w:eastAsia="黑体"/>
       <w:color w:val="4070a0"/>
     </w:rPr>
   </w:style>
@@ -14934,6 +15571,7 @@
     <w:name w:val="SpecialStringTok"/>
     <w:basedOn w:val="VerbatimChar"/>
     <w:rPr>
+      <w:rFonts w:eastAsia="黑体"/>
       <w:color w:val="bb6688"/>
     </w:rPr>
   </w:style>
@@ -14941,6 +15579,7 @@
     <w:name w:val="ImportTok"/>
     <w:basedOn w:val="VerbatimChar"/>
     <w:rPr>
+      <w:rFonts w:eastAsia="黑体"/>
       <w:b/>
       <w:color w:val="008000"/>
     </w:rPr>
@@ -14949,6 +15588,7 @@
     <w:name w:val="CommentTok"/>
     <w:basedOn w:val="VerbatimChar"/>
     <w:rPr>
+      <w:rFonts w:eastAsia="黑体"/>
       <w:i/>
       <w:color w:val="60a0b0"/>
     </w:rPr>
@@ -14957,6 +15597,7 @@
     <w:name w:val="DocumentationTok"/>
     <w:basedOn w:val="VerbatimChar"/>
     <w:rPr>
+      <w:rFonts w:eastAsia="黑体"/>
       <w:i/>
       <w:color w:val="ba2121"/>
     </w:rPr>
@@ -14965,6 +15606,7 @@
     <w:name w:val="AnnotationTok"/>
     <w:basedOn w:val="VerbatimChar"/>
     <w:rPr>
+      <w:rFonts w:eastAsia="黑体"/>
       <w:b/>
       <w:i/>
       <w:color w:val="60a0b0"/>
@@ -14974,6 +15616,7 @@
     <w:name w:val="CommentVarTok"/>
     <w:basedOn w:val="VerbatimChar"/>
     <w:rPr>
+      <w:rFonts w:eastAsia="黑体"/>
       <w:b/>
       <w:i/>
       <w:color w:val="60a0b0"/>
@@ -14983,6 +15626,7 @@
     <w:name w:val="OtherTok"/>
     <w:basedOn w:val="VerbatimChar"/>
     <w:rPr>
+      <w:rFonts w:eastAsia="黑体"/>
       <w:color w:val="007020"/>
     </w:rPr>
   </w:style>
@@ -14990,6 +15634,7 @@
     <w:name w:val="FunctionTok"/>
     <w:basedOn w:val="VerbatimChar"/>
     <w:rPr>
+      <w:rFonts w:eastAsia="黑体"/>
       <w:color w:val="06287e"/>
     </w:rPr>
   </w:style>
@@ -14997,6 +15642,7 @@
     <w:name w:val="VariableTok"/>
     <w:basedOn w:val="VerbatimChar"/>
     <w:rPr>
+      <w:rFonts w:eastAsia="黑体"/>
       <w:color w:val="19177c"/>
     </w:rPr>
   </w:style>
@@ -15004,6 +15650,7 @@
     <w:name w:val="ControlFlowTok"/>
     <w:basedOn w:val="VerbatimChar"/>
     <w:rPr>
+      <w:rFonts w:eastAsia="黑体"/>
       <w:b/>
       <w:color w:val="007020"/>
     </w:rPr>
@@ -15012,6 +15659,7 @@
     <w:name w:val="OperatorTok"/>
     <w:basedOn w:val="VerbatimChar"/>
     <w:rPr>
+      <w:rFonts w:eastAsia="黑体"/>
       <w:color w:val="666666"/>
     </w:rPr>
   </w:style>
@@ -15019,18 +15667,22 @@
     <w:name w:val="BuiltInTok"/>
     <w:basedOn w:val="VerbatimChar"/>
     <w:rPr>
+      <w:rFonts w:eastAsia="黑体"/>
       <w:color w:val="008000"/>
     </w:rPr>
   </w:style>
   <w:style w:type="character" w:customStyle="1" w:styleId="ExtensionTok">
     <w:name w:val="ExtensionTok"/>
     <w:basedOn w:val="VerbatimChar"/>
-    <w:rPr/>
+    <w:rPr>
+      <w:rFonts w:eastAsia="黑体"/>
+    </w:rPr>
   </w:style>
   <w:style w:type="character" w:customStyle="1" w:styleId="PreprocessorTok">
     <w:name w:val="PreprocessorTok"/>
     <w:basedOn w:val="VerbatimChar"/>
     <w:rPr>
+      <w:rFonts w:eastAsia="黑体"/>
       <w:color w:val="bc7a00"/>
     </w:rPr>
   </w:style>
@@ -15038,18 +15690,22 @@
     <w:name w:val="AttributeTok"/>
     <w:basedOn w:val="VerbatimChar"/>
     <w:rPr>
+      <w:rFonts w:eastAsia="黑体"/>
       <w:color w:val="7d9029"/>
     </w:rPr>
   </w:style>
   <w:style w:type="character" w:customStyle="1" w:styleId="RegionMarkerTok">
     <w:name w:val="RegionMarkerTok"/>
     <w:basedOn w:val="VerbatimChar"/>
-    <w:rPr/>
+    <w:rPr>
+      <w:rFonts w:eastAsia="黑体"/>
+    </w:rPr>
   </w:style>
   <w:style w:type="character" w:customStyle="1" w:styleId="InformationTok">
     <w:name w:val="InformationTok"/>
     <w:basedOn w:val="VerbatimChar"/>
     <w:rPr>
+      <w:rFonts w:eastAsia="黑体"/>
       <w:b/>
       <w:i/>
       <w:color w:val="60a0b0"/>
@@ -15059,6 +15715,7 @@
     <w:name w:val="WarningTok"/>
     <w:basedOn w:val="VerbatimChar"/>
     <w:rPr>
+      <w:rFonts w:eastAsia="黑体"/>
       <w:b/>
       <w:i/>
       <w:color w:val="60a0b0"/>
@@ -15068,6 +15725,7 @@
     <w:name w:val="AlertTok"/>
     <w:basedOn w:val="VerbatimChar"/>
     <w:rPr>
+      <w:rFonts w:eastAsia="黑体"/>
       <w:b/>
       <w:color w:val="ff0000"/>
     </w:rPr>
@@ -15076,6 +15734,7 @@
     <w:name w:val="ErrorTok"/>
     <w:basedOn w:val="VerbatimChar"/>
     <w:rPr>
+      <w:rFonts w:eastAsia="黑体"/>
       <w:b/>
       <w:color w:val="ff0000"/>
     </w:rPr>
@@ -15083,7 +15742,9 @@
   <w:style w:type="character" w:customStyle="1" w:styleId="NormalTok">
     <w:name w:val="NormalTok"/>
     <w:basedOn w:val="VerbatimChar"/>
-    <w:rPr/>
+    <w:rPr>
+      <w:rFonts w:eastAsia="黑体"/>
+    </w:rPr>
   </w:style>
 </w:styles>
 </file>
@@ -15132,12 +15793,12 @@
     <a:fontScheme name="Office">
       <a:majorFont>
         <a:latin typeface="Calibri"/>
-        <a:ea typeface=""/>
+        <a:ea typeface="黑体"/>
         <a:cs typeface=""/>
         <a:font script="Jpan" typeface="ＭＳ ゴシック"/>
         <a:font script="Hang" typeface="맑은 고딕"/>
-        <a:font script="Hans" typeface="宋体"/>
-        <a:font script="Hant" typeface="新細明體"/>
+        <a:font script="Hans" typeface="黑体"/>
+        <a:font script="Hant" typeface="黑体"/>
         <a:font script="Arab" typeface="Times New Roman"/>
         <a:font script="Hebr" typeface="Times New Roman"/>
         <a:font script="Thai" typeface="Angsana New"/>
@@ -15167,12 +15828,12 @@
       </a:majorFont>
       <a:minorFont>
         <a:latin typeface="Cambria"/>
-        <a:ea typeface=""/>
+        <a:ea typeface="黑体"/>
         <a:cs typeface=""/>
         <a:font script="Jpan" typeface="ＭＳ 明朝"/>
         <a:font script="Hang" typeface="맑은 고딕"/>
-        <a:font script="Hans" typeface="宋体"/>
-        <a:font script="Hant" typeface="新細明體"/>
+        <a:font script="Hans" typeface="黑体"/>
+        <a:font script="Hant" typeface="黑体"/>
         <a:font script="Arab" typeface="Arial"/>
         <a:font script="Hebr" typeface="Arial"/>
         <a:font script="Thai" typeface="Cordia New"/>

--- a/08-传感器电路/01-温度传感器电路/PTC热敏电阻测温电路/PTC热敏电阻测温电路.docx
+++ b/08-传感器电路/01-温度传感器电路/PTC热敏电阻测温电路/PTC热敏电阻测温电路.docx
@@ -2722,7 +2722,7 @@
           <w:color w:val="555555"/>
           <w:sz w:val="21"/>
         </w:rPr>
-        <w:t>材料收集者：杜文杰，WX手机：19519196569，QQ:3478827729</w:t>
+        <w:t>材料收集者：杜文杰，微信/手机：19519196569，QQ:3478827729</w:t>
       </w:r>
     </w:p>
     <w:sectPr>
